--- a/插件详细手册/6.地图/地图设计-瞎改编故事图书馆.docx
+++ b/插件详细手册/6.地图/地图设计-瞎改编故事图书馆.docx
@@ -1,30 +1,34 @@
 
 <file path=word/document.xml><?xml version="1.0" encoding="utf-8"?>
-<w:document xmlns:wpc="http://schemas.microsoft.com/office/word/2010/wordprocessingCanvas" xmlns:cx="http://schemas.microsoft.com/office/drawing/2014/chartex" xmlns:cx1="http://schemas.microsoft.com/office/drawing/2015/9/8/chartex" xmlns:cx2="http://schemas.microsoft.com/office/drawing/2015/10/21/chartex" xmlns:cx3="http://schemas.microsoft.com/office/drawing/2016/5/9/chartex" xmlns:cx4="http://schemas.microsoft.com/office/drawing/2016/5/10/chartex" xmlns:cx5="http://schemas.microsoft.com/office/drawing/2016/5/11/chartex" xmlns:cx6="http://schemas.microsoft.com/office/drawing/2016/5/12/chartex" xmlns:cx7="http://schemas.microsoft.com/office/drawing/2016/5/13/chartex" xmlns:cx8="http://schemas.microsoft.com/office/drawing/2016/5/14/chartex" xmlns:mc="http://schemas.openxmlformats.org/markup-compatibility/2006" xmlns:aink="http://schemas.microsoft.com/office/drawing/2016/ink" xmlns:am3d="http://schemas.microsoft.com/office/drawing/2017/model3d" xmlns:o="urn:schemas-microsoft-com:office:office" xmlns:oel="http://schemas.microsoft.com/office/2019/extlst" xmlns:r="http://schemas.openxmlformats.org/officeDocument/2006/relationships" xmlns:m="http://schemas.openxmlformats.org/officeDocument/2006/math" xmlns:v="urn:schemas-microsoft-com:vml" xmlns:wp14="http://schemas.microsoft.com/office/word/2010/wordprocessingDrawing" xmlns:wp="http://schemas.openxmlformats.org/drawingml/2006/wordprocessingDrawing" xmlns:w10="urn:schemas-microsoft-com:office:word" xmlns:w="http://schemas.openxmlformats.org/wordprocessingml/2006/main" xmlns:w14="http://schemas.microsoft.com/office/word/2010/wordml" xmlns:w15="http://schemas.microsoft.com/office/word/2012/wordml" xmlns:w16cex="http://schemas.microsoft.com/office/word/2018/wordml/cex" xmlns:w16cid="http://schemas.microsoft.com/office/word/2016/wordml/cid" xmlns:w16="http://schemas.microsoft.com/office/word/2018/wordml" xmlns:w16sdtdh="http://schemas.microsoft.com/office/word/2020/wordml/sdtdatahash" xmlns:w16se="http://schemas.microsoft.com/office/word/2015/wordml/symex" xmlns:wpg="http://schemas.microsoft.com/office/word/2010/wordprocessingGroup" xmlns:wpi="http://schemas.microsoft.com/office/word/2010/wordprocessingInk" xmlns:wne="http://schemas.microsoft.com/office/word/2006/wordml" xmlns:wps="http://schemas.microsoft.com/office/word/2010/wordprocessingShape" mc:Ignorable="w14 w15 w16se w16cid w16 w16cex w16sdtdh wp14">
+<w:document xmlns:wpc="http://schemas.microsoft.com/office/word/2010/wordprocessingCanvas" xmlns:cx="http://schemas.microsoft.com/office/drawing/2014/chartex" xmlns:cx1="http://schemas.microsoft.com/office/drawing/2015/9/8/chartex" xmlns:cx2="http://schemas.microsoft.com/office/drawing/2015/10/21/chartex" xmlns:cx3="http://schemas.microsoft.com/office/drawing/2016/5/9/chartex" xmlns:cx4="http://schemas.microsoft.com/office/drawing/2016/5/10/chartex" xmlns:cx5="http://schemas.microsoft.com/office/drawing/2016/5/11/chartex" xmlns:cx6="http://schemas.microsoft.com/office/drawing/2016/5/12/chartex" xmlns:cx7="http://schemas.microsoft.com/office/drawing/2016/5/13/chartex" xmlns:cx8="http://schemas.microsoft.com/office/drawing/2016/5/14/chartex" xmlns:mc="http://schemas.openxmlformats.org/markup-compatibility/2006" xmlns:aink="http://schemas.microsoft.com/office/drawing/2016/ink" xmlns:am3d="http://schemas.microsoft.com/office/drawing/2017/model3d" xmlns:o="urn:schemas-microsoft-com:office:office" xmlns:oel="http://schemas.microsoft.com/office/2019/extlst" xmlns:r="http://schemas.openxmlformats.org/officeDocument/2006/relationships" xmlns:m="http://schemas.openxmlformats.org/officeDocument/2006/math" xmlns:v="urn:schemas-microsoft-com:vml" xmlns:wp14="http://schemas.microsoft.com/office/word/2010/wordprocessingDrawing" xmlns:wp="http://schemas.openxmlformats.org/drawingml/2006/wordprocessingDrawing" xmlns:w10="urn:schemas-microsoft-com:office:word" xmlns:w="http://schemas.openxmlformats.org/wordprocessingml/2006/main" xmlns:w14="http://schemas.microsoft.com/office/word/2010/wordml" xmlns:w15="http://schemas.microsoft.com/office/word/2012/wordml" xmlns:w16cex="http://schemas.microsoft.com/office/word/2018/wordml/cex" xmlns:w16cid="http://schemas.microsoft.com/office/word/2016/wordml/cid" xmlns:w16="http://schemas.microsoft.com/office/word/2018/wordml" xmlns:w16du="http://schemas.microsoft.com/office/word/2023/wordml/word16du" xmlns:w16sdtdh="http://schemas.microsoft.com/office/word/2020/wordml/sdtdatahash" xmlns:w16sdtfl="http://schemas.microsoft.com/office/word/2024/wordml/sdtformatlock" xmlns:w16se="http://schemas.microsoft.com/office/word/2015/wordml/symex" xmlns:wpg="http://schemas.microsoft.com/office/word/2010/wordprocessingGroup" xmlns:wpi="http://schemas.microsoft.com/office/word/2010/wordprocessingInk" xmlns:wne="http://schemas.microsoft.com/office/word/2006/wordml" xmlns:wps="http://schemas.microsoft.com/office/word/2010/wordprocessingShape" mc:Ignorable="w14 w15 w16se w16cid w16 w16cex w16sdtdh w16sdtfl w16du wp14">
   <w:body>
     <w:p>
       <w:pPr>
         <w:pStyle w:val="2"/>
-      </w:pPr>
-      <w:r>
         <w:rPr>
           <w:rFonts w:hint="eastAsia"/>
         </w:rPr>
+      </w:pPr>
+      <w:r>
+        <w:rPr>
+          <w:rFonts w:hint="eastAsia"/>
+        </w:rPr>
         <w:t>概述</w:t>
       </w:r>
     </w:p>
     <w:p>
       <w:pPr>
         <w:pStyle w:val="3"/>
-        <w:rPr>
-          <w:sz w:val="28"/>
-        </w:rPr>
-      </w:pPr>
-      <w:r>
         <w:rPr>
           <w:rFonts w:hint="eastAsia"/>
           <w:sz w:val="28"/>
         </w:rPr>
+      </w:pPr>
+      <w:r>
+        <w:rPr>
+          <w:rFonts w:hint="eastAsia"/>
+          <w:sz w:val="28"/>
+        </w:rPr>
         <w:t>地图简介</w:t>
       </w:r>
     </w:p>
@@ -33,7 +37,7 @@
         <w:widowControl/>
         <w:jc w:val="left"/>
         <w:rPr>
-          <w:rFonts w:ascii="宋体" w:eastAsia="宋体" w:hAnsi="宋体" w:cs="宋体"/>
+          <w:rFonts w:ascii="宋体" w:eastAsia="宋体" w:hAnsi="宋体" w:cs="宋体" w:hint="eastAsia"/>
           <w:kern w:val="0"/>
           <w:sz w:val="24"/>
           <w:szCs w:val="24"/>
@@ -59,6 +63,9 @@
     <w:p>
       <w:pPr>
         <w:jc w:val="center"/>
+        <w:rPr>
+          <w:rFonts w:hint="eastAsia"/>
+        </w:rPr>
       </w:pPr>
       <w:r>
         <w:rPr>
@@ -69,9 +76,9 @@
           <w:szCs w:val="24"/>
         </w:rPr>
         <w:drawing>
-          <wp:inline distT="0" distB="0" distL="0" distR="0" wp14:anchorId="38C8BA23" wp14:editId="0BB1E02D">
-            <wp:extent cx="3841638" cy="2667315"/>
-            <wp:effectExtent l="0" t="0" r="6985" b="0"/>
+          <wp:inline distT="0" distB="0" distL="0" distR="0" wp14:anchorId="38C8BA23" wp14:editId="3CC6E101">
+            <wp:extent cx="3497580" cy="2428430"/>
+            <wp:effectExtent l="0" t="0" r="7620" b="0"/>
             <wp:docPr id="600937514" name="图片 1"/>
             <wp:cNvGraphicFramePr>
               <a:graphicFrameLocks xmlns:a="http://schemas.openxmlformats.org/drawingml/2006/main" noChangeAspect="1"/>
@@ -101,7 +108,7 @@
                   <pic:spPr bwMode="auto">
                     <a:xfrm>
                       <a:off x="0" y="0"/>
-                      <a:ext cx="3853733" cy="2675713"/>
+                      <a:ext cx="3512607" cy="2438864"/>
                     </a:xfrm>
                     <a:prstGeom prst="rect">
                       <a:avLst/>
@@ -118,54 +125,296 @@
         </w:drawing>
       </w:r>
     </w:p>
-    <w:p>
-      <w:pPr>
-        <w:widowControl/>
-        <w:snapToGrid w:val="0"/>
+    <w:tbl>
+      <w:tblPr>
+        <w:tblStyle w:val="af"/>
+        <w:tblW w:w="0" w:type="auto"/>
+        <w:shd w:val="clear" w:color="auto" w:fill="DEEAF6" w:themeFill="accent1" w:themeFillTint="33"/>
+        <w:tblLook w:val="04A0" w:firstRow="1" w:lastRow="0" w:firstColumn="1" w:lastColumn="0" w:noHBand="0" w:noVBand="1"/>
+      </w:tblPr>
+      <w:tblGrid>
+        <w:gridCol w:w="8522"/>
+      </w:tblGrid>
+      <w:tr>
+        <w:tc>
+          <w:tcPr>
+            <w:tcW w:w="8522" w:type="dxa"/>
+            <w:shd w:val="clear" w:color="auto" w:fill="DEEAF6" w:themeFill="accent1" w:themeFillTint="33"/>
+          </w:tcPr>
+          <w:p>
+            <w:pPr>
+              <w:widowControl/>
+              <w:snapToGrid w:val="0"/>
+              <w:jc w:val="left"/>
+              <w:rPr>
+                <w:rFonts w:ascii="Tahoma" w:eastAsia="微软雅黑" w:hAnsi="Tahoma"/>
+                <w:kern w:val="0"/>
+                <w:sz w:val="22"/>
+              </w:rPr>
+            </w:pPr>
+            <w:r>
+              <w:rPr>
+                <w:rFonts w:ascii="Tahoma" w:eastAsia="微软雅黑" w:hAnsi="Tahoma" w:hint="eastAsia"/>
+                <w:kern w:val="0"/>
+                <w:sz w:val="22"/>
+              </w:rPr>
+              <w:t>示例</w:t>
+            </w:r>
+            <w:r>
+              <w:rPr>
+                <w:rFonts w:ascii="Tahoma" w:eastAsia="微软雅黑" w:hAnsi="Tahoma" w:hint="eastAsia"/>
+                <w:kern w:val="0"/>
+                <w:sz w:val="22"/>
+              </w:rPr>
+              <w:t>中的地图为“瞎改编故事图书馆”</w:t>
+            </w:r>
+            <w:r>
+              <w:rPr>
+                <w:rFonts w:ascii="Tahoma" w:eastAsia="微软雅黑" w:hAnsi="Tahoma" w:hint="eastAsia"/>
+                <w:kern w:val="0"/>
+                <w:sz w:val="22"/>
+              </w:rPr>
+              <w:t>，</w:t>
+            </w:r>
+            <w:r>
+              <w:rPr>
+                <w:rFonts w:ascii="Tahoma" w:eastAsia="微软雅黑" w:hAnsi="Tahoma" w:hint="eastAsia"/>
+                <w:kern w:val="0"/>
+                <w:sz w:val="22"/>
+              </w:rPr>
+              <w:t>你</w:t>
+            </w:r>
+            <w:r>
+              <w:rPr>
+                <w:rFonts w:ascii="Tahoma" w:eastAsia="微软雅黑" w:hAnsi="Tahoma" w:hint="eastAsia"/>
+                <w:kern w:val="0"/>
+                <w:sz w:val="22"/>
+              </w:rPr>
+              <w:t>可以</w:t>
+            </w:r>
+            <w:r>
+              <w:rPr>
+                <w:rFonts w:ascii="Tahoma" w:eastAsia="微软雅黑" w:hAnsi="Tahoma" w:hint="eastAsia"/>
+                <w:kern w:val="0"/>
+                <w:sz w:val="22"/>
+              </w:rPr>
+              <w:t>设置</w:t>
+            </w:r>
+            <w:r>
+              <w:rPr>
+                <w:rFonts w:ascii="Tahoma" w:eastAsia="微软雅黑" w:hAnsi="Tahoma" w:hint="eastAsia"/>
+                <w:kern w:val="0"/>
+                <w:sz w:val="22"/>
+              </w:rPr>
+              <w:t xml:space="preserve"> </w:t>
+            </w:r>
+            <w:r>
+              <w:rPr>
+                <w:rFonts w:ascii="Tahoma" w:eastAsia="微软雅黑" w:hAnsi="Tahoma" w:hint="eastAsia"/>
+                <w:kern w:val="0"/>
+                <w:sz w:val="22"/>
+              </w:rPr>
+              <w:t>玩家起始位置</w:t>
+            </w:r>
+            <w:r>
+              <w:rPr>
+                <w:rFonts w:ascii="Tahoma" w:eastAsia="微软雅黑" w:hAnsi="Tahoma" w:hint="eastAsia"/>
+                <w:kern w:val="0"/>
+                <w:sz w:val="22"/>
+              </w:rPr>
+              <w:t xml:space="preserve"> </w:t>
+            </w:r>
+            <w:r>
+              <w:rPr>
+                <w:rFonts w:ascii="Tahoma" w:eastAsia="微软雅黑" w:hAnsi="Tahoma" w:hint="eastAsia"/>
+                <w:kern w:val="0"/>
+                <w:sz w:val="22"/>
+              </w:rPr>
+              <w:t>在该地图。</w:t>
+            </w:r>
+          </w:p>
+          <w:p>
+            <w:pPr>
+              <w:widowControl/>
+              <w:snapToGrid w:val="0"/>
+              <w:jc w:val="left"/>
+              <w:rPr>
+                <w:rFonts w:ascii="Tahoma" w:eastAsia="微软雅黑" w:hAnsi="Tahoma"/>
+                <w:kern w:val="0"/>
+                <w:sz w:val="22"/>
+              </w:rPr>
+            </w:pPr>
+            <w:r>
+              <w:rPr>
+                <w:rFonts w:ascii="Tahoma" w:eastAsia="微软雅黑" w:hAnsi="Tahoma" w:hint="eastAsia"/>
+                <w:kern w:val="0"/>
+                <w:sz w:val="22"/>
+              </w:rPr>
+              <w:t>如果你进入这个地图后发现是纯黑的，记得把地图滚动条往下拉，因为地图在下方</w:t>
+            </w:r>
+            <w:r>
+              <w:rPr>
+                <w:rFonts w:ascii="Tahoma" w:eastAsia="微软雅黑" w:hAnsi="Tahoma" w:hint="eastAsia"/>
+                <w:kern w:val="0"/>
+                <w:sz w:val="22"/>
+              </w:rPr>
+              <w:t>。</w:t>
+            </w:r>
+          </w:p>
+          <w:p>
+            <w:pPr>
+              <w:widowControl/>
+              <w:snapToGrid w:val="0"/>
+              <w:jc w:val="center"/>
+              <w:rPr>
+                <w:rFonts w:ascii="Tahoma" w:eastAsia="微软雅黑" w:hAnsi="Tahoma"/>
+                <w:kern w:val="0"/>
+                <w:sz w:val="22"/>
+              </w:rPr>
+            </w:pPr>
+            <w:r>
+              <w:rPr>
+                <w:rFonts w:hint="eastAsia"/>
+                <w:noProof/>
+              </w:rPr>
+              <w:drawing>
+                <wp:inline distT="0" distB="0" distL="0" distR="0" wp14:anchorId="535C0731" wp14:editId="61EE0CD1">
+                  <wp:extent cx="2476500" cy="800100"/>
+                  <wp:effectExtent l="0" t="0" r="0" b="0"/>
+                  <wp:docPr id="654638322" name="图片 1"/>
+                  <wp:cNvGraphicFramePr>
+                    <a:graphicFrameLocks xmlns:a="http://schemas.openxmlformats.org/drawingml/2006/main" noChangeAspect="1"/>
+                  </wp:cNvGraphicFramePr>
+                  <a:graphic xmlns:a="http://schemas.openxmlformats.org/drawingml/2006/main">
+                    <a:graphicData uri="http://schemas.openxmlformats.org/drawingml/2006/picture">
+                      <pic:pic xmlns:pic="http://schemas.openxmlformats.org/drawingml/2006/picture">
+                        <pic:nvPicPr>
+                          <pic:cNvPr id="0" name="Picture 1"/>
+                          <pic:cNvPicPr>
+                            <a:picLocks noChangeAspect="1" noChangeArrowheads="1"/>
+                          </pic:cNvPicPr>
+                        </pic:nvPicPr>
+                        <pic:blipFill>
+                          <a:blip r:embed="rId8">
+                            <a:extLst>
+                              <a:ext uri="{28A0092B-C50C-407E-A947-70E740481C1C}">
+                                <a14:useLocalDpi xmlns:a14="http://schemas.microsoft.com/office/drawing/2010/main" val="0"/>
+                              </a:ext>
+                            </a:extLst>
+                          </a:blip>
+                          <a:srcRect/>
+                          <a:stretch>
+                            <a:fillRect/>
+                          </a:stretch>
+                        </pic:blipFill>
+                        <pic:spPr bwMode="auto">
+                          <a:xfrm>
+                            <a:off x="0" y="0"/>
+                            <a:ext cx="2476500" cy="800100"/>
+                          </a:xfrm>
+                          <a:prstGeom prst="rect">
+                            <a:avLst/>
+                          </a:prstGeom>
+                          <a:noFill/>
+                          <a:ln>
+                            <a:noFill/>
+                          </a:ln>
+                        </pic:spPr>
+                      </pic:pic>
+                    </a:graphicData>
+                  </a:graphic>
+                </wp:inline>
+              </w:drawing>
+            </w:r>
+            <w:r>
+              <w:rPr>
+                <w:rFonts w:ascii="Tahoma" w:eastAsia="微软雅黑" w:hAnsi="Tahoma" w:hint="eastAsia"/>
+                <w:kern w:val="0"/>
+                <w:sz w:val="22"/>
+              </w:rPr>
+              <w:t xml:space="preserve"> </w:t>
+            </w:r>
+            <w:r>
+              <w:rPr>
+                <w:rFonts w:hint="eastAsia"/>
+                <w:noProof/>
+              </w:rPr>
+              <w:drawing>
+                <wp:inline distT="0" distB="0" distL="0" distR="0" wp14:anchorId="18A95E6F" wp14:editId="57C4C1AC">
+                  <wp:extent cx="1051560" cy="787876"/>
+                  <wp:effectExtent l="0" t="0" r="0" b="0"/>
+                  <wp:docPr id="1481847039" name="图片 2"/>
+                  <wp:cNvGraphicFramePr>
+                    <a:graphicFrameLocks xmlns:a="http://schemas.openxmlformats.org/drawingml/2006/main" noChangeAspect="1"/>
+                  </wp:cNvGraphicFramePr>
+                  <a:graphic xmlns:a="http://schemas.openxmlformats.org/drawingml/2006/main">
+                    <a:graphicData uri="http://schemas.openxmlformats.org/drawingml/2006/picture">
+                      <pic:pic xmlns:pic="http://schemas.openxmlformats.org/drawingml/2006/picture">
+                        <pic:nvPicPr>
+                          <pic:cNvPr id="0" name="Picture 3"/>
+                          <pic:cNvPicPr>
+                            <a:picLocks noChangeAspect="1" noChangeArrowheads="1"/>
+                          </pic:cNvPicPr>
+                        </pic:nvPicPr>
+                        <pic:blipFill>
+                          <a:blip r:embed="rId9" cstate="print">
+                            <a:extLst>
+                              <a:ext uri="{28A0092B-C50C-407E-A947-70E740481C1C}">
+                                <a14:useLocalDpi xmlns:a14="http://schemas.microsoft.com/office/drawing/2010/main" val="0"/>
+                              </a:ext>
+                            </a:extLst>
+                          </a:blip>
+                          <a:srcRect/>
+                          <a:stretch>
+                            <a:fillRect/>
+                          </a:stretch>
+                        </pic:blipFill>
+                        <pic:spPr bwMode="auto">
+                          <a:xfrm>
+                            <a:off x="0" y="0"/>
+                            <a:ext cx="1061328" cy="795194"/>
+                          </a:xfrm>
+                          <a:prstGeom prst="rect">
+                            <a:avLst/>
+                          </a:prstGeom>
+                          <a:noFill/>
+                          <a:ln>
+                            <a:noFill/>
+                          </a:ln>
+                        </pic:spPr>
+                      </pic:pic>
+                    </a:graphicData>
+                  </a:graphic>
+                </wp:inline>
+              </w:drawing>
+            </w:r>
+          </w:p>
+        </w:tc>
+      </w:tr>
+    </w:tbl>
+    <w:p>
+      <w:pPr>
+        <w:widowControl/>
+        <w:snapToGrid w:val="0"/>
+        <w:spacing w:before="120"/>
         <w:jc w:val="left"/>
         <w:rPr>
           <w:rFonts w:ascii="Tahoma" w:eastAsia="微软雅黑" w:hAnsi="Tahoma"/>
-          <w:b/>
-          <w:bCs/>
-          <w:kern w:val="0"/>
-          <w:sz w:val="22"/>
-        </w:rPr>
-      </w:pPr>
-      <w:r>
-        <w:rPr>
-          <w:rFonts w:ascii="Tahoma" w:eastAsia="微软雅黑" w:hAnsi="Tahoma" w:hint="eastAsia"/>
-          <w:b/>
-          <w:bCs/>
-          <w:kern w:val="0"/>
-          <w:sz w:val="22"/>
-        </w:rPr>
-        <w:t>注意，该文档</w:t>
-      </w:r>
-      <w:r>
-        <w:rPr>
-          <w:rFonts w:ascii="Tahoma" w:eastAsia="微软雅黑" w:hAnsi="Tahoma" w:hint="eastAsia"/>
-          <w:b/>
-          <w:bCs/>
-          <w:kern w:val="0"/>
-          <w:sz w:val="22"/>
-        </w:rPr>
-        <w:t>只</w:t>
-      </w:r>
-      <w:r>
-        <w:rPr>
-          <w:rFonts w:ascii="Tahoma" w:eastAsia="微软雅黑" w:hAnsi="Tahoma" w:hint="eastAsia"/>
-          <w:b/>
-          <w:bCs/>
-          <w:kern w:val="0"/>
-          <w:sz w:val="22"/>
-        </w:rPr>
-        <w:t>详细说明</w:t>
-      </w:r>
-      <w:r>
-        <w:rPr>
-          <w:rFonts w:ascii="Tahoma" w:eastAsia="微软雅黑" w:hAnsi="Tahoma" w:hint="eastAsia"/>
-          <w:b/>
-          <w:bCs/>
+          <w:kern w:val="0"/>
+          <w:sz w:val="22"/>
+        </w:rPr>
+      </w:pPr>
+      <w:r>
+        <w:rPr>
+          <w:rFonts w:ascii="Tahoma" w:eastAsia="微软雅黑" w:hAnsi="Tahoma" w:hint="eastAsia"/>
+          <w:kern w:val="0"/>
+          <w:sz w:val="22"/>
+        </w:rPr>
+        <w:t>注意，该文档只详细说明</w:t>
+      </w:r>
+      <w:r>
+        <w:rPr>
+          <w:rFonts w:ascii="Tahoma" w:eastAsia="微软雅黑" w:hAnsi="Tahoma" w:hint="eastAsia"/>
           <w:kern w:val="0"/>
           <w:sz w:val="22"/>
         </w:rPr>
@@ -174,42 +423,10 @@
       <w:r>
         <w:rPr>
           <w:rFonts w:ascii="Tahoma" w:eastAsia="微软雅黑" w:hAnsi="Tahoma" w:hint="eastAsia"/>
-          <w:b/>
-          <w:bCs/>
-          <w:kern w:val="0"/>
-          <w:sz w:val="22"/>
-        </w:rPr>
-        <w:t>整体</w:t>
-      </w:r>
-      <w:r>
-        <w:rPr>
-          <w:rFonts w:ascii="Tahoma" w:eastAsia="微软雅黑" w:hAnsi="Tahoma" w:hint="eastAsia"/>
-          <w:b/>
-          <w:bCs/>
-          <w:kern w:val="0"/>
-          <w:sz w:val="22"/>
-        </w:rPr>
-        <w:t>设计</w:t>
-      </w:r>
-      <w:r>
-        <w:rPr>
-          <w:rFonts w:ascii="Tahoma" w:eastAsia="微软雅黑" w:hAnsi="Tahoma" w:hint="eastAsia"/>
-          <w:b/>
-          <w:bCs/>
-          <w:kern w:val="0"/>
-          <w:sz w:val="22"/>
-        </w:rPr>
-        <w:t>思路</w:t>
-      </w:r>
-      <w:r>
-        <w:rPr>
-          <w:rFonts w:ascii="Tahoma" w:eastAsia="微软雅黑" w:hAnsi="Tahoma" w:hint="eastAsia"/>
-          <w:b/>
-          <w:bCs/>
-          <w:kern w:val="0"/>
-          <w:sz w:val="22"/>
-        </w:rPr>
-        <w:t>。</w:t>
+          <w:kern w:val="0"/>
+          <w:sz w:val="22"/>
+        </w:rPr>
+        <w:t>整体设计思路。</w:t>
       </w:r>
     </w:p>
     <w:p>
@@ -219,37 +436,21 @@
         <w:jc w:val="left"/>
         <w:rPr>
           <w:rFonts w:ascii="Tahoma" w:eastAsia="微软雅黑" w:hAnsi="Tahoma"/>
-          <w:b/>
-          <w:bCs/>
-          <w:kern w:val="0"/>
-          <w:sz w:val="22"/>
-        </w:rPr>
-      </w:pPr>
-      <w:r>
-        <w:rPr>
-          <w:rFonts w:ascii="Tahoma" w:eastAsia="微软雅黑" w:hAnsi="Tahoma" w:hint="eastAsia"/>
-          <w:b/>
-          <w:bCs/>
-          <w:kern w:val="0"/>
-          <w:sz w:val="22"/>
-        </w:rPr>
-        <w:t>对于</w:t>
-      </w:r>
-      <w:r>
-        <w:rPr>
-          <w:rFonts w:ascii="Tahoma" w:eastAsia="微软雅黑" w:hAnsi="Tahoma" w:hint="eastAsia"/>
-          <w:b/>
-          <w:bCs/>
-          <w:kern w:val="0"/>
-          <w:sz w:val="22"/>
-        </w:rPr>
-        <w:t>具体</w:t>
-      </w:r>
-      <w:r>
-        <w:rPr>
-          <w:rFonts w:ascii="Tahoma" w:eastAsia="微软雅黑" w:hAnsi="Tahoma" w:hint="eastAsia"/>
-          <w:b/>
-          <w:bCs/>
+          <w:kern w:val="0"/>
+          <w:sz w:val="22"/>
+        </w:rPr>
+      </w:pPr>
+      <w:r>
+        <w:rPr>
+          <w:rFonts w:ascii="Tahoma" w:eastAsia="微软雅黑" w:hAnsi="Tahoma" w:hint="eastAsia"/>
+          <w:kern w:val="0"/>
+          <w:sz w:val="22"/>
+        </w:rPr>
+        <w:t>对于具体</w:t>
+      </w:r>
+      <w:r>
+        <w:rPr>
+          <w:rFonts w:ascii="Tahoma" w:eastAsia="微软雅黑" w:hAnsi="Tahoma" w:hint="eastAsia"/>
           <w:kern w:val="0"/>
           <w:sz w:val="22"/>
         </w:rPr>
@@ -259,8 +460,6 @@
       <w:r>
         <w:rPr>
           <w:rFonts w:ascii="Tahoma" w:eastAsia="微软雅黑" w:hAnsi="Tahoma" w:hint="eastAsia"/>
-          <w:b/>
-          <w:bCs/>
           <w:kern w:val="0"/>
           <w:sz w:val="22"/>
         </w:rPr>
@@ -270,8 +469,6 @@
       <w:r>
         <w:rPr>
           <w:rFonts w:ascii="Tahoma" w:eastAsia="微软雅黑" w:hAnsi="Tahoma" w:hint="eastAsia"/>
-          <w:b/>
-          <w:bCs/>
           <w:kern w:val="0"/>
           <w:sz w:val="22"/>
         </w:rPr>
@@ -281,9 +478,9 @@
     <w:p>
       <w:pPr>
         <w:widowControl/>
-        <w:jc w:val="left"/>
-        <w:rPr>
-          <w:rFonts w:ascii="宋体" w:eastAsia="宋体" w:hAnsi="宋体" w:cs="宋体"/>
+        <w:jc w:val="center"/>
+        <w:rPr>
+          <w:rFonts w:ascii="宋体" w:eastAsia="宋体" w:hAnsi="宋体" w:cs="宋体" w:hint="eastAsia"/>
           <w:kern w:val="0"/>
           <w:sz w:val="24"/>
           <w:szCs w:val="24"/>
@@ -294,10 +491,10 @@
           <w:noProof/>
         </w:rPr>
         <w:drawing>
-          <wp:inline distT="0" distB="0" distL="0" distR="0" wp14:anchorId="3F7E51AA" wp14:editId="6C0FB7FA">
-            <wp:extent cx="5274310" cy="2637155"/>
-            <wp:effectExtent l="0" t="0" r="2540" b="0"/>
-            <wp:docPr id="2058032934" name="图片 1"/>
+          <wp:inline distT="0" distB="0" distL="0" distR="0" wp14:anchorId="59CA6A88" wp14:editId="1C055BCD">
+            <wp:extent cx="4693920" cy="2345265"/>
+            <wp:effectExtent l="0" t="0" r="0" b="0"/>
+            <wp:docPr id="1090023250" name="图片 1"/>
             <wp:cNvGraphicFramePr>
               <a:graphicFrameLocks xmlns:a="http://schemas.openxmlformats.org/drawingml/2006/main" noChangeAspect="1"/>
             </wp:cNvGraphicFramePr>
@@ -311,7 +508,7 @@
                     </pic:cNvPicPr>
                   </pic:nvPicPr>
                   <pic:blipFill>
-                    <a:blip r:embed="rId8">
+                    <a:blip r:embed="rId10">
                       <a:extLst>
                         <a:ext uri="{28A0092B-C50C-407E-A947-70E740481C1C}">
                           <a14:useLocalDpi xmlns:a14="http://schemas.microsoft.com/office/drawing/2010/main" val="0"/>
@@ -326,7 +523,7 @@
                   <pic:spPr bwMode="auto">
                     <a:xfrm>
                       <a:off x="0" y="0"/>
-                      <a:ext cx="5274310" cy="2637155"/>
+                      <a:ext cx="4696686" cy="2346647"/>
                     </a:xfrm>
                     <a:prstGeom prst="rect">
                       <a:avLst/>
@@ -343,28 +540,28 @@
         </w:drawing>
       </w:r>
     </w:p>
-    <w:p/>
     <w:p>
       <w:pPr>
         <w:widowControl/>
         <w:jc w:val="left"/>
-      </w:pPr>
-      <w:r>
-        <w:br w:type="page"/>
-      </w:r>
+        <w:rPr>
+          <w:rFonts w:hint="eastAsia"/>
+        </w:rPr>
+      </w:pPr>
     </w:p>
     <w:p>
       <w:pPr>
         <w:pStyle w:val="3"/>
-        <w:rPr>
-          <w:sz w:val="28"/>
-        </w:rPr>
-      </w:pPr>
-      <w:r>
         <w:rPr>
           <w:rFonts w:hint="eastAsia"/>
           <w:sz w:val="28"/>
         </w:rPr>
+      </w:pPr>
+      <w:r>
+        <w:rPr>
+          <w:rFonts w:hint="eastAsia"/>
+          <w:sz w:val="28"/>
+        </w:rPr>
         <w:lastRenderedPageBreak/>
         <w:t>基础</w:t>
       </w:r>
@@ -443,7 +640,7 @@
         <w:widowControl/>
         <w:jc w:val="left"/>
         <w:rPr>
-          <w:rFonts w:ascii="宋体" w:eastAsia="宋体" w:hAnsi="宋体" w:cs="宋体"/>
+          <w:rFonts w:ascii="宋体" w:eastAsia="宋体" w:hAnsi="宋体" w:cs="宋体" w:hint="eastAsia"/>
           <w:kern w:val="0"/>
           <w:sz w:val="24"/>
           <w:szCs w:val="24"/>
@@ -475,7 +672,7 @@
                     </pic:cNvPicPr>
                   </pic:nvPicPr>
                   <pic:blipFill>
-                    <a:blip r:embed="rId9">
+                    <a:blip r:embed="rId11">
                       <a:extLst>
                         <a:ext uri="{28A0092B-C50C-407E-A947-70E740481C1C}">
                           <a14:useLocalDpi xmlns:a14="http://schemas.microsoft.com/office/drawing/2010/main" val="0"/>
@@ -512,7 +709,7 @@
         <w:widowControl/>
         <w:jc w:val="left"/>
         <w:rPr>
-          <w:rFonts w:ascii="宋体" w:eastAsia="宋体" w:hAnsi="宋体" w:cs="宋体"/>
+          <w:rFonts w:ascii="宋体" w:eastAsia="宋体" w:hAnsi="宋体" w:cs="宋体" w:hint="eastAsia"/>
           <w:kern w:val="0"/>
           <w:sz w:val="24"/>
           <w:szCs w:val="24"/>
@@ -524,7 +721,7 @@
         <w:widowControl/>
         <w:jc w:val="left"/>
         <w:rPr>
-          <w:rFonts w:ascii="宋体" w:eastAsia="宋体" w:hAnsi="宋体" w:cs="宋体"/>
+          <w:rFonts w:ascii="宋体" w:eastAsia="宋体" w:hAnsi="宋体" w:cs="宋体" w:hint="eastAsia"/>
           <w:kern w:val="0"/>
           <w:sz w:val="24"/>
           <w:szCs w:val="24"/>
@@ -544,14 +741,15 @@
       <w:pPr>
         <w:pStyle w:val="3"/>
         <w:rPr>
-          <w:sz w:val="28"/>
-        </w:rPr>
-      </w:pPr>
-      <w:r>
-        <w:rPr>
           <w:rFonts w:hint="eastAsia"/>
           <w:sz w:val="28"/>
         </w:rPr>
+      </w:pPr>
+      <w:r>
+        <w:rPr>
+          <w:rFonts w:hint="eastAsia"/>
+          <w:sz w:val="28"/>
+        </w:rPr>
         <w:lastRenderedPageBreak/>
         <w:t>基础</w:t>
       </w:r>
@@ -685,7 +883,7 @@
         <w:widowControl/>
         <w:jc w:val="center"/>
         <w:rPr>
-          <w:rFonts w:ascii="宋体" w:eastAsia="宋体" w:hAnsi="宋体" w:cs="宋体"/>
+          <w:rFonts w:ascii="宋体" w:eastAsia="宋体" w:hAnsi="宋体" w:cs="宋体" w:hint="eastAsia"/>
           <w:kern w:val="0"/>
           <w:sz w:val="24"/>
           <w:szCs w:val="24"/>
@@ -717,7 +915,7 @@
                     </pic:cNvPicPr>
                   </pic:nvPicPr>
                   <pic:blipFill>
-                    <a:blip r:embed="rId10">
+                    <a:blip r:embed="rId12">
                       <a:extLst>
                         <a:ext uri="{28A0092B-C50C-407E-A947-70E740481C1C}">
                           <a14:useLocalDpi xmlns:a14="http://schemas.microsoft.com/office/drawing/2010/main" val="0"/>
@@ -774,7 +972,7 @@
                     </pic:cNvPicPr>
                   </pic:nvPicPr>
                   <pic:blipFill>
-                    <a:blip r:embed="rId11">
+                    <a:blip r:embed="rId13">
                       <a:extLst>
                         <a:ext uri="{28A0092B-C50C-407E-A947-70E740481C1C}">
                           <a14:useLocalDpi xmlns:a14="http://schemas.microsoft.com/office/drawing/2010/main" val="0"/>
@@ -811,7 +1009,7 @@
         <w:widowControl/>
         <w:jc w:val="center"/>
         <w:rPr>
-          <w:rFonts w:ascii="宋体" w:eastAsia="宋体" w:hAnsi="宋体" w:cs="宋体"/>
+          <w:rFonts w:ascii="宋体" w:eastAsia="宋体" w:hAnsi="宋体" w:cs="宋体" w:hint="eastAsia"/>
           <w:kern w:val="0"/>
           <w:sz w:val="24"/>
           <w:szCs w:val="24"/>
@@ -843,7 +1041,7 @@
                     </pic:cNvPicPr>
                   </pic:nvPicPr>
                   <pic:blipFill>
-                    <a:blip r:embed="rId12">
+                    <a:blip r:embed="rId14">
                       <a:extLst>
                         <a:ext uri="{28A0092B-C50C-407E-A947-70E740481C1C}">
                           <a14:useLocalDpi xmlns:a14="http://schemas.microsoft.com/office/drawing/2010/main" val="0"/>
@@ -900,7 +1098,7 @@
                     </pic:cNvPicPr>
                   </pic:nvPicPr>
                   <pic:blipFill>
-                    <a:blip r:embed="rId13">
+                    <a:blip r:embed="rId15">
                       <a:extLst>
                         <a:ext uri="{28A0092B-C50C-407E-A947-70E740481C1C}">
                           <a14:useLocalDpi xmlns:a14="http://schemas.microsoft.com/office/drawing/2010/main" val="0"/>
@@ -937,7 +1135,7 @@
         <w:widowControl/>
         <w:jc w:val="left"/>
         <w:rPr>
-          <w:rFonts w:ascii="宋体" w:eastAsia="宋体" w:hAnsi="宋体" w:cs="宋体"/>
+          <w:rFonts w:ascii="宋体" w:eastAsia="宋体" w:hAnsi="宋体" w:cs="宋体" w:hint="eastAsia"/>
           <w:kern w:val="0"/>
           <w:sz w:val="24"/>
           <w:szCs w:val="24"/>
@@ -1007,7 +1205,7 @@
         <w:snapToGrid w:val="0"/>
         <w:jc w:val="left"/>
         <w:rPr>
-          <w:rFonts w:ascii="宋体" w:eastAsia="宋体" w:hAnsi="宋体" w:cs="宋体"/>
+          <w:rFonts w:ascii="宋体" w:eastAsia="宋体" w:hAnsi="宋体" w:cs="宋体" w:hint="eastAsia"/>
           <w:kern w:val="0"/>
           <w:sz w:val="24"/>
           <w:szCs w:val="24"/>
@@ -1035,7 +1233,7 @@
         <w:widowControl/>
         <w:jc w:val="left"/>
         <w:rPr>
-          <w:rFonts w:ascii="宋体" w:eastAsia="宋体" w:hAnsi="宋体" w:cs="宋体"/>
+          <w:rFonts w:ascii="宋体" w:eastAsia="宋体" w:hAnsi="宋体" w:cs="宋体" w:hint="eastAsia"/>
           <w:kern w:val="0"/>
           <w:sz w:val="24"/>
           <w:szCs w:val="24"/>
@@ -1067,7 +1265,7 @@
                     </pic:cNvPicPr>
                   </pic:nvPicPr>
                   <pic:blipFill>
-                    <a:blip r:embed="rId14">
+                    <a:blip r:embed="rId16">
                       <a:extLst>
                         <a:ext uri="{28A0092B-C50C-407E-A947-70E740481C1C}">
                           <a14:useLocalDpi xmlns:a14="http://schemas.microsoft.com/office/drawing/2010/main" val="0"/>
@@ -1104,7 +1302,7 @@
         <w:widowControl/>
         <w:jc w:val="center"/>
         <w:rPr>
-          <w:rFonts w:ascii="宋体" w:eastAsia="宋体" w:hAnsi="宋体" w:cs="宋体"/>
+          <w:rFonts w:ascii="宋体" w:eastAsia="宋体" w:hAnsi="宋体" w:cs="宋体" w:hint="eastAsia"/>
           <w:kern w:val="0"/>
           <w:sz w:val="24"/>
           <w:szCs w:val="24"/>
@@ -1136,7 +1334,7 @@
                     </pic:cNvPicPr>
                   </pic:nvPicPr>
                   <pic:blipFill>
-                    <a:blip r:embed="rId15">
+                    <a:blip r:embed="rId17">
                       <a:extLst>
                         <a:ext uri="{28A0092B-C50C-407E-A947-70E740481C1C}">
                           <a14:useLocalDpi xmlns:a14="http://schemas.microsoft.com/office/drawing/2010/main" val="0"/>
@@ -1277,7 +1475,7 @@
         <w:snapToGrid w:val="0"/>
         <w:jc w:val="left"/>
         <w:rPr>
-          <w:rFonts w:ascii="宋体" w:eastAsia="宋体" w:hAnsi="宋体" w:cs="宋体"/>
+          <w:rFonts w:ascii="宋体" w:eastAsia="宋体" w:hAnsi="宋体" w:cs="宋体" w:hint="eastAsia"/>
           <w:kern w:val="0"/>
           <w:sz w:val="24"/>
           <w:szCs w:val="24"/>
@@ -1297,7 +1495,7 @@
         <w:widowControl/>
         <w:jc w:val="center"/>
         <w:rPr>
-          <w:rFonts w:ascii="宋体" w:eastAsia="宋体" w:hAnsi="宋体" w:cs="宋体"/>
+          <w:rFonts w:ascii="宋体" w:eastAsia="宋体" w:hAnsi="宋体" w:cs="宋体" w:hint="eastAsia"/>
           <w:kern w:val="0"/>
           <w:sz w:val="24"/>
           <w:szCs w:val="24"/>
@@ -1329,7 +1527,7 @@
                     </pic:cNvPicPr>
                   </pic:nvPicPr>
                   <pic:blipFill>
-                    <a:blip r:embed="rId16">
+                    <a:blip r:embed="rId18">
                       <a:extLst>
                         <a:ext uri="{28A0092B-C50C-407E-A947-70E740481C1C}">
                           <a14:useLocalDpi xmlns:a14="http://schemas.microsoft.com/office/drawing/2010/main" val="0"/>
@@ -1386,7 +1584,7 @@
                     </pic:cNvPicPr>
                   </pic:nvPicPr>
                   <pic:blipFill>
-                    <a:blip r:embed="rId17">
+                    <a:blip r:embed="rId19">
                       <a:extLst>
                         <a:ext uri="{28A0092B-C50C-407E-A947-70E740481C1C}">
                           <a14:useLocalDpi xmlns:a14="http://schemas.microsoft.com/office/drawing/2010/main" val="0"/>
@@ -1423,7 +1621,7 @@
         <w:widowControl/>
         <w:jc w:val="center"/>
         <w:rPr>
-          <w:rFonts w:ascii="宋体" w:eastAsia="宋体" w:hAnsi="宋体" w:cs="宋体"/>
+          <w:rFonts w:ascii="宋体" w:eastAsia="宋体" w:hAnsi="宋体" w:cs="宋体" w:hint="eastAsia"/>
           <w:kern w:val="0"/>
           <w:sz w:val="24"/>
           <w:szCs w:val="24"/>
@@ -1455,7 +1653,7 @@
                     </pic:cNvPicPr>
                   </pic:nvPicPr>
                   <pic:blipFill>
-                    <a:blip r:embed="rId18">
+                    <a:blip r:embed="rId20">
                       <a:extLst>
                         <a:ext uri="{28A0092B-C50C-407E-A947-70E740481C1C}">
                           <a14:useLocalDpi xmlns:a14="http://schemas.microsoft.com/office/drawing/2010/main" val="0"/>
@@ -1513,6 +1711,9 @@
     <w:p>
       <w:pPr>
         <w:pStyle w:val="2"/>
+        <w:rPr>
+          <w:rFonts w:hint="eastAsia"/>
+        </w:rPr>
       </w:pPr>
       <w:r>
         <w:rPr>
@@ -1538,27 +1739,31 @@
       <w:pPr>
         <w:pStyle w:val="3"/>
         <w:rPr>
-          <w:sz w:val="28"/>
-        </w:rPr>
-      </w:pPr>
-      <w:r>
-        <w:rPr>
           <w:rFonts w:hint="eastAsia"/>
           <w:sz w:val="28"/>
         </w:rPr>
-        <w:t>设计</w:t>
-      </w:r>
+      </w:pPr>
       <w:r>
         <w:rPr>
           <w:rFonts w:hint="eastAsia"/>
           <w:sz w:val="28"/>
         </w:rPr>
+        <w:t>设计</w:t>
+      </w:r>
+      <w:r>
+        <w:rPr>
+          <w:rFonts w:hint="eastAsia"/>
+          <w:sz w:val="28"/>
+        </w:rPr>
         <w:t>简介</w:t>
       </w:r>
     </w:p>
     <w:p>
       <w:pPr>
         <w:pStyle w:val="4"/>
+        <w:rPr>
+          <w:rFonts w:hint="eastAsia"/>
+        </w:rPr>
       </w:pPr>
       <w:r>
         <w:rPr>
@@ -1727,7 +1932,7 @@
                     </pic:cNvPicPr>
                   </pic:nvPicPr>
                   <pic:blipFill>
-                    <a:blip r:embed="rId19">
+                    <a:blip r:embed="rId21">
                       <a:extLst>
                         <a:ext uri="{28A0092B-C50C-407E-A947-70E740481C1C}">
                           <a14:useLocalDpi xmlns:a14="http://schemas.microsoft.com/office/drawing/2010/main" val="0"/>
@@ -1881,7 +2086,6 @@
         </w:rPr>
         <w:t>（虽然</w:t>
       </w:r>
-      <w:proofErr w:type="spellStart"/>
       <w:r>
         <w:rPr>
           <w:rFonts w:ascii="Tahoma" w:eastAsia="微软雅黑" w:hAnsi="Tahoma" w:hint="eastAsia"/>
@@ -1890,7 +2094,6 @@
         </w:rPr>
         <w:t>bgm</w:t>
       </w:r>
-      <w:proofErr w:type="spellEnd"/>
       <w:proofErr w:type="gramStart"/>
       <w:r>
         <w:rPr>
@@ -1945,7 +2148,6 @@
         </w:rPr>
         <w:t>改改</w:t>
       </w:r>
-      <w:proofErr w:type="spellStart"/>
       <w:r>
         <w:rPr>
           <w:rFonts w:ascii="Tahoma" w:eastAsia="微软雅黑" w:hAnsi="Tahoma" w:hint="eastAsia"/>
@@ -1954,7 +2156,6 @@
         </w:rPr>
         <w:t>bgm</w:t>
       </w:r>
-      <w:proofErr w:type="spellEnd"/>
       <w:r>
         <w:rPr>
           <w:rFonts w:ascii="Tahoma" w:eastAsia="微软雅黑" w:hAnsi="Tahoma" w:hint="eastAsia"/>
@@ -1989,7 +2190,7 @@
         <w:widowControl/>
         <w:jc w:val="center"/>
         <w:rPr>
-          <w:rFonts w:ascii="宋体" w:eastAsia="宋体" w:hAnsi="宋体" w:cs="宋体"/>
+          <w:rFonts w:ascii="宋体" w:eastAsia="宋体" w:hAnsi="宋体" w:cs="宋体" w:hint="eastAsia"/>
           <w:kern w:val="0"/>
           <w:sz w:val="24"/>
           <w:szCs w:val="24"/>
@@ -2021,7 +2222,7 @@
                     </pic:cNvPicPr>
                   </pic:nvPicPr>
                   <pic:blipFill>
-                    <a:blip r:embed="rId20" cstate="print">
+                    <a:blip r:embed="rId22" cstate="print">
                       <a:extLst>
                         <a:ext uri="{28A0092B-C50C-407E-A947-70E740481C1C}">
                           <a14:useLocalDpi xmlns:a14="http://schemas.microsoft.com/office/drawing/2010/main" val="0"/>
@@ -2170,7 +2371,6 @@
         </w:rPr>
         <w:t>垃圾的图书馆塑料板配不上这个</w:t>
       </w:r>
-      <w:proofErr w:type="spellStart"/>
       <w:r>
         <w:rPr>
           <w:rFonts w:ascii="Tahoma" w:eastAsia="微软雅黑" w:hAnsi="Tahoma" w:hint="eastAsia"/>
@@ -2179,7 +2379,6 @@
         </w:rPr>
         <w:t>bgm</w:t>
       </w:r>
-      <w:proofErr w:type="spellEnd"/>
       <w:r>
         <w:rPr>
           <w:rFonts w:ascii="Tahoma" w:eastAsia="微软雅黑" w:hAnsi="Tahoma" w:hint="eastAsia"/>
@@ -2266,7 +2465,7 @@
           <w:sz w:val="22"/>
         </w:rPr>
         <w:drawing>
-          <wp:inline distT="0" distB="0" distL="0" distR="0" wp14:anchorId="2A09F72B" wp14:editId="5B3E663C">
+          <wp:inline distT="0" distB="0" distL="0" distR="0" wp14:anchorId="2A09F72B" wp14:editId="24C5EA93">
             <wp:extent cx="2613660" cy="1991554"/>
             <wp:effectExtent l="0" t="0" r="0" b="8890"/>
             <wp:docPr id="342881479" name="图片 17"/>
@@ -2283,7 +2482,7 @@
                     </pic:cNvPicPr>
                   </pic:nvPicPr>
                   <pic:blipFill>
-                    <a:blip r:embed="rId21" cstate="print">
+                    <a:blip r:embed="rId23" cstate="print">
                       <a:extLst>
                         <a:ext uri="{28A0092B-C50C-407E-A947-70E740481C1C}">
                           <a14:useLocalDpi xmlns:a14="http://schemas.microsoft.com/office/drawing/2010/main" val="0"/>
@@ -2351,7 +2550,7 @@
           <w:noProof/>
         </w:rPr>
         <w:drawing>
-          <wp:inline distT="0" distB="0" distL="0" distR="0" wp14:anchorId="4F806654" wp14:editId="15683ED0">
+          <wp:inline distT="0" distB="0" distL="0" distR="0" wp14:anchorId="4F806654" wp14:editId="2A414377">
             <wp:extent cx="2665730" cy="1453217"/>
             <wp:effectExtent l="0" t="0" r="1270" b="0"/>
             <wp:docPr id="830183300" name="图片 18"/>
@@ -2368,7 +2567,7 @@
                     </pic:cNvPicPr>
                   </pic:nvPicPr>
                   <pic:blipFill>
-                    <a:blip r:embed="rId22" cstate="print">
+                    <a:blip r:embed="rId24" cstate="print">
                       <a:extLst>
                         <a:ext uri="{28A0092B-C50C-407E-A947-70E740481C1C}">
                           <a14:useLocalDpi xmlns:a14="http://schemas.microsoft.com/office/drawing/2010/main" val="0"/>
@@ -2412,7 +2611,7 @@
           <w:noProof/>
         </w:rPr>
         <w:drawing>
-          <wp:inline distT="0" distB="0" distL="0" distR="0" wp14:anchorId="07DDACEF" wp14:editId="51145E08">
+          <wp:inline distT="0" distB="0" distL="0" distR="0" wp14:anchorId="07DDACEF" wp14:editId="11B36548">
             <wp:extent cx="2484120" cy="1449321"/>
             <wp:effectExtent l="0" t="0" r="0" b="0"/>
             <wp:docPr id="1733191875" name="图片 19"/>
@@ -2429,7 +2628,7 @@
                     </pic:cNvPicPr>
                   </pic:nvPicPr>
                   <pic:blipFill>
-                    <a:blip r:embed="rId23" cstate="print">
+                    <a:blip r:embed="rId25" cstate="print">
                       <a:extLst>
                         <a:ext uri="{28A0092B-C50C-407E-A947-70E740481C1C}">
                           <a14:useLocalDpi xmlns:a14="http://schemas.microsoft.com/office/drawing/2010/main" val="0"/>
@@ -2477,7 +2676,7 @@
           <w:noProof/>
         </w:rPr>
         <w:drawing>
-          <wp:inline distT="0" distB="0" distL="0" distR="0" wp14:anchorId="6686C5D0" wp14:editId="5A9CEBF1">
+          <wp:inline distT="0" distB="0" distL="0" distR="0" wp14:anchorId="6686C5D0" wp14:editId="599A5B74">
             <wp:extent cx="2583180" cy="1500583"/>
             <wp:effectExtent l="0" t="0" r="7620" b="4445"/>
             <wp:docPr id="800926340" name="图片 20"/>
@@ -2494,7 +2693,7 @@
                     </pic:cNvPicPr>
                   </pic:nvPicPr>
                   <pic:blipFill>
-                    <a:blip r:embed="rId24" cstate="print">
+                    <a:blip r:embed="rId26" cstate="print">
                       <a:extLst>
                         <a:ext uri="{28A0092B-C50C-407E-A947-70E740481C1C}">
                           <a14:useLocalDpi xmlns:a14="http://schemas.microsoft.com/office/drawing/2010/main" val="0"/>
@@ -2530,7 +2729,7 @@
           <w:noProof/>
         </w:rPr>
         <w:drawing>
-          <wp:inline distT="0" distB="0" distL="0" distR="0" wp14:anchorId="6133007C" wp14:editId="06ED59DB">
+          <wp:inline distT="0" distB="0" distL="0" distR="0" wp14:anchorId="6133007C" wp14:editId="07AB81AC">
             <wp:extent cx="2583180" cy="1492808"/>
             <wp:effectExtent l="0" t="0" r="7620" b="0"/>
             <wp:docPr id="219407390" name="图片 21"/>
@@ -2547,7 +2746,7 @@
                     </pic:cNvPicPr>
                   </pic:nvPicPr>
                   <pic:blipFill>
-                    <a:blip r:embed="rId25" cstate="print">
+                    <a:blip r:embed="rId27" cstate="print">
                       <a:extLst>
                         <a:ext uri="{28A0092B-C50C-407E-A947-70E740481C1C}">
                           <a14:useLocalDpi xmlns:a14="http://schemas.microsoft.com/office/drawing/2010/main" val="0"/>
@@ -2631,7 +2830,7 @@
                     </pic:cNvPicPr>
                   </pic:nvPicPr>
                   <pic:blipFill>
-                    <a:blip r:embed="rId8">
+                    <a:blip r:embed="rId28">
                       <a:extLst>
                         <a:ext uri="{28A0092B-C50C-407E-A947-70E740481C1C}">
                           <a14:useLocalDpi xmlns:a14="http://schemas.microsoft.com/office/drawing/2010/main" val="0"/>
@@ -2686,15 +2885,16 @@
       <w:pPr>
         <w:pStyle w:val="3"/>
         <w:rPr>
-          <w:sz w:val="28"/>
-        </w:rPr>
-      </w:pPr>
-      <w:proofErr w:type="gramStart"/>
-      <w:r>
-        <w:rPr>
           <w:rFonts w:hint="eastAsia"/>
           <w:sz w:val="28"/>
         </w:rPr>
+      </w:pPr>
+      <w:proofErr w:type="gramStart"/>
+      <w:r>
+        <w:rPr>
+          <w:rFonts w:hint="eastAsia"/>
+          <w:sz w:val="28"/>
+        </w:rPr>
         <w:lastRenderedPageBreak/>
         <w:t>图块绘制</w:t>
       </w:r>
@@ -2703,11 +2903,14 @@
     <w:p>
       <w:pPr>
         <w:pStyle w:val="4"/>
-      </w:pPr>
-      <w:r>
         <w:rPr>
           <w:rFonts w:hint="eastAsia"/>
         </w:rPr>
+      </w:pPr>
+      <w:r>
+        <w:rPr>
+          <w:rFonts w:hint="eastAsia"/>
+        </w:rPr>
         <w:t>1）</w:t>
       </w:r>
       <w:r>
@@ -2824,7 +3027,7 @@
         <w:widowControl/>
         <w:jc w:val="center"/>
         <w:rPr>
-          <w:rFonts w:ascii="宋体" w:eastAsia="宋体" w:hAnsi="宋体" w:cs="宋体"/>
+          <w:rFonts w:ascii="宋体" w:eastAsia="宋体" w:hAnsi="宋体" w:cs="宋体" w:hint="eastAsia"/>
           <w:kern w:val="0"/>
           <w:sz w:val="24"/>
           <w:szCs w:val="24"/>
@@ -2856,7 +3059,7 @@
                     </pic:cNvPicPr>
                   </pic:nvPicPr>
                   <pic:blipFill>
-                    <a:blip r:embed="rId26">
+                    <a:blip r:embed="rId29">
                       <a:extLst>
                         <a:ext uri="{28A0092B-C50C-407E-A947-70E740481C1C}">
                           <a14:useLocalDpi xmlns:a14="http://schemas.microsoft.com/office/drawing/2010/main" val="0"/>
@@ -2924,7 +3127,7 @@
                     </pic:cNvPicPr>
                   </pic:nvPicPr>
                   <pic:blipFill>
-                    <a:blip r:embed="rId27">
+                    <a:blip r:embed="rId30">
                       <a:extLst>
                         <a:ext uri="{28A0092B-C50C-407E-A947-70E740481C1C}">
                           <a14:useLocalDpi xmlns:a14="http://schemas.microsoft.com/office/drawing/2010/main" val="0"/>
@@ -3100,7 +3303,7 @@
                     </pic:cNvPicPr>
                   </pic:nvPicPr>
                   <pic:blipFill>
-                    <a:blip r:embed="rId28" cstate="print">
+                    <a:blip r:embed="rId31" cstate="print">
                       <a:extLst>
                         <a:ext uri="{28A0092B-C50C-407E-A947-70E740481C1C}">
                           <a14:useLocalDpi xmlns:a14="http://schemas.microsoft.com/office/drawing/2010/main" val="0"/>
@@ -3204,7 +3407,7 @@
                     </pic:cNvPicPr>
                   </pic:nvPicPr>
                   <pic:blipFill>
-                    <a:blip r:embed="rId29" cstate="print">
+                    <a:blip r:embed="rId32" cstate="print">
                       <a:extLst>
                         <a:ext uri="{28A0092B-C50C-407E-A947-70E740481C1C}">
                           <a14:useLocalDpi xmlns:a14="http://schemas.microsoft.com/office/drawing/2010/main" val="0"/>
@@ -3258,6 +3461,9 @@
     <w:p>
       <w:pPr>
         <w:pStyle w:val="4"/>
+        <w:rPr>
+          <w:rFonts w:hint="eastAsia"/>
+        </w:rPr>
       </w:pPr>
       <w:r>
         <w:rPr>
@@ -3361,7 +3567,7 @@
                     </pic:cNvPicPr>
                   </pic:nvPicPr>
                   <pic:blipFill>
-                    <a:blip r:embed="rId30">
+                    <a:blip r:embed="rId33">
                       <a:extLst>
                         <a:ext uri="{28A0092B-C50C-407E-A947-70E740481C1C}">
                           <a14:useLocalDpi xmlns:a14="http://schemas.microsoft.com/office/drawing/2010/main" val="0"/>
@@ -3417,7 +3623,7 @@
                     </pic:cNvPicPr>
                   </pic:nvPicPr>
                   <pic:blipFill>
-                    <a:blip r:embed="rId31">
+                    <a:blip r:embed="rId34">
                       <a:extLst>
                         <a:ext uri="{28A0092B-C50C-407E-A947-70E740481C1C}">
                           <a14:useLocalDpi xmlns:a14="http://schemas.microsoft.com/office/drawing/2010/main" val="0"/>
@@ -3543,7 +3749,7 @@
                     </pic:cNvPicPr>
                   </pic:nvPicPr>
                   <pic:blipFill>
-                    <a:blip r:embed="rId32">
+                    <a:blip r:embed="rId35">
                       <a:extLst>
                         <a:ext uri="{28A0092B-C50C-407E-A947-70E740481C1C}">
                           <a14:useLocalDpi xmlns:a14="http://schemas.microsoft.com/office/drawing/2010/main" val="0"/>
@@ -3607,7 +3813,7 @@
                     </pic:cNvPicPr>
                   </pic:nvPicPr>
                   <pic:blipFill>
-                    <a:blip r:embed="rId33">
+                    <a:blip r:embed="rId36">
                       <a:extLst>
                         <a:ext uri="{28A0092B-C50C-407E-A947-70E740481C1C}">
                           <a14:useLocalDpi xmlns:a14="http://schemas.microsoft.com/office/drawing/2010/main" val="0"/>
@@ -3698,7 +3904,7 @@
         <w:widowControl/>
         <w:jc w:val="center"/>
         <w:rPr>
-          <w:rFonts w:ascii="宋体" w:eastAsia="宋体" w:hAnsi="宋体" w:cs="宋体"/>
+          <w:rFonts w:ascii="宋体" w:eastAsia="宋体" w:hAnsi="宋体" w:cs="宋体" w:hint="eastAsia"/>
           <w:kern w:val="0"/>
           <w:sz w:val="24"/>
           <w:szCs w:val="24"/>
@@ -3729,7 +3935,7 @@
                     </pic:cNvPicPr>
                   </pic:nvPicPr>
                   <pic:blipFill>
-                    <a:blip r:embed="rId34">
+                    <a:blip r:embed="rId37">
                       <a:extLst>
                         <a:ext uri="{28A0092B-C50C-407E-A947-70E740481C1C}">
                           <a14:useLocalDpi xmlns:a14="http://schemas.microsoft.com/office/drawing/2010/main" val="0"/>
@@ -3795,7 +4001,7 @@
                     </pic:cNvPicPr>
                   </pic:nvPicPr>
                   <pic:blipFill>
-                    <a:blip r:embed="rId35">
+                    <a:blip r:embed="rId38">
                       <a:extLst>
                         <a:ext uri="{28A0092B-C50C-407E-A947-70E740481C1C}">
                           <a14:useLocalDpi xmlns:a14="http://schemas.microsoft.com/office/drawing/2010/main" val="0"/>
@@ -3853,6 +4059,9 @@
     <w:p>
       <w:pPr>
         <w:pStyle w:val="4"/>
+        <w:rPr>
+          <w:rFonts w:hint="eastAsia"/>
+        </w:rPr>
       </w:pPr>
       <w:r>
         <w:rPr>
@@ -3964,7 +4173,7 @@
                     </pic:cNvPicPr>
                   </pic:nvPicPr>
                   <pic:blipFill>
-                    <a:blip r:embed="rId36">
+                    <a:blip r:embed="rId39">
                       <a:extLst>
                         <a:ext uri="{28A0092B-C50C-407E-A947-70E740481C1C}">
                           <a14:useLocalDpi xmlns:a14="http://schemas.microsoft.com/office/drawing/2010/main" val="0"/>
@@ -4028,7 +4237,7 @@
                     </pic:cNvPicPr>
                   </pic:nvPicPr>
                   <pic:blipFill>
-                    <a:blip r:embed="rId37">
+                    <a:blip r:embed="rId40">
                       <a:extLst>
                         <a:ext uri="{28A0092B-C50C-407E-A947-70E740481C1C}">
                           <a14:useLocalDpi xmlns:a14="http://schemas.microsoft.com/office/drawing/2010/main" val="0"/>
@@ -4075,11 +4284,14 @@
     <w:p>
       <w:pPr>
         <w:pStyle w:val="4"/>
-      </w:pPr>
-      <w:r>
         <w:rPr>
           <w:rFonts w:hint="eastAsia"/>
         </w:rPr>
+      </w:pPr>
+      <w:r>
+        <w:rPr>
+          <w:rFonts w:hint="eastAsia"/>
+        </w:rPr>
         <w:t>4）</w:t>
       </w:r>
       <w:r>
@@ -4127,17 +4339,8 @@
           <w:sz w:val="22"/>
         </w:rPr>
         <w:tab/>
-      </w:r>
-      <w:proofErr w:type="spellStart"/>
-      <w:r>
-        <w:rPr>
-          <w:rFonts w:ascii="Tahoma" w:eastAsia="微软雅黑" w:hAnsi="Tahoma"/>
-          <w:kern w:val="0"/>
-          <w:sz w:val="22"/>
-        </w:rPr>
         <w:t>Drill_LayerStairArea</w:t>
       </w:r>
-      <w:proofErr w:type="spellEnd"/>
       <w:r>
         <w:rPr>
           <w:rFonts w:ascii="Tahoma" w:eastAsia="微软雅黑" w:hAnsi="Tahoma"/>
@@ -4413,7 +4616,7 @@
         <w:widowControl/>
         <w:jc w:val="center"/>
         <w:rPr>
-          <w:rFonts w:ascii="宋体" w:eastAsia="宋体" w:hAnsi="宋体" w:cs="宋体"/>
+          <w:rFonts w:ascii="宋体" w:eastAsia="宋体" w:hAnsi="宋体" w:cs="宋体" w:hint="eastAsia"/>
           <w:kern w:val="0"/>
           <w:sz w:val="24"/>
           <w:szCs w:val="24"/>
@@ -4445,7 +4648,7 @@
                     </pic:cNvPicPr>
                   </pic:nvPicPr>
                   <pic:blipFill>
-                    <a:blip r:embed="rId38">
+                    <a:blip r:embed="rId41">
                       <a:extLst>
                         <a:ext uri="{28A0092B-C50C-407E-A947-70E740481C1C}">
                           <a14:useLocalDpi xmlns:a14="http://schemas.microsoft.com/office/drawing/2010/main" val="0"/>
@@ -4499,6 +4702,9 @@
     <w:p>
       <w:pPr>
         <w:pStyle w:val="4"/>
+        <w:rPr>
+          <w:rFonts w:hint="eastAsia"/>
+        </w:rPr>
       </w:pPr>
       <w:r>
         <w:rPr>
@@ -4576,17 +4782,8 @@
           <w:sz w:val="22"/>
         </w:rPr>
         <w:tab/>
-      </w:r>
-      <w:proofErr w:type="spellStart"/>
-      <w:r>
-        <w:rPr>
-          <w:rFonts w:ascii="Tahoma" w:eastAsia="微软雅黑" w:hAnsi="Tahoma"/>
-          <w:kern w:val="0"/>
-          <w:sz w:val="22"/>
-        </w:rPr>
         <w:t>Drill_LayerUpperBlock</w:t>
       </w:r>
-      <w:proofErr w:type="spellEnd"/>
       <w:r>
         <w:rPr>
           <w:rFonts w:ascii="Tahoma" w:eastAsia="微软雅黑" w:hAnsi="Tahoma"/>
@@ -4766,7 +4963,7 @@
                     </pic:cNvPicPr>
                   </pic:nvPicPr>
                   <pic:blipFill>
-                    <a:blip r:embed="rId39">
+                    <a:blip r:embed="rId42">
                       <a:extLst>
                         <a:ext uri="{28A0092B-C50C-407E-A947-70E740481C1C}">
                           <a14:useLocalDpi xmlns:a14="http://schemas.microsoft.com/office/drawing/2010/main" val="0"/>
@@ -4822,7 +5019,7 @@
                     </pic:cNvPicPr>
                   </pic:nvPicPr>
                   <pic:blipFill>
-                    <a:blip r:embed="rId40">
+                    <a:blip r:embed="rId43">
                       <a:extLst>
                         <a:ext uri="{28A0092B-C50C-407E-A947-70E740481C1C}">
                           <a14:useLocalDpi xmlns:a14="http://schemas.microsoft.com/office/drawing/2010/main" val="0"/>
@@ -4969,7 +5166,7 @@
         <w:widowControl/>
         <w:jc w:val="center"/>
         <w:rPr>
-          <w:rFonts w:ascii="宋体" w:eastAsia="宋体" w:hAnsi="宋体" w:cs="宋体"/>
+          <w:rFonts w:ascii="宋体" w:eastAsia="宋体" w:hAnsi="宋体" w:cs="宋体" w:hint="eastAsia"/>
           <w:kern w:val="0"/>
           <w:sz w:val="24"/>
           <w:szCs w:val="24"/>
@@ -5001,7 +5198,7 @@
                     </pic:cNvPicPr>
                   </pic:nvPicPr>
                   <pic:blipFill>
-                    <a:blip r:embed="rId41">
+                    <a:blip r:embed="rId44">
                       <a:extLst>
                         <a:ext uri="{28A0092B-C50C-407E-A947-70E740481C1C}">
                           <a14:useLocalDpi xmlns:a14="http://schemas.microsoft.com/office/drawing/2010/main" val="0"/>
@@ -5067,7 +5264,7 @@
                     </pic:cNvPicPr>
                   </pic:nvPicPr>
                   <pic:blipFill>
-                    <a:blip r:embed="rId42">
+                    <a:blip r:embed="rId45">
                       <a:extLst>
                         <a:ext uri="{28A0092B-C50C-407E-A947-70E740481C1C}">
                           <a14:useLocalDpi xmlns:a14="http://schemas.microsoft.com/office/drawing/2010/main" val="0"/>
@@ -5104,7 +5301,7 @@
         <w:widowControl/>
         <w:jc w:val="center"/>
         <w:rPr>
-          <w:rFonts w:ascii="宋体" w:eastAsia="宋体" w:hAnsi="宋体" w:cs="宋体"/>
+          <w:rFonts w:ascii="宋体" w:eastAsia="宋体" w:hAnsi="宋体" w:cs="宋体" w:hint="eastAsia"/>
           <w:kern w:val="0"/>
           <w:sz w:val="24"/>
           <w:szCs w:val="24"/>
@@ -5116,7 +5313,7 @@
         <w:widowControl/>
         <w:jc w:val="center"/>
         <w:rPr>
-          <w:rFonts w:ascii="宋体" w:eastAsia="宋体" w:hAnsi="宋体" w:cs="宋体"/>
+          <w:rFonts w:ascii="宋体" w:eastAsia="宋体" w:hAnsi="宋体" w:cs="宋体" w:hint="eastAsia"/>
           <w:kern w:val="0"/>
           <w:sz w:val="24"/>
           <w:szCs w:val="24"/>
@@ -5127,6 +5324,9 @@
       <w:pPr>
         <w:widowControl/>
         <w:jc w:val="left"/>
+        <w:rPr>
+          <w:rFonts w:hint="eastAsia"/>
+        </w:rPr>
       </w:pPr>
       <w:r>
         <w:br w:type="page"/>
@@ -5135,21 +5335,36 @@
     <w:p>
       <w:pPr>
         <w:pStyle w:val="3"/>
-        <w:rPr>
-          <w:sz w:val="28"/>
-        </w:rPr>
-      </w:pPr>
-      <w:r>
         <w:rPr>
           <w:rFonts w:hint="eastAsia"/>
           <w:sz w:val="28"/>
         </w:rPr>
+      </w:pPr>
+      <w:r>
+        <w:rPr>
+          <w:rFonts w:hint="eastAsia"/>
+          <w:sz w:val="28"/>
+        </w:rPr>
         <w:lastRenderedPageBreak/>
         <w:t>事件设计</w:t>
       </w:r>
     </w:p>
     <w:p>
       <w:pPr>
+        <w:pStyle w:val="4"/>
+        <w:rPr>
+          <w:rFonts w:hint="eastAsia"/>
+        </w:rPr>
+      </w:pPr>
+      <w:r>
+        <w:rPr>
+          <w:rFonts w:hint="eastAsia"/>
+        </w:rPr>
+        <w:t>1）图书事件接触</w:t>
+      </w:r>
+    </w:p>
+    <w:p>
+      <w:pPr>
         <w:widowControl/>
         <w:snapToGrid w:val="0"/>
         <w:jc w:val="left"/>
@@ -5203,7 +5418,7 @@
           <w:sz w:val="22"/>
         </w:rPr>
         <w:drawing>
-          <wp:inline distT="0" distB="0" distL="0" distR="0" wp14:anchorId="20995A2C" wp14:editId="36251AAF">
+          <wp:inline distT="0" distB="0" distL="0" distR="0" wp14:anchorId="20995A2C" wp14:editId="5EBCAFA7">
             <wp:extent cx="2065199" cy="1097375"/>
             <wp:effectExtent l="0" t="0" r="0" b="7620"/>
             <wp:docPr id="1126827798" name="图片 1"/>
@@ -5218,7 +5433,13 @@
                     <pic:cNvPicPr/>
                   </pic:nvPicPr>
                   <pic:blipFill>
-                    <a:blip r:embed="rId43"/>
+                    <a:blip r:embed="rId46">
+                      <a:extLst>
+                        <a:ext uri="{28A0092B-C50C-407E-A947-70E740481C1C}">
+                          <a14:useLocalDpi xmlns:a14="http://schemas.microsoft.com/office/drawing/2010/main" val="0"/>
+                        </a:ext>
+                      </a:extLst>
+                    </a:blip>
                     <a:stretch>
                       <a:fillRect/>
                     </a:stretch>
@@ -5315,7 +5536,7 @@
                     </pic:cNvPicPr>
                   </pic:nvPicPr>
                   <pic:blipFill>
-                    <a:blip r:embed="rId44">
+                    <a:blip r:embed="rId47">
                       <a:extLst>
                         <a:ext uri="{28A0092B-C50C-407E-A947-70E740481C1C}">
                           <a14:useLocalDpi xmlns:a14="http://schemas.microsoft.com/office/drawing/2010/main" val="0"/>
@@ -5383,7 +5604,7 @@
                     </pic:cNvPicPr>
                   </pic:nvPicPr>
                   <pic:blipFill>
-                    <a:blip r:embed="rId45">
+                    <a:blip r:embed="rId48">
                       <a:extLst>
                         <a:ext uri="{28A0092B-C50C-407E-A947-70E740481C1C}">
                           <a14:useLocalDpi xmlns:a14="http://schemas.microsoft.com/office/drawing/2010/main" val="0"/>
@@ -5429,6 +5650,20 @@
     </w:p>
     <w:p>
       <w:pPr>
+        <w:pStyle w:val="4"/>
+        <w:rPr>
+          <w:rFonts w:hint="eastAsia"/>
+        </w:rPr>
+      </w:pPr>
+      <w:r>
+        <w:rPr>
+          <w:rFonts w:hint="eastAsia"/>
+        </w:rPr>
+        <w:t>2）故事的对话框皮肤</w:t>
+      </w:r>
+    </w:p>
+    <w:p>
+      <w:pPr>
         <w:widowControl/>
         <w:snapToGrid w:val="0"/>
         <w:jc w:val="left"/>
@@ -5440,6 +5675,221 @@
       </w:pPr>
       <w:r>
         <w:rPr>
+          <w:rFonts w:ascii="Tahoma" w:eastAsia="微软雅黑" w:hAnsi="Tahoma" w:hint="eastAsia"/>
+          <w:kern w:val="0"/>
+          <w:sz w:val="22"/>
+        </w:rPr>
+        <w:t>故事管理层中，对话框会变为皮质纸的风格，</w:t>
+      </w:r>
+    </w:p>
+    <w:p>
+      <w:pPr>
+        <w:widowControl/>
+        <w:snapToGrid w:val="0"/>
+        <w:jc w:val="left"/>
+        <w:rPr>
+          <w:rFonts w:ascii="Tahoma" w:eastAsia="微软雅黑" w:hAnsi="Tahoma"/>
+          <w:kern w:val="0"/>
+          <w:sz w:val="22"/>
+        </w:rPr>
+      </w:pPr>
+      <w:r>
+        <w:rPr>
+          <w:rFonts w:ascii="Tahoma" w:eastAsia="微软雅黑" w:hAnsi="Tahoma" w:hint="eastAsia"/>
+          <w:kern w:val="0"/>
+          <w:sz w:val="22"/>
+        </w:rPr>
+        <w:t>设计</w:t>
+      </w:r>
+      <w:r>
+        <w:rPr>
+          <w:rFonts w:ascii="Tahoma" w:eastAsia="微软雅黑" w:hAnsi="Tahoma" w:hint="eastAsia"/>
+          <w:kern w:val="0"/>
+          <w:sz w:val="22"/>
+        </w:rPr>
+        <w:t>方法</w:t>
+      </w:r>
+      <w:r>
+        <w:rPr>
+          <w:rFonts w:ascii="Tahoma" w:eastAsia="微软雅黑" w:hAnsi="Tahoma" w:hint="eastAsia"/>
+          <w:kern w:val="0"/>
+          <w:sz w:val="22"/>
+        </w:rPr>
+        <w:t>可见：“</w:t>
+      </w:r>
+      <w:r>
+        <w:rPr>
+          <w:rFonts w:ascii="Tahoma" w:eastAsia="微软雅黑" w:hAnsi="Tahoma" w:hint="eastAsia"/>
+          <w:color w:val="0070C0"/>
+          <w:kern w:val="0"/>
+          <w:sz w:val="22"/>
+        </w:rPr>
+        <w:t>15.</w:t>
+      </w:r>
+      <w:r>
+        <w:rPr>
+          <w:rFonts w:ascii="Tahoma" w:eastAsia="微软雅黑" w:hAnsi="Tahoma" w:hint="eastAsia"/>
+          <w:color w:val="0070C0"/>
+          <w:kern w:val="0"/>
+          <w:sz w:val="22"/>
+        </w:rPr>
+        <w:t>对话框</w:t>
+      </w:r>
+      <w:r>
+        <w:rPr>
+          <w:rFonts w:ascii="Tahoma" w:eastAsia="微软雅黑" w:hAnsi="Tahoma" w:hint="eastAsia"/>
+          <w:color w:val="0070C0"/>
+          <w:kern w:val="0"/>
+          <w:sz w:val="22"/>
+        </w:rPr>
+        <w:t xml:space="preserve"> &gt; </w:t>
+      </w:r>
+      <w:r>
+        <w:rPr>
+          <w:rFonts w:ascii="Tahoma" w:eastAsia="微软雅黑" w:hAnsi="Tahoma" w:hint="eastAsia"/>
+          <w:color w:val="0070C0"/>
+          <w:kern w:val="0"/>
+          <w:sz w:val="22"/>
+        </w:rPr>
+        <w:t>对话框设计</w:t>
+      </w:r>
+      <w:r>
+        <w:rPr>
+          <w:rFonts w:ascii="Tahoma" w:eastAsia="微软雅黑" w:hAnsi="Tahoma" w:hint="eastAsia"/>
+          <w:color w:val="0070C0"/>
+          <w:kern w:val="0"/>
+          <w:sz w:val="22"/>
+        </w:rPr>
+        <w:t>-</w:t>
+      </w:r>
+      <w:r>
+        <w:rPr>
+          <w:rFonts w:ascii="Tahoma" w:eastAsia="微软雅黑" w:hAnsi="Tahoma" w:hint="eastAsia"/>
+          <w:color w:val="0070C0"/>
+          <w:kern w:val="0"/>
+          <w:sz w:val="22"/>
+        </w:rPr>
+        <w:t>蓝皮纸</w:t>
+      </w:r>
+      <w:r>
+        <w:rPr>
+          <w:rFonts w:ascii="Tahoma" w:eastAsia="微软雅黑" w:hAnsi="Tahoma" w:hint="eastAsia"/>
+          <w:color w:val="0070C0"/>
+          <w:kern w:val="0"/>
+          <w:sz w:val="22"/>
+        </w:rPr>
+        <w:t>.docx</w:t>
+      </w:r>
+      <w:r>
+        <w:rPr>
+          <w:rFonts w:ascii="Tahoma" w:eastAsia="微软雅黑" w:hAnsi="Tahoma" w:hint="eastAsia"/>
+          <w:kern w:val="0"/>
+          <w:sz w:val="22"/>
+        </w:rPr>
+        <w:t>”</w:t>
+      </w:r>
+      <w:r>
+        <w:rPr>
+          <w:rFonts w:ascii="Tahoma" w:eastAsia="微软雅黑" w:hAnsi="Tahoma" w:hint="eastAsia"/>
+          <w:kern w:val="0"/>
+          <w:sz w:val="22"/>
+        </w:rPr>
+        <w:t>。</w:t>
+      </w:r>
+    </w:p>
+    <w:p>
+      <w:pPr>
+        <w:widowControl/>
+        <w:snapToGrid w:val="0"/>
+        <w:jc w:val="center"/>
+        <w:rPr>
+          <w:rFonts w:ascii="Tahoma" w:eastAsia="微软雅黑" w:hAnsi="Tahoma"/>
+          <w:kern w:val="0"/>
+          <w:sz w:val="22"/>
+        </w:rPr>
+      </w:pPr>
+      <w:r>
+        <w:rPr>
+          <w:rFonts w:ascii="Tahoma" w:eastAsia="微软雅黑" w:hAnsi="Tahoma" w:hint="eastAsia"/>
+          <w:noProof/>
+          <w:kern w:val="0"/>
+          <w:sz w:val="22"/>
+        </w:rPr>
+        <w:drawing>
+          <wp:inline distT="0" distB="0" distL="0" distR="0" wp14:anchorId="2871CF95" wp14:editId="601BA02B">
+            <wp:extent cx="5038090" cy="1080890"/>
+            <wp:effectExtent l="0" t="0" r="0" b="5080"/>
+            <wp:docPr id="644506133" name="图片 1"/>
+            <wp:cNvGraphicFramePr>
+              <a:graphicFrameLocks xmlns:a="http://schemas.openxmlformats.org/drawingml/2006/main" noChangeAspect="1"/>
+            </wp:cNvGraphicFramePr>
+            <a:graphic xmlns:a="http://schemas.openxmlformats.org/drawingml/2006/main">
+              <a:graphicData uri="http://schemas.openxmlformats.org/drawingml/2006/picture">
+                <pic:pic xmlns:pic="http://schemas.openxmlformats.org/drawingml/2006/picture">
+                  <pic:nvPicPr>
+                    <pic:cNvPr id="0" name="Picture 1"/>
+                    <pic:cNvPicPr>
+                      <a:picLocks noChangeAspect="1" noChangeArrowheads="1"/>
+                    </pic:cNvPicPr>
+                  </pic:nvPicPr>
+                  <pic:blipFill>
+                    <a:blip r:embed="rId49">
+                      <a:extLst>
+                        <a:ext uri="{28A0092B-C50C-407E-A947-70E740481C1C}">
+                          <a14:useLocalDpi xmlns:a14="http://schemas.microsoft.com/office/drawing/2010/main" val="0"/>
+                        </a:ext>
+                      </a:extLst>
+                    </a:blip>
+                    <a:srcRect/>
+                    <a:stretch>
+                      <a:fillRect/>
+                    </a:stretch>
+                  </pic:blipFill>
+                  <pic:spPr bwMode="auto">
+                    <a:xfrm>
+                      <a:off x="0" y="0"/>
+                      <a:ext cx="5045600" cy="1082501"/>
+                    </a:xfrm>
+                    <a:prstGeom prst="rect">
+                      <a:avLst/>
+                    </a:prstGeom>
+                    <a:noFill/>
+                    <a:ln>
+                      <a:noFill/>
+                    </a:ln>
+                  </pic:spPr>
+                </pic:pic>
+              </a:graphicData>
+            </a:graphic>
+          </wp:inline>
+        </w:drawing>
+      </w:r>
+    </w:p>
+    <w:p>
+      <w:pPr>
+        <w:widowControl/>
+        <w:snapToGrid w:val="0"/>
+        <w:jc w:val="left"/>
+        <w:rPr>
+          <w:rFonts w:ascii="Tahoma" w:eastAsia="微软雅黑" w:hAnsi="Tahoma"/>
+          <w:kern w:val="0"/>
+          <w:sz w:val="22"/>
+        </w:rPr>
+      </w:pPr>
+    </w:p>
+    <w:p>
+      <w:pPr>
+        <w:widowControl/>
+        <w:snapToGrid w:val="0"/>
+        <w:jc w:val="left"/>
+        <w:rPr>
+          <w:rFonts w:ascii="Tahoma" w:eastAsia="微软雅黑" w:hAnsi="Tahoma"/>
+          <w:kern w:val="0"/>
+          <w:sz w:val="22"/>
+        </w:rPr>
+      </w:pPr>
+      <w:r>
+        <w:rPr>
           <w:rFonts w:ascii="Tahoma" w:eastAsia="微软雅黑" w:hAnsi="Tahoma"/>
           <w:kern w:val="0"/>
           <w:sz w:val="22"/>
@@ -5450,6 +5900,9 @@
     <w:p>
       <w:pPr>
         <w:pStyle w:val="2"/>
+        <w:rPr>
+          <w:rFonts w:hint="eastAsia"/>
+        </w:rPr>
       </w:pPr>
       <w:bookmarkStart w:id="0" w:name="_基础规律"/>
       <w:bookmarkEnd w:id="0"/>
@@ -5477,28 +5930,29 @@
       <w:pPr>
         <w:pStyle w:val="3"/>
         <w:rPr>
-          <w:sz w:val="28"/>
-        </w:rPr>
-      </w:pPr>
-      <w:r>
-        <w:rPr>
           <w:rFonts w:hint="eastAsia"/>
           <w:sz w:val="28"/>
         </w:rPr>
-        <w:t>小窗</w:t>
-      </w:r>
+      </w:pPr>
       <w:r>
         <w:rPr>
           <w:rFonts w:hint="eastAsia"/>
           <w:sz w:val="28"/>
         </w:rPr>
-        <w:t>阳光与</w:t>
+        <w:t>小窗</w:t>
       </w:r>
       <w:r>
         <w:rPr>
           <w:rFonts w:hint="eastAsia"/>
           <w:sz w:val="28"/>
         </w:rPr>
+        <w:t>阳光与</w:t>
+      </w:r>
+      <w:r>
+        <w:rPr>
+          <w:rFonts w:hint="eastAsia"/>
+          <w:sz w:val="28"/>
+        </w:rPr>
         <w:t>大阳光投射</w:t>
       </w:r>
     </w:p>
@@ -5569,7 +6023,7 @@
         <w:widowControl/>
         <w:jc w:val="center"/>
         <w:rPr>
-          <w:rFonts w:ascii="宋体" w:eastAsia="宋体" w:hAnsi="宋体" w:cs="宋体"/>
+          <w:rFonts w:ascii="宋体" w:eastAsia="宋体" w:hAnsi="宋体" w:cs="宋体" w:hint="eastAsia"/>
           <w:kern w:val="0"/>
           <w:sz w:val="24"/>
           <w:szCs w:val="24"/>
@@ -5601,7 +6055,7 @@
                     </pic:cNvPicPr>
                   </pic:nvPicPr>
                   <pic:blipFill>
-                    <a:blip r:embed="rId46">
+                    <a:blip r:embed="rId50">
                       <a:extLst>
                         <a:ext uri="{28A0092B-C50C-407E-A947-70E740481C1C}">
                           <a14:useLocalDpi xmlns:a14="http://schemas.microsoft.com/office/drawing/2010/main" val="0"/>
@@ -5658,7 +6112,7 @@
                     </pic:cNvPicPr>
                   </pic:nvPicPr>
                   <pic:blipFill>
-                    <a:blip r:embed="rId47">
+                    <a:blip r:embed="rId51">
                       <a:extLst>
                         <a:ext uri="{28A0092B-C50C-407E-A947-70E740481C1C}">
                           <a14:useLocalDpi xmlns:a14="http://schemas.microsoft.com/office/drawing/2010/main" val="0"/>
@@ -5843,7 +6297,7 @@
         <w:widowControl/>
         <w:jc w:val="center"/>
         <w:rPr>
-          <w:rFonts w:ascii="宋体" w:eastAsia="宋体" w:hAnsi="宋体" w:cs="宋体"/>
+          <w:rFonts w:ascii="宋体" w:eastAsia="宋体" w:hAnsi="宋体" w:cs="宋体" w:hint="eastAsia"/>
           <w:kern w:val="0"/>
           <w:sz w:val="24"/>
           <w:szCs w:val="24"/>
@@ -5875,7 +6329,7 @@
                     </pic:cNvPicPr>
                   </pic:nvPicPr>
                   <pic:blipFill>
-                    <a:blip r:embed="rId48">
+                    <a:blip r:embed="rId52">
                       <a:extLst>
                         <a:ext uri="{28A0092B-C50C-407E-A947-70E740481C1C}">
                           <a14:useLocalDpi xmlns:a14="http://schemas.microsoft.com/office/drawing/2010/main" val="0"/>
@@ -5932,7 +6386,7 @@
                     </pic:cNvPicPr>
                   </pic:nvPicPr>
                   <pic:blipFill>
-                    <a:blip r:embed="rId49">
+                    <a:blip r:embed="rId53">
                       <a:extLst>
                         <a:ext uri="{28A0092B-C50C-407E-A947-70E740481C1C}">
                           <a14:useLocalDpi xmlns:a14="http://schemas.microsoft.com/office/drawing/2010/main" val="0"/>
@@ -5999,14 +6453,15 @@
       <w:pPr>
         <w:pStyle w:val="3"/>
         <w:rPr>
-          <w:sz w:val="28"/>
-        </w:rPr>
-      </w:pPr>
-      <w:r>
-        <w:rPr>
           <w:rFonts w:hint="eastAsia"/>
           <w:sz w:val="28"/>
         </w:rPr>
+      </w:pPr>
+      <w:r>
+        <w:rPr>
+          <w:rFonts w:hint="eastAsia"/>
+          <w:sz w:val="28"/>
+        </w:rPr>
         <w:lastRenderedPageBreak/>
         <w:t>阶梯阻塞问题</w:t>
       </w:r>
@@ -6094,14 +6549,6 @@
           <w:sz w:val="22"/>
         </w:rPr>
         <w:tab/>
-      </w:r>
-      <w:proofErr w:type="spellStart"/>
-      <w:r>
-        <w:rPr>
-          <w:rFonts w:ascii="Tahoma" w:eastAsia="微软雅黑" w:hAnsi="Tahoma"/>
-          <w:kern w:val="0"/>
-          <w:sz w:val="22"/>
-        </w:rPr>
         <w:t>Drill_Layer</w:t>
       </w:r>
       <w:r>
@@ -6120,7 +6567,6 @@
         </w:rPr>
         <w:t>Block</w:t>
       </w:r>
-      <w:proofErr w:type="spellEnd"/>
       <w:r>
         <w:rPr>
           <w:rFonts w:ascii="Tahoma" w:eastAsia="微软雅黑" w:hAnsi="Tahoma"/>
@@ -6221,7 +6667,7 @@
                     </pic:cNvPicPr>
                   </pic:nvPicPr>
                   <pic:blipFill>
-                    <a:blip r:embed="rId50">
+                    <a:blip r:embed="rId54">
                       <a:extLst>
                         <a:ext uri="{28A0092B-C50C-407E-A947-70E740481C1C}">
                           <a14:useLocalDpi xmlns:a14="http://schemas.microsoft.com/office/drawing/2010/main" val="0"/>
@@ -6305,7 +6751,7 @@
                     </pic:cNvPicPr>
                   </pic:nvPicPr>
                   <pic:blipFill>
-                    <a:blip r:embed="rId51">
+                    <a:blip r:embed="rId55">
                       <a:extLst>
                         <a:ext uri="{28A0092B-C50C-407E-A947-70E740481C1C}">
                           <a14:useLocalDpi xmlns:a14="http://schemas.microsoft.com/office/drawing/2010/main" val="0"/>
@@ -6426,7 +6872,7 @@
                     </pic:cNvPicPr>
                   </pic:nvPicPr>
                   <pic:blipFill>
-                    <a:blip r:embed="rId52">
+                    <a:blip r:embed="rId56">
                       <a:extLst>
                         <a:ext uri="{28A0092B-C50C-407E-A947-70E740481C1C}">
                           <a14:useLocalDpi xmlns:a14="http://schemas.microsoft.com/office/drawing/2010/main" val="0"/>
@@ -6470,7 +6916,7 @@
       </w:pPr>
     </w:p>
     <w:sectPr>
-      <w:headerReference w:type="default" r:id="rId53"/>
+      <w:headerReference w:type="default" r:id="rId57"/>
       <w:pgSz w:w="11906" w:h="16838"/>
       <w:pgMar w:top="1440" w:right="1800" w:bottom="1440" w:left="1800" w:header="851" w:footer="992" w:gutter="0"/>
       <w:cols w:space="425"/>
@@ -6481,9 +6927,14 @@
 </file>
 
 <file path=word/endnotes.xml><?xml version="1.0" encoding="utf-8"?>
-<w:endnotes xmlns:wpc="http://schemas.microsoft.com/office/word/2010/wordprocessingCanvas" xmlns:cx="http://schemas.microsoft.com/office/drawing/2014/chartex" xmlns:cx1="http://schemas.microsoft.com/office/drawing/2015/9/8/chartex" xmlns:cx2="http://schemas.microsoft.com/office/drawing/2015/10/21/chartex" xmlns:cx3="http://schemas.microsoft.com/office/drawing/2016/5/9/chartex" xmlns:cx4="http://schemas.microsoft.com/office/drawing/2016/5/10/chartex" xmlns:cx5="http://schemas.microsoft.com/office/drawing/2016/5/11/chartex" xmlns:cx6="http://schemas.microsoft.com/office/drawing/2016/5/12/chartex" xmlns:cx7="http://schemas.microsoft.com/office/drawing/2016/5/13/chartex" xmlns:cx8="http://schemas.microsoft.com/office/drawing/2016/5/14/chartex" xmlns:mc="http://schemas.openxmlformats.org/markup-compatibility/2006" xmlns:aink="http://schemas.microsoft.com/office/drawing/2016/ink" xmlns:am3d="http://schemas.microsoft.com/office/drawing/2017/model3d" xmlns:o="urn:schemas-microsoft-com:office:office" xmlns:oel="http://schemas.microsoft.com/office/2019/extlst" xmlns:r="http://schemas.openxmlformats.org/officeDocument/2006/relationships" xmlns:m="http://schemas.openxmlformats.org/officeDocument/2006/math" xmlns:v="urn:schemas-microsoft-com:vml" xmlns:wp14="http://schemas.microsoft.com/office/word/2010/wordprocessingDrawing" xmlns:wp="http://schemas.openxmlformats.org/drawingml/2006/wordprocessingDrawing" xmlns:w10="urn:schemas-microsoft-com:office:word" xmlns:w="http://schemas.openxmlformats.org/wordprocessingml/2006/main" xmlns:w14="http://schemas.microsoft.com/office/word/2010/wordml" xmlns:w15="http://schemas.microsoft.com/office/word/2012/wordml" xmlns:w16cex="http://schemas.microsoft.com/office/word/2018/wordml/cex" xmlns:w16cid="http://schemas.microsoft.com/office/word/2016/wordml/cid" xmlns:w16="http://schemas.microsoft.com/office/word/2018/wordml" xmlns:w16sdtdh="http://schemas.microsoft.com/office/word/2020/wordml/sdtdatahash" xmlns:w16se="http://schemas.microsoft.com/office/word/2015/wordml/symex" xmlns:wpg="http://schemas.microsoft.com/office/word/2010/wordprocessingGroup" xmlns:wpi="http://schemas.microsoft.com/office/word/2010/wordprocessingInk" xmlns:wne="http://schemas.microsoft.com/office/word/2006/wordml" xmlns:wps="http://schemas.microsoft.com/office/word/2010/wordprocessingShape" mc:Ignorable="w14 w15 w16se w16cid w16 w16cex w16sdtdh wp14">
+<w:endnotes xmlns:wpc="http://schemas.microsoft.com/office/word/2010/wordprocessingCanvas" xmlns:cx="http://schemas.microsoft.com/office/drawing/2014/chartex" xmlns:cx1="http://schemas.microsoft.com/office/drawing/2015/9/8/chartex" xmlns:cx2="http://schemas.microsoft.com/office/drawing/2015/10/21/chartex" xmlns:cx3="http://schemas.microsoft.com/office/drawing/2016/5/9/chartex" xmlns:cx4="http://schemas.microsoft.com/office/drawing/2016/5/10/chartex" xmlns:cx5="http://schemas.microsoft.com/office/drawing/2016/5/11/chartex" xmlns:cx6="http://schemas.microsoft.com/office/drawing/2016/5/12/chartex" xmlns:cx7="http://schemas.microsoft.com/office/drawing/2016/5/13/chartex" xmlns:cx8="http://schemas.microsoft.com/office/drawing/2016/5/14/chartex" xmlns:mc="http://schemas.openxmlformats.org/markup-compatibility/2006" xmlns:aink="http://schemas.microsoft.com/office/drawing/2016/ink" xmlns:am3d="http://schemas.microsoft.com/office/drawing/2017/model3d" xmlns:o="urn:schemas-microsoft-com:office:office" xmlns:oel="http://schemas.microsoft.com/office/2019/extlst" xmlns:r="http://schemas.openxmlformats.org/officeDocument/2006/relationships" xmlns:m="http://schemas.openxmlformats.org/officeDocument/2006/math" xmlns:v="urn:schemas-microsoft-com:vml" xmlns:wp14="http://schemas.microsoft.com/office/word/2010/wordprocessingDrawing" xmlns:wp="http://schemas.openxmlformats.org/drawingml/2006/wordprocessingDrawing" xmlns:w10="urn:schemas-microsoft-com:office:word" xmlns:w="http://schemas.openxmlformats.org/wordprocessingml/2006/main" xmlns:w14="http://schemas.microsoft.com/office/word/2010/wordml" xmlns:w15="http://schemas.microsoft.com/office/word/2012/wordml" xmlns:w16cex="http://schemas.microsoft.com/office/word/2018/wordml/cex" xmlns:w16cid="http://schemas.microsoft.com/office/word/2016/wordml/cid" xmlns:w16="http://schemas.microsoft.com/office/word/2018/wordml" xmlns:w16du="http://schemas.microsoft.com/office/word/2023/wordml/word16du" xmlns:w16sdtdh="http://schemas.microsoft.com/office/word/2020/wordml/sdtdatahash" xmlns:w16sdtfl="http://schemas.microsoft.com/office/word/2024/wordml/sdtformatlock" xmlns:w16se="http://schemas.microsoft.com/office/word/2015/wordml/symex" xmlns:wpg="http://schemas.microsoft.com/office/word/2010/wordprocessingGroup" xmlns:wpi="http://schemas.microsoft.com/office/word/2010/wordprocessingInk" xmlns:wne="http://schemas.microsoft.com/office/word/2006/wordml" xmlns:wps="http://schemas.microsoft.com/office/word/2010/wordprocessingShape" mc:Ignorable="w14 w15 w16se w16cid w16 w16cex w16sdtdh w16sdtfl w16du wp14">
   <w:endnote w:type="separator" w:id="-1">
     <w:p>
+      <w:pPr>
+        <w:rPr>
+          <w:rFonts w:hint="eastAsia"/>
+        </w:rPr>
+      </w:pPr>
       <w:r>
         <w:separator/>
       </w:r>
@@ -6491,6 +6942,11 @@
   </w:endnote>
   <w:endnote w:type="continuationSeparator" w:id="0">
     <w:p>
+      <w:pPr>
+        <w:rPr>
+          <w:rFonts w:hint="eastAsia"/>
+        </w:rPr>
+      </w:pPr>
       <w:r>
         <w:continuationSeparator/>
       </w:r>
@@ -6500,9 +6956,14 @@
 </file>
 
 <file path=word/footnotes.xml><?xml version="1.0" encoding="utf-8"?>
-<w:footnotes xmlns:wpc="http://schemas.microsoft.com/office/word/2010/wordprocessingCanvas" xmlns:cx="http://schemas.microsoft.com/office/drawing/2014/chartex" xmlns:cx1="http://schemas.microsoft.com/office/drawing/2015/9/8/chartex" xmlns:cx2="http://schemas.microsoft.com/office/drawing/2015/10/21/chartex" xmlns:cx3="http://schemas.microsoft.com/office/drawing/2016/5/9/chartex" xmlns:cx4="http://schemas.microsoft.com/office/drawing/2016/5/10/chartex" xmlns:cx5="http://schemas.microsoft.com/office/drawing/2016/5/11/chartex" xmlns:cx6="http://schemas.microsoft.com/office/drawing/2016/5/12/chartex" xmlns:cx7="http://schemas.microsoft.com/office/drawing/2016/5/13/chartex" xmlns:cx8="http://schemas.microsoft.com/office/drawing/2016/5/14/chartex" xmlns:mc="http://schemas.openxmlformats.org/markup-compatibility/2006" xmlns:aink="http://schemas.microsoft.com/office/drawing/2016/ink" xmlns:am3d="http://schemas.microsoft.com/office/drawing/2017/model3d" xmlns:o="urn:schemas-microsoft-com:office:office" xmlns:oel="http://schemas.microsoft.com/office/2019/extlst" xmlns:r="http://schemas.openxmlformats.org/officeDocument/2006/relationships" xmlns:m="http://schemas.openxmlformats.org/officeDocument/2006/math" xmlns:v="urn:schemas-microsoft-com:vml" xmlns:wp14="http://schemas.microsoft.com/office/word/2010/wordprocessingDrawing" xmlns:wp="http://schemas.openxmlformats.org/drawingml/2006/wordprocessingDrawing" xmlns:w10="urn:schemas-microsoft-com:office:word" xmlns:w="http://schemas.openxmlformats.org/wordprocessingml/2006/main" xmlns:w14="http://schemas.microsoft.com/office/word/2010/wordml" xmlns:w15="http://schemas.microsoft.com/office/word/2012/wordml" xmlns:w16cex="http://schemas.microsoft.com/office/word/2018/wordml/cex" xmlns:w16cid="http://schemas.microsoft.com/office/word/2016/wordml/cid" xmlns:w16="http://schemas.microsoft.com/office/word/2018/wordml" xmlns:w16sdtdh="http://schemas.microsoft.com/office/word/2020/wordml/sdtdatahash" xmlns:w16se="http://schemas.microsoft.com/office/word/2015/wordml/symex" xmlns:wpg="http://schemas.microsoft.com/office/word/2010/wordprocessingGroup" xmlns:wpi="http://schemas.microsoft.com/office/word/2010/wordprocessingInk" xmlns:wne="http://schemas.microsoft.com/office/word/2006/wordml" xmlns:wps="http://schemas.microsoft.com/office/word/2010/wordprocessingShape" mc:Ignorable="w14 w15 w16se w16cid w16 w16cex w16sdtdh wp14">
+<w:footnotes xmlns:wpc="http://schemas.microsoft.com/office/word/2010/wordprocessingCanvas" xmlns:cx="http://schemas.microsoft.com/office/drawing/2014/chartex" xmlns:cx1="http://schemas.microsoft.com/office/drawing/2015/9/8/chartex" xmlns:cx2="http://schemas.microsoft.com/office/drawing/2015/10/21/chartex" xmlns:cx3="http://schemas.microsoft.com/office/drawing/2016/5/9/chartex" xmlns:cx4="http://schemas.microsoft.com/office/drawing/2016/5/10/chartex" xmlns:cx5="http://schemas.microsoft.com/office/drawing/2016/5/11/chartex" xmlns:cx6="http://schemas.microsoft.com/office/drawing/2016/5/12/chartex" xmlns:cx7="http://schemas.microsoft.com/office/drawing/2016/5/13/chartex" xmlns:cx8="http://schemas.microsoft.com/office/drawing/2016/5/14/chartex" xmlns:mc="http://schemas.openxmlformats.org/markup-compatibility/2006" xmlns:aink="http://schemas.microsoft.com/office/drawing/2016/ink" xmlns:am3d="http://schemas.microsoft.com/office/drawing/2017/model3d" xmlns:o="urn:schemas-microsoft-com:office:office" xmlns:oel="http://schemas.microsoft.com/office/2019/extlst" xmlns:r="http://schemas.openxmlformats.org/officeDocument/2006/relationships" xmlns:m="http://schemas.openxmlformats.org/officeDocument/2006/math" xmlns:v="urn:schemas-microsoft-com:vml" xmlns:wp14="http://schemas.microsoft.com/office/word/2010/wordprocessingDrawing" xmlns:wp="http://schemas.openxmlformats.org/drawingml/2006/wordprocessingDrawing" xmlns:w10="urn:schemas-microsoft-com:office:word" xmlns:w="http://schemas.openxmlformats.org/wordprocessingml/2006/main" xmlns:w14="http://schemas.microsoft.com/office/word/2010/wordml" xmlns:w15="http://schemas.microsoft.com/office/word/2012/wordml" xmlns:w16cex="http://schemas.microsoft.com/office/word/2018/wordml/cex" xmlns:w16cid="http://schemas.microsoft.com/office/word/2016/wordml/cid" xmlns:w16="http://schemas.microsoft.com/office/word/2018/wordml" xmlns:w16du="http://schemas.microsoft.com/office/word/2023/wordml/word16du" xmlns:w16sdtdh="http://schemas.microsoft.com/office/word/2020/wordml/sdtdatahash" xmlns:w16sdtfl="http://schemas.microsoft.com/office/word/2024/wordml/sdtformatlock" xmlns:w16se="http://schemas.microsoft.com/office/word/2015/wordml/symex" xmlns:wpg="http://schemas.microsoft.com/office/word/2010/wordprocessingGroup" xmlns:wpi="http://schemas.microsoft.com/office/word/2010/wordprocessingInk" xmlns:wne="http://schemas.microsoft.com/office/word/2006/wordml" xmlns:wps="http://schemas.microsoft.com/office/word/2010/wordprocessingShape" mc:Ignorable="w14 w15 w16se w16cid w16 w16cex w16sdtdh w16sdtfl w16du wp14">
   <w:footnote w:type="separator" w:id="-1">
     <w:p>
+      <w:pPr>
+        <w:rPr>
+          <w:rFonts w:hint="eastAsia"/>
+        </w:rPr>
+      </w:pPr>
       <w:r>
         <w:separator/>
       </w:r>
@@ -6510,6 +6971,11 @@
   </w:footnote>
   <w:footnote w:type="continuationSeparator" w:id="0">
     <w:p>
+      <w:pPr>
+        <w:rPr>
+          <w:rFonts w:hint="eastAsia"/>
+        </w:rPr>
+      </w:pPr>
       <w:r>
         <w:continuationSeparator/>
       </w:r>
@@ -6519,12 +6985,12 @@
 </file>
 
 <file path=word/header1.xml><?xml version="1.0" encoding="utf-8"?>
-<w:hdr xmlns:wpc="http://schemas.microsoft.com/office/word/2010/wordprocessingCanvas" xmlns:cx="http://schemas.microsoft.com/office/drawing/2014/chartex" xmlns:cx1="http://schemas.microsoft.com/office/drawing/2015/9/8/chartex" xmlns:cx2="http://schemas.microsoft.com/office/drawing/2015/10/21/chartex" xmlns:cx3="http://schemas.microsoft.com/office/drawing/2016/5/9/chartex" xmlns:cx4="http://schemas.microsoft.com/office/drawing/2016/5/10/chartex" xmlns:cx5="http://schemas.microsoft.com/office/drawing/2016/5/11/chartex" xmlns:cx6="http://schemas.microsoft.com/office/drawing/2016/5/12/chartex" xmlns:cx7="http://schemas.microsoft.com/office/drawing/2016/5/13/chartex" xmlns:cx8="http://schemas.microsoft.com/office/drawing/2016/5/14/chartex" xmlns:mc="http://schemas.openxmlformats.org/markup-compatibility/2006" xmlns:aink="http://schemas.microsoft.com/office/drawing/2016/ink" xmlns:am3d="http://schemas.microsoft.com/office/drawing/2017/model3d" xmlns:o="urn:schemas-microsoft-com:office:office" xmlns:oel="http://schemas.microsoft.com/office/2019/extlst" xmlns:r="http://schemas.openxmlformats.org/officeDocument/2006/relationships" xmlns:m="http://schemas.openxmlformats.org/officeDocument/2006/math" xmlns:v="urn:schemas-microsoft-com:vml" xmlns:wp14="http://schemas.microsoft.com/office/word/2010/wordprocessingDrawing" xmlns:wp="http://schemas.openxmlformats.org/drawingml/2006/wordprocessingDrawing" xmlns:w10="urn:schemas-microsoft-com:office:word" xmlns:w="http://schemas.openxmlformats.org/wordprocessingml/2006/main" xmlns:w14="http://schemas.microsoft.com/office/word/2010/wordml" xmlns:w15="http://schemas.microsoft.com/office/word/2012/wordml" xmlns:w16cex="http://schemas.microsoft.com/office/word/2018/wordml/cex" xmlns:w16cid="http://schemas.microsoft.com/office/word/2016/wordml/cid" xmlns:w16="http://schemas.microsoft.com/office/word/2018/wordml" xmlns:w16sdtdh="http://schemas.microsoft.com/office/word/2020/wordml/sdtdatahash" xmlns:w16se="http://schemas.microsoft.com/office/word/2015/wordml/symex" xmlns:wpg="http://schemas.microsoft.com/office/word/2010/wordprocessingGroup" xmlns:wpi="http://schemas.microsoft.com/office/word/2010/wordprocessingInk" xmlns:wne="http://schemas.microsoft.com/office/word/2006/wordml" xmlns:wps="http://schemas.microsoft.com/office/word/2010/wordprocessingShape" mc:Ignorable="w14 w15 w16se w16cid w16 w16cex w16sdtdh wp14">
+<w:hdr xmlns:wpc="http://schemas.microsoft.com/office/word/2010/wordprocessingCanvas" xmlns:cx="http://schemas.microsoft.com/office/drawing/2014/chartex" xmlns:cx1="http://schemas.microsoft.com/office/drawing/2015/9/8/chartex" xmlns:cx2="http://schemas.microsoft.com/office/drawing/2015/10/21/chartex" xmlns:cx3="http://schemas.microsoft.com/office/drawing/2016/5/9/chartex" xmlns:cx4="http://schemas.microsoft.com/office/drawing/2016/5/10/chartex" xmlns:cx5="http://schemas.microsoft.com/office/drawing/2016/5/11/chartex" xmlns:cx6="http://schemas.microsoft.com/office/drawing/2016/5/12/chartex" xmlns:cx7="http://schemas.microsoft.com/office/drawing/2016/5/13/chartex" xmlns:cx8="http://schemas.microsoft.com/office/drawing/2016/5/14/chartex" xmlns:mc="http://schemas.openxmlformats.org/markup-compatibility/2006" xmlns:aink="http://schemas.microsoft.com/office/drawing/2016/ink" xmlns:am3d="http://schemas.microsoft.com/office/drawing/2017/model3d" xmlns:o="urn:schemas-microsoft-com:office:office" xmlns:oel="http://schemas.microsoft.com/office/2019/extlst" xmlns:r="http://schemas.openxmlformats.org/officeDocument/2006/relationships" xmlns:m="http://schemas.openxmlformats.org/officeDocument/2006/math" xmlns:v="urn:schemas-microsoft-com:vml" xmlns:wp14="http://schemas.microsoft.com/office/word/2010/wordprocessingDrawing" xmlns:wp="http://schemas.openxmlformats.org/drawingml/2006/wordprocessingDrawing" xmlns:w10="urn:schemas-microsoft-com:office:word" xmlns:w="http://schemas.openxmlformats.org/wordprocessingml/2006/main" xmlns:w14="http://schemas.microsoft.com/office/word/2010/wordml" xmlns:w15="http://schemas.microsoft.com/office/word/2012/wordml" xmlns:w16cex="http://schemas.microsoft.com/office/word/2018/wordml/cex" xmlns:w16cid="http://schemas.microsoft.com/office/word/2016/wordml/cid" xmlns:w16="http://schemas.microsoft.com/office/word/2018/wordml" xmlns:w16du="http://schemas.microsoft.com/office/word/2023/wordml/word16du" xmlns:w16sdtdh="http://schemas.microsoft.com/office/word/2020/wordml/sdtdatahash" xmlns:w16sdtfl="http://schemas.microsoft.com/office/word/2024/wordml/sdtformatlock" xmlns:w16se="http://schemas.microsoft.com/office/word/2015/wordml/symex" xmlns:wpg="http://schemas.microsoft.com/office/word/2010/wordprocessingGroup" xmlns:wpi="http://schemas.microsoft.com/office/word/2010/wordprocessingInk" xmlns:wne="http://schemas.microsoft.com/office/word/2006/wordml" xmlns:wps="http://schemas.microsoft.com/office/word/2010/wordprocessingShape" mc:Ignorable="w14 w15 w16se w16cid w16 w16cex w16sdtdh w16sdtfl w16du wp14">
   <w:p>
     <w:pPr>
       <w:jc w:val="center"/>
       <w:rPr>
-        <w:rFonts w:ascii="微软雅黑" w:eastAsia="微软雅黑" w:hAnsi="微软雅黑"/>
+        <w:rFonts w:ascii="微软雅黑" w:eastAsia="微软雅黑" w:hAnsi="微软雅黑" w:hint="eastAsia"/>
         <w:sz w:val="20"/>
       </w:rPr>
     </w:pPr>
@@ -6617,7 +7083,6 @@
       </w:rPr>
       <w:t xml:space="preserve">   </w:t>
     </w:r>
-    <w:proofErr w:type="spellStart"/>
     <w:r>
       <w:rPr>
         <w:rFonts w:ascii="微软雅黑" w:eastAsia="微软雅黑" w:hAnsi="微软雅黑"/>
@@ -6625,13 +7090,12 @@
       </w:rPr>
       <w:t>drill_up</w:t>
     </w:r>
-    <w:proofErr w:type="spellEnd"/>
   </w:p>
 </w:hdr>
 </file>
 
 <file path=word/styles.xml><?xml version="1.0" encoding="utf-8"?>
-<w:styles xmlns:mc="http://schemas.openxmlformats.org/markup-compatibility/2006" xmlns:r="http://schemas.openxmlformats.org/officeDocument/2006/relationships" xmlns:w="http://schemas.openxmlformats.org/wordprocessingml/2006/main" xmlns:w14="http://schemas.microsoft.com/office/word/2010/wordml" xmlns:w15="http://schemas.microsoft.com/office/word/2012/wordml" xmlns:w16cex="http://schemas.microsoft.com/office/word/2018/wordml/cex" xmlns:w16cid="http://schemas.microsoft.com/office/word/2016/wordml/cid" xmlns:w16="http://schemas.microsoft.com/office/word/2018/wordml" xmlns:w16sdtdh="http://schemas.microsoft.com/office/word/2020/wordml/sdtdatahash" xmlns:w16se="http://schemas.microsoft.com/office/word/2015/wordml/symex" mc:Ignorable="w14 w15 w16se w16cid w16 w16cex w16sdtdh">
+<w:styles xmlns:mc="http://schemas.openxmlformats.org/markup-compatibility/2006" xmlns:r="http://schemas.openxmlformats.org/officeDocument/2006/relationships" xmlns:w="http://schemas.openxmlformats.org/wordprocessingml/2006/main" xmlns:w14="http://schemas.microsoft.com/office/word/2010/wordml" xmlns:w15="http://schemas.microsoft.com/office/word/2012/wordml" xmlns:w16cex="http://schemas.microsoft.com/office/word/2018/wordml/cex" xmlns:w16cid="http://schemas.microsoft.com/office/word/2016/wordml/cid" xmlns:w16="http://schemas.microsoft.com/office/word/2018/wordml" xmlns:w16du="http://schemas.microsoft.com/office/word/2023/wordml/word16du" xmlns:w16sdtdh="http://schemas.microsoft.com/office/word/2020/wordml/sdtdatahash" xmlns:w16sdtfl="http://schemas.microsoft.com/office/word/2024/wordml/sdtformatlock" xmlns:w16se="http://schemas.microsoft.com/office/word/2015/wordml/symex" mc:Ignorable="w14 w15 w16se w16cid w16 w16cex w16sdtdh w16sdtfl w16du">
   <w:docDefaults>
     <w:rPrDefault>
       <w:rPr>

--- a/插件详细手册/6.地图/地图设计-瞎改编故事图书馆.docx
+++ b/插件详细手册/6.地图/地图设计-瞎改编故事图书馆.docx
@@ -13,23 +13,33 @@
         <w:rPr>
           <w:rFonts w:hint="eastAsia"/>
         </w:rPr>
+        <w:t>===</w:t>
+      </w:r>
+      <w:r>
+        <w:rPr>
+          <w:rFonts w:hint="eastAsia"/>
+        </w:rPr>
         <w:t>概述</w:t>
       </w:r>
+      <w:r>
+        <w:rPr>
+          <w:rFonts w:hint="eastAsia"/>
+        </w:rPr>
+        <w:t>===</w:t>
+      </w:r>
     </w:p>
     <w:p>
       <w:pPr>
         <w:pStyle w:val="3"/>
         <w:rPr>
           <w:rFonts w:hint="eastAsia"/>
-          <w:sz w:val="28"/>
         </w:rPr>
       </w:pPr>
       <w:r>
         <w:rPr>
           <w:rFonts w:hint="eastAsia"/>
-          <w:sz w:val="28"/>
-        </w:rPr>
-        <w:t>地图简介</w:t>
+        </w:rPr>
+        <w:t>示例图</w:t>
       </w:r>
     </w:p>
     <w:p>
@@ -63,9 +73,6 @@
     <w:p>
       <w:pPr>
         <w:jc w:val="center"/>
-        <w:rPr>
-          <w:rFonts w:hint="eastAsia"/>
-        </w:rPr>
       </w:pPr>
       <w:r>
         <w:rPr>
@@ -76,9 +83,9 @@
           <w:szCs w:val="24"/>
         </w:rPr>
         <w:drawing>
-          <wp:inline distT="0" distB="0" distL="0" distR="0" wp14:anchorId="38C8BA23" wp14:editId="3CC6E101">
-            <wp:extent cx="3497580" cy="2428430"/>
-            <wp:effectExtent l="0" t="0" r="7620" b="0"/>
+          <wp:inline distT="0" distB="0" distL="0" distR="0" wp14:anchorId="38C8BA23" wp14:editId="5710860D">
+            <wp:extent cx="3924300" cy="2724709"/>
+            <wp:effectExtent l="0" t="0" r="0" b="0"/>
             <wp:docPr id="600937514" name="图片 1"/>
             <wp:cNvGraphicFramePr>
               <a:graphicFrameLocks xmlns:a="http://schemas.openxmlformats.org/drawingml/2006/main" noChangeAspect="1"/>
@@ -108,7 +115,7 @@
                   <pic:spPr bwMode="auto">
                     <a:xfrm>
                       <a:off x="0" y="0"/>
-                      <a:ext cx="3512607" cy="2438864"/>
+                      <a:ext cx="3943938" cy="2738344"/>
                     </a:xfrm>
                     <a:prstGeom prst="rect">
                       <a:avLst/>
@@ -125,273 +132,1435 @@
         </w:drawing>
       </w:r>
     </w:p>
-    <w:tbl>
-      <w:tblPr>
-        <w:tblStyle w:val="af"/>
-        <w:tblW w:w="0" w:type="auto"/>
-        <w:shd w:val="clear" w:color="auto" w:fill="DEEAF6" w:themeFill="accent1" w:themeFillTint="33"/>
-        <w:tblLook w:val="04A0" w:firstRow="1" w:lastRow="0" w:firstColumn="1" w:lastColumn="0" w:noHBand="0" w:noVBand="1"/>
-      </w:tblPr>
-      <w:tblGrid>
-        <w:gridCol w:w="8522"/>
-      </w:tblGrid>
-      <w:tr>
-        <w:tc>
-          <w:tcPr>
-            <w:tcW w:w="8522" w:type="dxa"/>
-            <w:shd w:val="clear" w:color="auto" w:fill="DEEAF6" w:themeFill="accent1" w:themeFillTint="33"/>
-          </w:tcPr>
-          <w:p>
-            <w:pPr>
-              <w:widowControl/>
-              <w:snapToGrid w:val="0"/>
-              <w:jc w:val="left"/>
-              <w:rPr>
-                <w:rFonts w:ascii="Tahoma" w:eastAsia="微软雅黑" w:hAnsi="Tahoma"/>
-                <w:kern w:val="0"/>
-                <w:sz w:val="22"/>
-              </w:rPr>
-            </w:pPr>
-            <w:r>
-              <w:rPr>
-                <w:rFonts w:ascii="Tahoma" w:eastAsia="微软雅黑" w:hAnsi="Tahoma" w:hint="eastAsia"/>
-                <w:kern w:val="0"/>
-                <w:sz w:val="22"/>
-              </w:rPr>
-              <w:t>示例</w:t>
-            </w:r>
-            <w:r>
-              <w:rPr>
-                <w:rFonts w:ascii="Tahoma" w:eastAsia="微软雅黑" w:hAnsi="Tahoma" w:hint="eastAsia"/>
-                <w:kern w:val="0"/>
-                <w:sz w:val="22"/>
-              </w:rPr>
-              <w:t>中的地图为“瞎改编故事图书馆”</w:t>
-            </w:r>
-            <w:r>
-              <w:rPr>
-                <w:rFonts w:ascii="Tahoma" w:eastAsia="微软雅黑" w:hAnsi="Tahoma" w:hint="eastAsia"/>
-                <w:kern w:val="0"/>
-                <w:sz w:val="22"/>
-              </w:rPr>
-              <w:t>，</w:t>
-            </w:r>
-            <w:r>
-              <w:rPr>
-                <w:rFonts w:ascii="Tahoma" w:eastAsia="微软雅黑" w:hAnsi="Tahoma" w:hint="eastAsia"/>
-                <w:kern w:val="0"/>
-                <w:sz w:val="22"/>
-              </w:rPr>
-              <w:t>你</w:t>
-            </w:r>
-            <w:r>
-              <w:rPr>
-                <w:rFonts w:ascii="Tahoma" w:eastAsia="微软雅黑" w:hAnsi="Tahoma" w:hint="eastAsia"/>
-                <w:kern w:val="0"/>
-                <w:sz w:val="22"/>
-              </w:rPr>
-              <w:t>可以</w:t>
-            </w:r>
-            <w:r>
-              <w:rPr>
-                <w:rFonts w:ascii="Tahoma" w:eastAsia="微软雅黑" w:hAnsi="Tahoma" w:hint="eastAsia"/>
-                <w:kern w:val="0"/>
-                <w:sz w:val="22"/>
-              </w:rPr>
-              <w:t>设置</w:t>
-            </w:r>
-            <w:r>
-              <w:rPr>
-                <w:rFonts w:ascii="Tahoma" w:eastAsia="微软雅黑" w:hAnsi="Tahoma" w:hint="eastAsia"/>
-                <w:kern w:val="0"/>
-                <w:sz w:val="22"/>
-              </w:rPr>
-              <w:t xml:space="preserve"> </w:t>
-            </w:r>
-            <w:r>
-              <w:rPr>
-                <w:rFonts w:ascii="Tahoma" w:eastAsia="微软雅黑" w:hAnsi="Tahoma" w:hint="eastAsia"/>
-                <w:kern w:val="0"/>
-                <w:sz w:val="22"/>
-              </w:rPr>
-              <w:t>玩家起始位置</w:t>
-            </w:r>
-            <w:r>
-              <w:rPr>
-                <w:rFonts w:ascii="Tahoma" w:eastAsia="微软雅黑" w:hAnsi="Tahoma" w:hint="eastAsia"/>
-                <w:kern w:val="0"/>
-                <w:sz w:val="22"/>
-              </w:rPr>
-              <w:t xml:space="preserve"> </w:t>
-            </w:r>
-            <w:r>
-              <w:rPr>
-                <w:rFonts w:ascii="Tahoma" w:eastAsia="微软雅黑" w:hAnsi="Tahoma" w:hint="eastAsia"/>
-                <w:kern w:val="0"/>
-                <w:sz w:val="22"/>
-              </w:rPr>
-              <w:t>在该地图。</w:t>
-            </w:r>
-          </w:p>
-          <w:p>
-            <w:pPr>
-              <w:widowControl/>
-              <w:snapToGrid w:val="0"/>
-              <w:jc w:val="left"/>
-              <w:rPr>
-                <w:rFonts w:ascii="Tahoma" w:eastAsia="微软雅黑" w:hAnsi="Tahoma"/>
-                <w:kern w:val="0"/>
-                <w:sz w:val="22"/>
-              </w:rPr>
-            </w:pPr>
-            <w:r>
-              <w:rPr>
-                <w:rFonts w:ascii="Tahoma" w:eastAsia="微软雅黑" w:hAnsi="Tahoma" w:hint="eastAsia"/>
-                <w:kern w:val="0"/>
-                <w:sz w:val="22"/>
-              </w:rPr>
-              <w:t>如果你进入这个地图后发现是纯黑的，记得把地图滚动条往下拉，因为地图在下方</w:t>
-            </w:r>
-            <w:r>
-              <w:rPr>
-                <w:rFonts w:ascii="Tahoma" w:eastAsia="微软雅黑" w:hAnsi="Tahoma" w:hint="eastAsia"/>
-                <w:kern w:val="0"/>
-                <w:sz w:val="22"/>
-              </w:rPr>
-              <w:t>。</w:t>
-            </w:r>
-          </w:p>
-          <w:p>
-            <w:pPr>
-              <w:widowControl/>
-              <w:snapToGrid w:val="0"/>
-              <w:jc w:val="center"/>
-              <w:rPr>
-                <w:rFonts w:ascii="Tahoma" w:eastAsia="微软雅黑" w:hAnsi="Tahoma"/>
-                <w:kern w:val="0"/>
-                <w:sz w:val="22"/>
-              </w:rPr>
-            </w:pPr>
-            <w:r>
-              <w:rPr>
-                <w:rFonts w:hint="eastAsia"/>
-                <w:noProof/>
-              </w:rPr>
-              <w:drawing>
-                <wp:inline distT="0" distB="0" distL="0" distR="0" wp14:anchorId="535C0731" wp14:editId="61EE0CD1">
-                  <wp:extent cx="2476500" cy="800100"/>
-                  <wp:effectExtent l="0" t="0" r="0" b="0"/>
-                  <wp:docPr id="654638322" name="图片 1"/>
-                  <wp:cNvGraphicFramePr>
-                    <a:graphicFrameLocks xmlns:a="http://schemas.openxmlformats.org/drawingml/2006/main" noChangeAspect="1"/>
-                  </wp:cNvGraphicFramePr>
-                  <a:graphic xmlns:a="http://schemas.openxmlformats.org/drawingml/2006/main">
-                    <a:graphicData uri="http://schemas.openxmlformats.org/drawingml/2006/picture">
-                      <pic:pic xmlns:pic="http://schemas.openxmlformats.org/drawingml/2006/picture">
-                        <pic:nvPicPr>
-                          <pic:cNvPr id="0" name="Picture 1"/>
-                          <pic:cNvPicPr>
-                            <a:picLocks noChangeAspect="1" noChangeArrowheads="1"/>
-                          </pic:cNvPicPr>
-                        </pic:nvPicPr>
-                        <pic:blipFill>
-                          <a:blip r:embed="rId8">
-                            <a:extLst>
-                              <a:ext uri="{28A0092B-C50C-407E-A947-70E740481C1C}">
-                                <a14:useLocalDpi xmlns:a14="http://schemas.microsoft.com/office/drawing/2010/main" val="0"/>
-                              </a:ext>
-                            </a:extLst>
-                          </a:blip>
-                          <a:srcRect/>
-                          <a:stretch>
-                            <a:fillRect/>
-                          </a:stretch>
-                        </pic:blipFill>
-                        <pic:spPr bwMode="auto">
-                          <a:xfrm>
-                            <a:off x="0" y="0"/>
-                            <a:ext cx="2476500" cy="800100"/>
-                          </a:xfrm>
-                          <a:prstGeom prst="rect">
-                            <a:avLst/>
-                          </a:prstGeom>
-                          <a:noFill/>
-                          <a:ln>
-                            <a:noFill/>
-                          </a:ln>
-                        </pic:spPr>
-                      </pic:pic>
-                    </a:graphicData>
-                  </a:graphic>
-                </wp:inline>
-              </w:drawing>
-            </w:r>
-            <w:r>
-              <w:rPr>
-                <w:rFonts w:ascii="Tahoma" w:eastAsia="微软雅黑" w:hAnsi="Tahoma" w:hint="eastAsia"/>
-                <w:kern w:val="0"/>
-                <w:sz w:val="22"/>
-              </w:rPr>
-              <w:t xml:space="preserve"> </w:t>
-            </w:r>
-            <w:r>
-              <w:rPr>
-                <w:rFonts w:hint="eastAsia"/>
-                <w:noProof/>
-              </w:rPr>
-              <w:drawing>
-                <wp:inline distT="0" distB="0" distL="0" distR="0" wp14:anchorId="18A95E6F" wp14:editId="57C4C1AC">
-                  <wp:extent cx="1051560" cy="787876"/>
-                  <wp:effectExtent l="0" t="0" r="0" b="0"/>
-                  <wp:docPr id="1481847039" name="图片 2"/>
-                  <wp:cNvGraphicFramePr>
-                    <a:graphicFrameLocks xmlns:a="http://schemas.openxmlformats.org/drawingml/2006/main" noChangeAspect="1"/>
-                  </wp:cNvGraphicFramePr>
-                  <a:graphic xmlns:a="http://schemas.openxmlformats.org/drawingml/2006/main">
-                    <a:graphicData uri="http://schemas.openxmlformats.org/drawingml/2006/picture">
-                      <pic:pic xmlns:pic="http://schemas.openxmlformats.org/drawingml/2006/picture">
-                        <pic:nvPicPr>
-                          <pic:cNvPr id="0" name="Picture 3"/>
-                          <pic:cNvPicPr>
-                            <a:picLocks noChangeAspect="1" noChangeArrowheads="1"/>
-                          </pic:cNvPicPr>
-                        </pic:nvPicPr>
-                        <pic:blipFill>
-                          <a:blip r:embed="rId9" cstate="print">
-                            <a:extLst>
-                              <a:ext uri="{28A0092B-C50C-407E-A947-70E740481C1C}">
-                                <a14:useLocalDpi xmlns:a14="http://schemas.microsoft.com/office/drawing/2010/main" val="0"/>
-                              </a:ext>
-                            </a:extLst>
-                          </a:blip>
-                          <a:srcRect/>
-                          <a:stretch>
-                            <a:fillRect/>
-                          </a:stretch>
-                        </pic:blipFill>
-                        <pic:spPr bwMode="auto">
-                          <a:xfrm>
-                            <a:off x="0" y="0"/>
-                            <a:ext cx="1061328" cy="795194"/>
-                          </a:xfrm>
-                          <a:prstGeom prst="rect">
-                            <a:avLst/>
-                          </a:prstGeom>
-                          <a:noFill/>
-                          <a:ln>
-                            <a:noFill/>
-                          </a:ln>
-                        </pic:spPr>
-                      </pic:pic>
-                    </a:graphicData>
-                  </a:graphic>
-                </wp:inline>
-              </w:drawing>
-            </w:r>
-          </w:p>
-        </w:tc>
-      </w:tr>
-    </w:tbl>
+    <w:p/>
+    <w:p>
+      <w:pPr>
+        <w:rPr>
+          <w:rFonts w:hint="eastAsia"/>
+        </w:rPr>
+      </w:pPr>
+    </w:p>
+    <w:p>
+      <w:pPr>
+        <w:pStyle w:val="3"/>
+      </w:pPr>
+      <w:r>
+        <w:rPr>
+          <w:rFonts w:hint="eastAsia"/>
+        </w:rPr>
+        <w:t>示例</w:t>
+      </w:r>
+      <w:r>
+        <w:rPr>
+          <w:rFonts w:hint="eastAsia"/>
+        </w:rPr>
+        <w:t>位置</w:t>
+      </w:r>
+    </w:p>
+    <w:p>
+      <w:pPr>
+        <w:widowControl/>
+        <w:snapToGrid w:val="0"/>
+        <w:jc w:val="left"/>
+        <w:rPr>
+          <w:rFonts w:ascii="Tahoma" w:eastAsia="微软雅黑" w:hAnsi="Tahoma"/>
+          <w:kern w:val="0"/>
+          <w:sz w:val="22"/>
+        </w:rPr>
+      </w:pPr>
+      <w:r>
+        <w:rPr>
+          <w:rFonts w:ascii="Tahoma" w:eastAsia="微软雅黑" w:hAnsi="Tahoma" w:hint="eastAsia"/>
+          <w:kern w:val="0"/>
+          <w:sz w:val="22"/>
+        </w:rPr>
+        <w:t>示例</w:t>
+      </w:r>
+      <w:r>
+        <w:rPr>
+          <w:rFonts w:ascii="Tahoma" w:eastAsia="微软雅黑" w:hAnsi="Tahoma" w:hint="eastAsia"/>
+          <w:kern w:val="0"/>
+          <w:sz w:val="22"/>
+        </w:rPr>
+        <w:t>中的地图为“瞎改编故事图书馆”</w:t>
+      </w:r>
+      <w:r>
+        <w:rPr>
+          <w:rFonts w:ascii="Tahoma" w:eastAsia="微软雅黑" w:hAnsi="Tahoma" w:hint="eastAsia"/>
+          <w:kern w:val="0"/>
+          <w:sz w:val="22"/>
+        </w:rPr>
+        <w:t>，</w:t>
+      </w:r>
+      <w:r>
+        <w:rPr>
+          <w:rFonts w:ascii="Tahoma" w:eastAsia="微软雅黑" w:hAnsi="Tahoma" w:hint="eastAsia"/>
+          <w:kern w:val="0"/>
+          <w:sz w:val="22"/>
+        </w:rPr>
+        <w:t>你</w:t>
+      </w:r>
+      <w:r>
+        <w:rPr>
+          <w:rFonts w:ascii="Tahoma" w:eastAsia="微软雅黑" w:hAnsi="Tahoma" w:hint="eastAsia"/>
+          <w:kern w:val="0"/>
+          <w:sz w:val="22"/>
+        </w:rPr>
+        <w:t>可以</w:t>
+      </w:r>
+      <w:r>
+        <w:rPr>
+          <w:rFonts w:ascii="Tahoma" w:eastAsia="微软雅黑" w:hAnsi="Tahoma" w:hint="eastAsia"/>
+          <w:kern w:val="0"/>
+          <w:sz w:val="22"/>
+        </w:rPr>
+        <w:t>设置</w:t>
+      </w:r>
+      <w:r>
+        <w:rPr>
+          <w:rFonts w:ascii="Tahoma" w:eastAsia="微软雅黑" w:hAnsi="Tahoma" w:hint="eastAsia"/>
+          <w:kern w:val="0"/>
+          <w:sz w:val="22"/>
+        </w:rPr>
+        <w:t xml:space="preserve"> </w:t>
+      </w:r>
+      <w:r>
+        <w:rPr>
+          <w:rFonts w:ascii="Tahoma" w:eastAsia="微软雅黑" w:hAnsi="Tahoma" w:hint="eastAsia"/>
+          <w:kern w:val="0"/>
+          <w:sz w:val="22"/>
+        </w:rPr>
+        <w:t>玩家起始位置</w:t>
+      </w:r>
+      <w:r>
+        <w:rPr>
+          <w:rFonts w:ascii="Tahoma" w:eastAsia="微软雅黑" w:hAnsi="Tahoma" w:hint="eastAsia"/>
+          <w:kern w:val="0"/>
+          <w:sz w:val="22"/>
+        </w:rPr>
+        <w:t xml:space="preserve"> </w:t>
+      </w:r>
+      <w:r>
+        <w:rPr>
+          <w:rFonts w:ascii="Tahoma" w:eastAsia="微软雅黑" w:hAnsi="Tahoma" w:hint="eastAsia"/>
+          <w:kern w:val="0"/>
+          <w:sz w:val="22"/>
+        </w:rPr>
+        <w:t>在该地图。</w:t>
+      </w:r>
+    </w:p>
+    <w:p>
+      <w:pPr>
+        <w:widowControl/>
+        <w:snapToGrid w:val="0"/>
+        <w:jc w:val="left"/>
+        <w:rPr>
+          <w:rFonts w:ascii="Tahoma" w:eastAsia="微软雅黑" w:hAnsi="Tahoma"/>
+          <w:kern w:val="0"/>
+          <w:sz w:val="22"/>
+        </w:rPr>
+      </w:pPr>
+      <w:r>
+        <w:rPr>
+          <w:rFonts w:ascii="Tahoma" w:eastAsia="微软雅黑" w:hAnsi="Tahoma" w:hint="eastAsia"/>
+          <w:kern w:val="0"/>
+          <w:sz w:val="22"/>
+        </w:rPr>
+        <w:t>如果你进入这个地图后发现是纯黑的，记得把地图滚动条往下拉，因为地图在下方</w:t>
+      </w:r>
+      <w:r>
+        <w:rPr>
+          <w:rFonts w:ascii="Tahoma" w:eastAsia="微软雅黑" w:hAnsi="Tahoma" w:hint="eastAsia"/>
+          <w:kern w:val="0"/>
+          <w:sz w:val="22"/>
+        </w:rPr>
+        <w:t>。</w:t>
+      </w:r>
+    </w:p>
+    <w:p>
+      <w:pPr>
+        <w:jc w:val="center"/>
+        <w:rPr>
+          <w:rFonts w:ascii="Tahoma" w:eastAsia="微软雅黑" w:hAnsi="Tahoma"/>
+          <w:kern w:val="0"/>
+          <w:sz w:val="22"/>
+        </w:rPr>
+      </w:pPr>
+      <w:r>
+        <w:rPr>
+          <w:rFonts w:hint="eastAsia"/>
+          <w:noProof/>
+        </w:rPr>
+        <w:drawing>
+          <wp:inline distT="0" distB="0" distL="0" distR="0" wp14:anchorId="7FDA43BA" wp14:editId="736525E9">
+            <wp:extent cx="2476500" cy="800100"/>
+            <wp:effectExtent l="0" t="0" r="0" b="0"/>
+            <wp:docPr id="654638322" name="图片 1"/>
+            <wp:cNvGraphicFramePr>
+              <a:graphicFrameLocks xmlns:a="http://schemas.openxmlformats.org/drawingml/2006/main" noChangeAspect="1"/>
+            </wp:cNvGraphicFramePr>
+            <a:graphic xmlns:a="http://schemas.openxmlformats.org/drawingml/2006/main">
+              <a:graphicData uri="http://schemas.openxmlformats.org/drawingml/2006/picture">
+                <pic:pic xmlns:pic="http://schemas.openxmlformats.org/drawingml/2006/picture">
+                  <pic:nvPicPr>
+                    <pic:cNvPr id="0" name="Picture 1"/>
+                    <pic:cNvPicPr>
+                      <a:picLocks noChangeAspect="1" noChangeArrowheads="1"/>
+                    </pic:cNvPicPr>
+                  </pic:nvPicPr>
+                  <pic:blipFill>
+                    <a:blip r:embed="rId8">
+                      <a:extLst>
+                        <a:ext uri="{28A0092B-C50C-407E-A947-70E740481C1C}">
+                          <a14:useLocalDpi xmlns:a14="http://schemas.microsoft.com/office/drawing/2010/main" val="0"/>
+                        </a:ext>
+                      </a:extLst>
+                    </a:blip>
+                    <a:srcRect/>
+                    <a:stretch>
+                      <a:fillRect/>
+                    </a:stretch>
+                  </pic:blipFill>
+                  <pic:spPr bwMode="auto">
+                    <a:xfrm>
+                      <a:off x="0" y="0"/>
+                      <a:ext cx="2476500" cy="800100"/>
+                    </a:xfrm>
+                    <a:prstGeom prst="rect">
+                      <a:avLst/>
+                    </a:prstGeom>
+                    <a:noFill/>
+                    <a:ln>
+                      <a:noFill/>
+                    </a:ln>
+                  </pic:spPr>
+                </pic:pic>
+              </a:graphicData>
+            </a:graphic>
+          </wp:inline>
+        </w:drawing>
+      </w:r>
+      <w:r>
+        <w:rPr>
+          <w:rFonts w:ascii="Tahoma" w:eastAsia="微软雅黑" w:hAnsi="Tahoma" w:hint="eastAsia"/>
+          <w:kern w:val="0"/>
+          <w:sz w:val="22"/>
+        </w:rPr>
+        <w:t xml:space="preserve"> </w:t>
+      </w:r>
+      <w:r>
+        <w:rPr>
+          <w:rFonts w:hint="eastAsia"/>
+          <w:noProof/>
+        </w:rPr>
+        <w:drawing>
+          <wp:inline distT="0" distB="0" distL="0" distR="0" wp14:anchorId="0A6C58DA" wp14:editId="79996AC0">
+            <wp:extent cx="1051560" cy="787876"/>
+            <wp:effectExtent l="0" t="0" r="0" b="0"/>
+            <wp:docPr id="1481847039" name="图片 2"/>
+            <wp:cNvGraphicFramePr>
+              <a:graphicFrameLocks xmlns:a="http://schemas.openxmlformats.org/drawingml/2006/main" noChangeAspect="1"/>
+            </wp:cNvGraphicFramePr>
+            <a:graphic xmlns:a="http://schemas.openxmlformats.org/drawingml/2006/main">
+              <a:graphicData uri="http://schemas.openxmlformats.org/drawingml/2006/picture">
+                <pic:pic xmlns:pic="http://schemas.openxmlformats.org/drawingml/2006/picture">
+                  <pic:nvPicPr>
+                    <pic:cNvPr id="0" name="Picture 3"/>
+                    <pic:cNvPicPr>
+                      <a:picLocks noChangeAspect="1" noChangeArrowheads="1"/>
+                    </pic:cNvPicPr>
+                  </pic:nvPicPr>
+                  <pic:blipFill>
+                    <a:blip r:embed="rId9" cstate="print">
+                      <a:extLst>
+                        <a:ext uri="{28A0092B-C50C-407E-A947-70E740481C1C}">
+                          <a14:useLocalDpi xmlns:a14="http://schemas.microsoft.com/office/drawing/2010/main" val="0"/>
+                        </a:ext>
+                      </a:extLst>
+                    </a:blip>
+                    <a:srcRect/>
+                    <a:stretch>
+                      <a:fillRect/>
+                    </a:stretch>
+                  </pic:blipFill>
+                  <pic:spPr bwMode="auto">
+                    <a:xfrm>
+                      <a:off x="0" y="0"/>
+                      <a:ext cx="1061328" cy="795194"/>
+                    </a:xfrm>
+                    <a:prstGeom prst="rect">
+                      <a:avLst/>
+                    </a:prstGeom>
+                    <a:noFill/>
+                    <a:ln>
+                      <a:noFill/>
+                    </a:ln>
+                  </pic:spPr>
+                </pic:pic>
+              </a:graphicData>
+            </a:graphic>
+          </wp:inline>
+        </w:drawing>
+      </w:r>
+    </w:p>
+    <w:p/>
+    <w:p>
+      <w:pPr>
+        <w:widowControl/>
+        <w:jc w:val="left"/>
+        <w:rPr>
+          <w:rFonts w:hint="eastAsia"/>
+        </w:rPr>
+      </w:pPr>
+      <w:r>
+        <w:rPr>
+          <w:rFonts w:hint="eastAsia"/>
+        </w:rPr>
+        <w:br w:type="page"/>
+      </w:r>
+    </w:p>
+    <w:p>
+      <w:pPr>
+        <w:pStyle w:val="3"/>
+        <w:rPr>
+          <w:rFonts w:hint="eastAsia"/>
+        </w:rPr>
+      </w:pPr>
+      <w:r>
+        <w:rPr>
+          <w:rFonts w:hint="eastAsia"/>
+        </w:rPr>
+        <w:lastRenderedPageBreak/>
+        <w:t>灵感来源</w:t>
+      </w:r>
+    </w:p>
+    <w:p>
+      <w:pPr>
+        <w:widowControl/>
+        <w:snapToGrid w:val="0"/>
+        <w:jc w:val="left"/>
+        <w:rPr>
+          <w:rFonts w:ascii="Tahoma" w:eastAsia="微软雅黑" w:hAnsi="Tahoma"/>
+          <w:kern w:val="0"/>
+          <w:sz w:val="22"/>
+        </w:rPr>
+      </w:pPr>
+      <w:r>
+        <w:rPr>
+          <w:rFonts w:ascii="Tahoma" w:eastAsia="微软雅黑" w:hAnsi="Tahoma" w:hint="eastAsia"/>
+          <w:kern w:val="0"/>
+          <w:sz w:val="22"/>
+        </w:rPr>
+        <w:t>2</w:t>
+      </w:r>
+      <w:r>
+        <w:rPr>
+          <w:rFonts w:ascii="Tahoma" w:eastAsia="微软雅黑" w:hAnsi="Tahoma"/>
+          <w:kern w:val="0"/>
+          <w:sz w:val="22"/>
+        </w:rPr>
+        <w:t>023</w:t>
+      </w:r>
+      <w:r>
+        <w:rPr>
+          <w:rFonts w:ascii="Tahoma" w:eastAsia="微软雅黑" w:hAnsi="Tahoma" w:hint="eastAsia"/>
+          <w:kern w:val="0"/>
+          <w:sz w:val="22"/>
+        </w:rPr>
+        <w:t>年</w:t>
+      </w:r>
+      <w:r>
+        <w:rPr>
+          <w:rFonts w:ascii="Tahoma" w:eastAsia="微软雅黑" w:hAnsi="Tahoma"/>
+          <w:kern w:val="0"/>
+          <w:sz w:val="22"/>
+        </w:rPr>
+        <w:t>5</w:t>
+      </w:r>
+      <w:r>
+        <w:rPr>
+          <w:rFonts w:ascii="Tahoma" w:eastAsia="微软雅黑" w:hAnsi="Tahoma" w:hint="eastAsia"/>
+          <w:kern w:val="0"/>
+          <w:sz w:val="22"/>
+        </w:rPr>
+        <w:t>月</w:t>
+      </w:r>
+      <w:r>
+        <w:rPr>
+          <w:rFonts w:ascii="Tahoma" w:eastAsia="微软雅黑" w:hAnsi="Tahoma" w:hint="eastAsia"/>
+          <w:kern w:val="0"/>
+          <w:sz w:val="22"/>
+        </w:rPr>
+        <w:t>2</w:t>
+      </w:r>
+      <w:r>
+        <w:rPr>
+          <w:rFonts w:ascii="Tahoma" w:eastAsia="微软雅黑" w:hAnsi="Tahoma"/>
+          <w:kern w:val="0"/>
+          <w:sz w:val="22"/>
+        </w:rPr>
+        <w:t>3</w:t>
+      </w:r>
+      <w:r>
+        <w:rPr>
+          <w:rFonts w:ascii="Tahoma" w:eastAsia="微软雅黑" w:hAnsi="Tahoma" w:hint="eastAsia"/>
+          <w:kern w:val="0"/>
+          <w:sz w:val="22"/>
+        </w:rPr>
+        <w:t>日，</w:t>
+      </w:r>
+      <w:proofErr w:type="gramStart"/>
+      <w:r>
+        <w:rPr>
+          <w:rFonts w:ascii="Tahoma" w:eastAsia="微软雅黑" w:hAnsi="Tahoma" w:hint="eastAsia"/>
+          <w:kern w:val="0"/>
+          <w:sz w:val="22"/>
+        </w:rPr>
+        <w:t>我作者</w:t>
+      </w:r>
+      <w:proofErr w:type="gramEnd"/>
+      <w:r>
+        <w:rPr>
+          <w:rFonts w:ascii="Tahoma" w:eastAsia="微软雅黑" w:hAnsi="Tahoma" w:hint="eastAsia"/>
+          <w:kern w:val="0"/>
+          <w:sz w:val="22"/>
+        </w:rPr>
+        <w:t>我没事干，翻歌曲库，找到了某个歌曲</w:t>
+      </w:r>
+      <w:r>
+        <w:rPr>
+          <w:rFonts w:ascii="Tahoma" w:eastAsia="微软雅黑" w:hAnsi="Tahoma" w:hint="eastAsia"/>
+          <w:kern w:val="0"/>
+          <w:sz w:val="22"/>
+        </w:rPr>
+        <w:t>：</w:t>
+      </w:r>
+    </w:p>
+    <w:p>
+      <w:pPr>
+        <w:widowControl/>
+        <w:snapToGrid w:val="0"/>
+        <w:jc w:val="center"/>
+        <w:rPr>
+          <w:rFonts w:ascii="Tahoma" w:eastAsia="微软雅黑" w:hAnsi="Tahoma"/>
+          <w:kern w:val="0"/>
+          <w:sz w:val="22"/>
+        </w:rPr>
+      </w:pPr>
+      <w:r>
+        <w:rPr>
+          <w:rFonts w:ascii="Tahoma" w:eastAsia="微软雅黑" w:hAnsi="Tahoma"/>
+          <w:noProof/>
+          <w:kern w:val="0"/>
+          <w:sz w:val="22"/>
+        </w:rPr>
+        <w:drawing>
+          <wp:inline distT="0" distB="0" distL="0" distR="0" wp14:anchorId="68DFD8E3" wp14:editId="11674568">
+            <wp:extent cx="4737718" cy="2758440"/>
+            <wp:effectExtent l="0" t="0" r="6350" b="3810"/>
+            <wp:docPr id="1280583168" name="图片 14"/>
+            <wp:cNvGraphicFramePr>
+              <a:graphicFrameLocks xmlns:a="http://schemas.openxmlformats.org/drawingml/2006/main" noChangeAspect="1"/>
+            </wp:cNvGraphicFramePr>
+            <a:graphic xmlns:a="http://schemas.openxmlformats.org/drawingml/2006/main">
+              <a:graphicData uri="http://schemas.openxmlformats.org/drawingml/2006/picture">
+                <pic:pic xmlns:pic="http://schemas.openxmlformats.org/drawingml/2006/picture">
+                  <pic:nvPicPr>
+                    <pic:cNvPr id="0" name="Picture 27"/>
+                    <pic:cNvPicPr>
+                      <a:picLocks noChangeAspect="1" noChangeArrowheads="1"/>
+                    </pic:cNvPicPr>
+                  </pic:nvPicPr>
+                  <pic:blipFill>
+                    <a:blip r:embed="rId10">
+                      <a:extLst>
+                        <a:ext uri="{28A0092B-C50C-407E-A947-70E740481C1C}">
+                          <a14:useLocalDpi xmlns:a14="http://schemas.microsoft.com/office/drawing/2010/main" val="0"/>
+                        </a:ext>
+                      </a:extLst>
+                    </a:blip>
+                    <a:srcRect/>
+                    <a:stretch>
+                      <a:fillRect/>
+                    </a:stretch>
+                  </pic:blipFill>
+                  <pic:spPr bwMode="auto">
+                    <a:xfrm>
+                      <a:off x="0" y="0"/>
+                      <a:ext cx="4754405" cy="2768156"/>
+                    </a:xfrm>
+                    <a:prstGeom prst="rect">
+                      <a:avLst/>
+                    </a:prstGeom>
+                    <a:noFill/>
+                    <a:ln>
+                      <a:noFill/>
+                    </a:ln>
+                  </pic:spPr>
+                </pic:pic>
+              </a:graphicData>
+            </a:graphic>
+          </wp:inline>
+        </w:drawing>
+      </w:r>
+    </w:p>
+    <w:p>
+      <w:pPr>
+        <w:widowControl/>
+        <w:snapToGrid w:val="0"/>
+        <w:jc w:val="left"/>
+        <w:rPr>
+          <w:rFonts w:ascii="Tahoma" w:eastAsia="微软雅黑" w:hAnsi="Tahoma"/>
+          <w:kern w:val="0"/>
+          <w:sz w:val="22"/>
+        </w:rPr>
+      </w:pPr>
+      <w:r>
+        <w:rPr>
+          <w:rFonts w:ascii="Tahoma" w:eastAsia="微软雅黑" w:hAnsi="Tahoma" w:hint="eastAsia"/>
+          <w:kern w:val="0"/>
+          <w:sz w:val="22"/>
+        </w:rPr>
+        <w:t>专辑的图画、名称和意境都非常契合，你可以想象……</w:t>
+      </w:r>
+    </w:p>
+    <w:p>
+      <w:pPr>
+        <w:widowControl/>
+        <w:snapToGrid w:val="0"/>
+        <w:ind w:firstLineChars="200" w:firstLine="440"/>
+        <w:jc w:val="left"/>
+        <w:rPr>
+          <w:rFonts w:ascii="Tahoma" w:eastAsia="微软雅黑" w:hAnsi="Tahoma"/>
+          <w:kern w:val="0"/>
+          <w:sz w:val="22"/>
+        </w:rPr>
+      </w:pPr>
+      <w:r>
+        <w:rPr>
+          <w:rFonts w:ascii="Tahoma" w:eastAsia="微软雅黑" w:hAnsi="Tahoma" w:hint="eastAsia"/>
+          <w:b/>
+          <w:bCs/>
+          <w:kern w:val="0"/>
+          <w:sz w:val="22"/>
+        </w:rPr>
+        <w:t>帕秋</w:t>
+      </w:r>
+      <w:proofErr w:type="gramStart"/>
+      <w:r>
+        <w:rPr>
+          <w:rFonts w:ascii="Tahoma" w:eastAsia="微软雅黑" w:hAnsi="Tahoma" w:hint="eastAsia"/>
+          <w:b/>
+          <w:bCs/>
+          <w:kern w:val="0"/>
+          <w:sz w:val="22"/>
+        </w:rPr>
+        <w:t>莉</w:t>
+      </w:r>
+      <w:proofErr w:type="gramEnd"/>
+      <w:r>
+        <w:rPr>
+          <w:rFonts w:ascii="Tahoma" w:eastAsia="微软雅黑" w:hAnsi="Tahoma" w:hint="eastAsia"/>
+          <w:b/>
+          <w:bCs/>
+          <w:kern w:val="0"/>
+          <w:sz w:val="22"/>
+        </w:rPr>
+        <w:t>在诺大而安静的图书馆里面打碟</w:t>
+      </w:r>
+      <w:r>
+        <w:rPr>
+          <w:rFonts w:ascii="Tahoma" w:eastAsia="微软雅黑" w:hAnsi="Tahoma" w:hint="eastAsia"/>
+          <w:b/>
+          <w:bCs/>
+          <w:kern w:val="0"/>
+          <w:sz w:val="22"/>
+        </w:rPr>
+        <w:t xml:space="preserve"> </w:t>
+      </w:r>
+      <w:r>
+        <w:rPr>
+          <w:rFonts w:ascii="Tahoma" w:eastAsia="微软雅黑" w:hAnsi="Tahoma" w:hint="eastAsia"/>
+          <w:b/>
+          <w:bCs/>
+          <w:kern w:val="0"/>
+          <w:sz w:val="22"/>
+        </w:rPr>
+        <w:t>Σ</w:t>
+      </w:r>
+      <w:r>
+        <w:rPr>
+          <w:rFonts w:ascii="Tahoma" w:eastAsia="微软雅黑" w:hAnsi="Tahoma" w:hint="eastAsia"/>
+          <w:b/>
+          <w:bCs/>
+          <w:kern w:val="0"/>
+          <w:sz w:val="22"/>
+        </w:rPr>
+        <w:t>(</w:t>
+      </w:r>
+      <w:r>
+        <w:rPr>
+          <w:rFonts w:ascii="Tahoma" w:eastAsia="微软雅黑" w:hAnsi="Tahoma" w:hint="eastAsia"/>
+          <w:b/>
+          <w:bCs/>
+          <w:kern w:val="0"/>
+          <w:sz w:val="22"/>
+        </w:rPr>
+        <w:t>°Д°</w:t>
+      </w:r>
+      <w:r>
+        <w:rPr>
+          <w:rFonts w:ascii="Tahoma" w:eastAsia="微软雅黑" w:hAnsi="Tahoma" w:hint="eastAsia"/>
+          <w:b/>
+          <w:bCs/>
+          <w:kern w:val="0"/>
+          <w:sz w:val="22"/>
+        </w:rPr>
+        <w:t>;</w:t>
+      </w:r>
+      <w:r>
+        <w:rPr>
+          <w:rFonts w:ascii="Tahoma" w:eastAsia="微软雅黑" w:hAnsi="Tahoma" w:hint="eastAsia"/>
+          <w:kern w:val="0"/>
+          <w:sz w:val="22"/>
+        </w:rPr>
+        <w:t>（虽然</w:t>
+      </w:r>
+      <w:r>
+        <w:rPr>
+          <w:rFonts w:ascii="Tahoma" w:eastAsia="微软雅黑" w:hAnsi="Tahoma" w:hint="eastAsia"/>
+          <w:kern w:val="0"/>
+          <w:sz w:val="22"/>
+        </w:rPr>
+        <w:t>bgm</w:t>
+      </w:r>
+      <w:proofErr w:type="gramStart"/>
+      <w:r>
+        <w:rPr>
+          <w:rFonts w:ascii="Tahoma" w:eastAsia="微软雅黑" w:hAnsi="Tahoma" w:hint="eastAsia"/>
+          <w:kern w:val="0"/>
+          <w:sz w:val="22"/>
+        </w:rPr>
+        <w:t>是纯狐的</w:t>
+      </w:r>
+      <w:proofErr w:type="gramEnd"/>
+      <w:r>
+        <w:rPr>
+          <w:rFonts w:ascii="Tahoma" w:eastAsia="微软雅黑" w:hAnsi="Tahoma" w:hint="eastAsia"/>
+          <w:kern w:val="0"/>
+          <w:sz w:val="22"/>
+        </w:rPr>
+        <w:t>）</w:t>
+      </w:r>
+    </w:p>
+    <w:p>
+      <w:pPr>
+        <w:widowControl/>
+        <w:snapToGrid w:val="0"/>
+        <w:jc w:val="left"/>
+        <w:rPr>
+          <w:rFonts w:ascii="Tahoma" w:eastAsia="微软雅黑" w:hAnsi="Tahoma"/>
+          <w:kern w:val="0"/>
+          <w:sz w:val="22"/>
+        </w:rPr>
+      </w:pPr>
+      <w:r>
+        <w:rPr>
+          <w:rFonts w:ascii="Tahoma" w:eastAsia="微软雅黑" w:hAnsi="Tahoma" w:hint="eastAsia"/>
+          <w:kern w:val="0"/>
+          <w:sz w:val="22"/>
+        </w:rPr>
+        <w:t>本来打算放示例里面，随便在示例地图里面改改</w:t>
+      </w:r>
+      <w:r>
+        <w:rPr>
+          <w:rFonts w:ascii="Tahoma" w:eastAsia="微软雅黑" w:hAnsi="Tahoma" w:hint="eastAsia"/>
+          <w:kern w:val="0"/>
+          <w:sz w:val="22"/>
+        </w:rPr>
+        <w:t>bgm</w:t>
+      </w:r>
+      <w:r>
+        <w:rPr>
+          <w:rFonts w:ascii="Tahoma" w:eastAsia="微软雅黑" w:hAnsi="Tahoma" w:hint="eastAsia"/>
+          <w:kern w:val="0"/>
+          <w:sz w:val="22"/>
+        </w:rPr>
+        <w:t>就好了。</w:t>
+      </w:r>
+    </w:p>
+    <w:p>
+      <w:pPr>
+        <w:widowControl/>
+        <w:snapToGrid w:val="0"/>
+        <w:jc w:val="left"/>
+        <w:rPr>
+          <w:rFonts w:ascii="Tahoma" w:eastAsia="微软雅黑" w:hAnsi="Tahoma"/>
+          <w:kern w:val="0"/>
+          <w:sz w:val="22"/>
+        </w:rPr>
+      </w:pPr>
+      <w:r>
+        <w:rPr>
+          <w:rFonts w:ascii="Tahoma" w:eastAsia="微软雅黑" w:hAnsi="Tahoma" w:hint="eastAsia"/>
+          <w:kern w:val="0"/>
+          <w:sz w:val="22"/>
+        </w:rPr>
+        <w:t>但是，我想起我示例里面已经有个图书馆了，但是它长下面这样……</w:t>
+      </w:r>
+    </w:p>
+    <w:p>
+      <w:pPr>
+        <w:widowControl/>
+        <w:jc w:val="center"/>
+        <w:rPr>
+          <w:rFonts w:ascii="宋体" w:eastAsia="宋体" w:hAnsi="宋体" w:cs="宋体" w:hint="eastAsia"/>
+          <w:kern w:val="0"/>
+          <w:sz w:val="24"/>
+          <w:szCs w:val="24"/>
+        </w:rPr>
+      </w:pPr>
+      <w:r>
+        <w:rPr>
+          <w:rFonts w:ascii="宋体" w:eastAsia="宋体" w:hAnsi="宋体" w:cs="宋体"/>
+          <w:noProof/>
+          <w:kern w:val="0"/>
+          <w:sz w:val="24"/>
+          <w:szCs w:val="24"/>
+        </w:rPr>
+        <w:drawing>
+          <wp:inline distT="0" distB="0" distL="0" distR="0" wp14:anchorId="37E61F7A" wp14:editId="305871FD">
+            <wp:extent cx="3839295" cy="2842260"/>
+            <wp:effectExtent l="0" t="0" r="8890" b="0"/>
+            <wp:docPr id="1702883790" name="图片 15"/>
+            <wp:cNvGraphicFramePr>
+              <a:graphicFrameLocks xmlns:a="http://schemas.openxmlformats.org/drawingml/2006/main" noChangeAspect="1"/>
+            </wp:cNvGraphicFramePr>
+            <a:graphic xmlns:a="http://schemas.openxmlformats.org/drawingml/2006/main">
+              <a:graphicData uri="http://schemas.openxmlformats.org/drawingml/2006/picture">
+                <pic:pic xmlns:pic="http://schemas.openxmlformats.org/drawingml/2006/picture">
+                  <pic:nvPicPr>
+                    <pic:cNvPr id="0" name="Picture 29"/>
+                    <pic:cNvPicPr>
+                      <a:picLocks noChangeAspect="1" noChangeArrowheads="1"/>
+                    </pic:cNvPicPr>
+                  </pic:nvPicPr>
+                  <pic:blipFill>
+                    <a:blip r:embed="rId11" cstate="print">
+                      <a:extLst>
+                        <a:ext uri="{28A0092B-C50C-407E-A947-70E740481C1C}">
+                          <a14:useLocalDpi xmlns:a14="http://schemas.microsoft.com/office/drawing/2010/main" val="0"/>
+                        </a:ext>
+                      </a:extLst>
+                    </a:blip>
+                    <a:srcRect/>
+                    <a:stretch>
+                      <a:fillRect/>
+                    </a:stretch>
+                  </pic:blipFill>
+                  <pic:spPr bwMode="auto">
+                    <a:xfrm>
+                      <a:off x="0" y="0"/>
+                      <a:ext cx="3850561" cy="2850600"/>
+                    </a:xfrm>
+                    <a:prstGeom prst="rect">
+                      <a:avLst/>
+                    </a:prstGeom>
+                    <a:noFill/>
+                    <a:ln>
+                      <a:noFill/>
+                    </a:ln>
+                  </pic:spPr>
+                </pic:pic>
+              </a:graphicData>
+            </a:graphic>
+          </wp:inline>
+        </w:drawing>
+      </w:r>
+    </w:p>
+    <w:p>
+      <w:pPr>
+        <w:widowControl/>
+        <w:snapToGrid w:val="0"/>
+        <w:jc w:val="left"/>
+        <w:rPr>
+          <w:rFonts w:ascii="Tahoma" w:eastAsia="微软雅黑" w:hAnsi="Tahoma"/>
+          <w:kern w:val="0"/>
+          <w:sz w:val="22"/>
+        </w:rPr>
+      </w:pPr>
+      <w:r>
+        <w:rPr>
+          <w:rFonts w:ascii="Tahoma" w:eastAsia="微软雅黑" w:hAnsi="Tahoma" w:hint="eastAsia"/>
+          <w:kern w:val="0"/>
+          <w:sz w:val="22"/>
+        </w:rPr>
+        <w:t>太</w:t>
+      </w:r>
+      <w:proofErr w:type="gramStart"/>
+      <w:r>
+        <w:rPr>
+          <w:rFonts w:ascii="Tahoma" w:eastAsia="微软雅黑" w:hAnsi="Tahoma" w:hint="eastAsia"/>
+          <w:kern w:val="0"/>
+          <w:sz w:val="22"/>
+        </w:rPr>
+        <w:t>垃</w:t>
+      </w:r>
+      <w:proofErr w:type="gramEnd"/>
+      <w:r>
+        <w:rPr>
+          <w:rFonts w:ascii="Tahoma" w:eastAsia="微软雅黑" w:hAnsi="Tahoma" w:hint="eastAsia"/>
+          <w:kern w:val="0"/>
+          <w:sz w:val="22"/>
+        </w:rPr>
+        <w:t>了</w:t>
+      </w:r>
+      <w:r>
+        <w:rPr>
+          <w:rFonts w:ascii="Tahoma" w:eastAsia="微软雅黑" w:hAnsi="Tahoma" w:hint="eastAsia"/>
+          <w:kern w:val="0"/>
+          <w:sz w:val="22"/>
+        </w:rPr>
+        <w:t>(</w:t>
+      </w:r>
+      <w:r>
+        <w:rPr>
+          <w:rFonts w:ascii="Tahoma" w:eastAsia="微软雅黑" w:hAnsi="Tahoma" w:hint="eastAsia"/>
+          <w:kern w:val="0"/>
+          <w:sz w:val="22"/>
+        </w:rPr>
+        <w:t>╯‵□′</w:t>
+      </w:r>
+      <w:r>
+        <w:rPr>
+          <w:rFonts w:ascii="Tahoma" w:eastAsia="微软雅黑" w:hAnsi="Tahoma" w:hint="eastAsia"/>
+          <w:kern w:val="0"/>
+          <w:sz w:val="22"/>
+        </w:rPr>
+        <w:t>)</w:t>
+      </w:r>
+      <w:r>
+        <w:rPr>
+          <w:rFonts w:ascii="Tahoma" w:eastAsia="微软雅黑" w:hAnsi="Tahoma" w:hint="eastAsia"/>
+          <w:kern w:val="0"/>
+          <w:sz w:val="22"/>
+        </w:rPr>
+        <w:t>╯︵┻━┻</w:t>
+      </w:r>
+    </w:p>
+    <w:p>
+      <w:pPr>
+        <w:widowControl/>
+        <w:snapToGrid w:val="0"/>
+        <w:jc w:val="left"/>
+        <w:rPr>
+          <w:rFonts w:ascii="Tahoma" w:eastAsia="微软雅黑" w:hAnsi="Tahoma"/>
+          <w:kern w:val="0"/>
+          <w:sz w:val="22"/>
+        </w:rPr>
+      </w:pPr>
+      <w:r>
+        <w:rPr>
+          <w:rFonts w:ascii="Tahoma" w:eastAsia="微软雅黑" w:hAnsi="Tahoma" w:hint="eastAsia"/>
+          <w:kern w:val="0"/>
+          <w:sz w:val="22"/>
+        </w:rPr>
+        <w:t>好歹也搞个像样点的图书馆的屋子呀</w:t>
+      </w:r>
+      <w:r>
+        <w:rPr>
+          <w:rFonts w:ascii="Tahoma" w:eastAsia="微软雅黑" w:hAnsi="Tahoma" w:hint="eastAsia"/>
+          <w:kern w:val="0"/>
+          <w:sz w:val="22"/>
+        </w:rPr>
+        <w:t>。</w:t>
+      </w:r>
+    </w:p>
+    <w:p>
+      <w:pPr>
+        <w:widowControl/>
+        <w:snapToGrid w:val="0"/>
+        <w:jc w:val="left"/>
+        <w:rPr>
+          <w:rFonts w:ascii="Tahoma" w:eastAsia="微软雅黑" w:hAnsi="Tahoma"/>
+          <w:kern w:val="0"/>
+          <w:sz w:val="22"/>
+        </w:rPr>
+      </w:pPr>
+      <w:r>
+        <w:rPr>
+          <w:rFonts w:ascii="Tahoma" w:eastAsia="微软雅黑" w:hAnsi="Tahoma" w:hint="eastAsia"/>
+          <w:kern w:val="0"/>
+          <w:sz w:val="22"/>
+        </w:rPr>
+        <w:t>垃圾的图书馆塑料板配不上这个</w:t>
+      </w:r>
+      <w:r>
+        <w:rPr>
+          <w:rFonts w:ascii="Tahoma" w:eastAsia="微软雅黑" w:hAnsi="Tahoma" w:hint="eastAsia"/>
+          <w:kern w:val="0"/>
+          <w:sz w:val="22"/>
+        </w:rPr>
+        <w:t>bgm</w:t>
+      </w:r>
+      <w:r>
+        <w:rPr>
+          <w:rFonts w:ascii="Tahoma" w:eastAsia="微软雅黑" w:hAnsi="Tahoma" w:hint="eastAsia"/>
+          <w:kern w:val="0"/>
+          <w:sz w:val="22"/>
+        </w:rPr>
+        <w:t>。</w:t>
+      </w:r>
+    </w:p>
+    <w:p>
+      <w:pPr>
+        <w:widowControl/>
+        <w:jc w:val="left"/>
+        <w:rPr>
+          <w:rFonts w:ascii="Tahoma" w:eastAsia="微软雅黑" w:hAnsi="Tahoma"/>
+          <w:kern w:val="0"/>
+          <w:sz w:val="22"/>
+        </w:rPr>
+      </w:pPr>
+      <w:r>
+        <w:rPr>
+          <w:rFonts w:ascii="Tahoma" w:eastAsia="微软雅黑" w:hAnsi="Tahoma"/>
+          <w:kern w:val="0"/>
+          <w:sz w:val="22"/>
+        </w:rPr>
+        <w:br w:type="page"/>
+      </w:r>
+    </w:p>
+    <w:p>
+      <w:pPr>
+        <w:widowControl/>
+        <w:snapToGrid w:val="0"/>
+        <w:jc w:val="left"/>
+        <w:rPr>
+          <w:rFonts w:ascii="Tahoma" w:eastAsia="微软雅黑" w:hAnsi="Tahoma"/>
+          <w:kern w:val="0"/>
+          <w:sz w:val="22"/>
+        </w:rPr>
+      </w:pPr>
+      <w:r>
+        <w:rPr>
+          <w:rFonts w:ascii="Tahoma" w:eastAsia="微软雅黑" w:hAnsi="Tahoma" w:hint="eastAsia"/>
+          <w:kern w:val="0"/>
+          <w:sz w:val="22"/>
+        </w:rPr>
+        <w:lastRenderedPageBreak/>
+        <w:t>群友给我提供了图书馆</w:t>
+      </w:r>
+      <w:proofErr w:type="gramStart"/>
+      <w:r>
+        <w:rPr>
+          <w:rFonts w:ascii="Tahoma" w:eastAsia="微软雅黑" w:hAnsi="Tahoma" w:hint="eastAsia"/>
+          <w:kern w:val="0"/>
+          <w:sz w:val="22"/>
+        </w:rPr>
+        <w:t>的图块是</w:t>
+      </w:r>
+      <w:proofErr w:type="gramEnd"/>
+      <w:r>
+        <w:rPr>
+          <w:rFonts w:ascii="Tahoma" w:eastAsia="微软雅黑" w:hAnsi="Tahoma" w:hint="eastAsia"/>
+          <w:kern w:val="0"/>
+          <w:sz w:val="22"/>
+        </w:rPr>
+        <w:t>这样的：</w:t>
+      </w:r>
+    </w:p>
+    <w:p>
+      <w:pPr>
+        <w:widowControl/>
+        <w:snapToGrid w:val="0"/>
+        <w:jc w:val="center"/>
+        <w:rPr>
+          <w:rFonts w:ascii="Tahoma" w:eastAsia="微软雅黑" w:hAnsi="Tahoma"/>
+          <w:kern w:val="0"/>
+          <w:sz w:val="22"/>
+        </w:rPr>
+      </w:pPr>
+      <w:r>
+        <w:rPr>
+          <w:rFonts w:ascii="Tahoma" w:eastAsia="微软雅黑" w:hAnsi="Tahoma"/>
+          <w:noProof/>
+          <w:kern w:val="0"/>
+          <w:sz w:val="22"/>
+        </w:rPr>
+        <w:drawing>
+          <wp:inline distT="0" distB="0" distL="0" distR="0" wp14:anchorId="7A79102C" wp14:editId="34EBD381">
+            <wp:extent cx="2613660" cy="1991554"/>
+            <wp:effectExtent l="0" t="0" r="0" b="8890"/>
+            <wp:docPr id="342881479" name="图片 17"/>
+            <wp:cNvGraphicFramePr>
+              <a:graphicFrameLocks xmlns:a="http://schemas.openxmlformats.org/drawingml/2006/main" noChangeAspect="1"/>
+            </wp:cNvGraphicFramePr>
+            <a:graphic xmlns:a="http://schemas.openxmlformats.org/drawingml/2006/main">
+              <a:graphicData uri="http://schemas.openxmlformats.org/drawingml/2006/picture">
+                <pic:pic xmlns:pic="http://schemas.openxmlformats.org/drawingml/2006/picture">
+                  <pic:nvPicPr>
+                    <pic:cNvPr id="0" name="Picture 33"/>
+                    <pic:cNvPicPr>
+                      <a:picLocks noChangeAspect="1" noChangeArrowheads="1"/>
+                    </pic:cNvPicPr>
+                  </pic:nvPicPr>
+                  <pic:blipFill>
+                    <a:blip r:embed="rId12" cstate="print">
+                      <a:extLst>
+                        <a:ext uri="{28A0092B-C50C-407E-A947-70E740481C1C}">
+                          <a14:useLocalDpi xmlns:a14="http://schemas.microsoft.com/office/drawing/2010/main" val="0"/>
+                        </a:ext>
+                      </a:extLst>
+                    </a:blip>
+                    <a:srcRect/>
+                    <a:stretch>
+                      <a:fillRect/>
+                    </a:stretch>
+                  </pic:blipFill>
+                  <pic:spPr bwMode="auto">
+                    <a:xfrm>
+                      <a:off x="0" y="0"/>
+                      <a:ext cx="2621393" cy="1997447"/>
+                    </a:xfrm>
+                    <a:prstGeom prst="rect">
+                      <a:avLst/>
+                    </a:prstGeom>
+                    <a:noFill/>
+                    <a:ln>
+                      <a:noFill/>
+                    </a:ln>
+                  </pic:spPr>
+                </pic:pic>
+              </a:graphicData>
+            </a:graphic>
+          </wp:inline>
+        </w:drawing>
+      </w:r>
+    </w:p>
+    <w:p>
+      <w:pPr>
+        <w:widowControl/>
+        <w:snapToGrid w:val="0"/>
+        <w:jc w:val="left"/>
+        <w:rPr>
+          <w:rFonts w:ascii="Tahoma" w:eastAsia="微软雅黑" w:hAnsi="Tahoma"/>
+          <w:kern w:val="0"/>
+          <w:sz w:val="22"/>
+        </w:rPr>
+      </w:pPr>
+      <w:r>
+        <w:rPr>
+          <w:rFonts w:ascii="Tahoma" w:eastAsia="微软雅黑" w:hAnsi="Tahoma" w:hint="eastAsia"/>
+          <w:kern w:val="0"/>
+          <w:sz w:val="22"/>
+        </w:rPr>
+        <w:t>但是我心里想的图书馆是这样的：</w:t>
+      </w:r>
+    </w:p>
+    <w:p>
+      <w:pPr>
+        <w:widowControl/>
+        <w:snapToGrid w:val="0"/>
+        <w:jc w:val="right"/>
+        <w:rPr>
+          <w:rFonts w:ascii="Tahoma" w:eastAsia="微软雅黑" w:hAnsi="Tahoma"/>
+          <w:kern w:val="0"/>
+          <w:sz w:val="22"/>
+        </w:rPr>
+      </w:pPr>
+      <w:r>
+        <w:rPr>
+          <w:noProof/>
+        </w:rPr>
+        <w:drawing>
+          <wp:inline distT="0" distB="0" distL="0" distR="0" wp14:anchorId="5201DDCE" wp14:editId="644B398D">
+            <wp:extent cx="2665730" cy="1453217"/>
+            <wp:effectExtent l="0" t="0" r="1270" b="0"/>
+            <wp:docPr id="830183300" name="图片 18"/>
+            <wp:cNvGraphicFramePr>
+              <a:graphicFrameLocks xmlns:a="http://schemas.openxmlformats.org/drawingml/2006/main" noChangeAspect="1"/>
+            </wp:cNvGraphicFramePr>
+            <a:graphic xmlns:a="http://schemas.openxmlformats.org/drawingml/2006/main">
+              <a:graphicData uri="http://schemas.openxmlformats.org/drawingml/2006/picture">
+                <pic:pic xmlns:pic="http://schemas.openxmlformats.org/drawingml/2006/picture">
+                  <pic:nvPicPr>
+                    <pic:cNvPr id="0" name="Picture 35"/>
+                    <pic:cNvPicPr>
+                      <a:picLocks noChangeAspect="1" noChangeArrowheads="1"/>
+                    </pic:cNvPicPr>
+                  </pic:nvPicPr>
+                  <pic:blipFill>
+                    <a:blip r:embed="rId13" cstate="print">
+                      <a:extLst>
+                        <a:ext uri="{28A0092B-C50C-407E-A947-70E740481C1C}">
+                          <a14:useLocalDpi xmlns:a14="http://schemas.microsoft.com/office/drawing/2010/main" val="0"/>
+                        </a:ext>
+                      </a:extLst>
+                    </a:blip>
+                    <a:srcRect/>
+                    <a:stretch>
+                      <a:fillRect/>
+                    </a:stretch>
+                  </pic:blipFill>
+                  <pic:spPr bwMode="auto">
+                    <a:xfrm>
+                      <a:off x="0" y="0"/>
+                      <a:ext cx="2691808" cy="1467433"/>
+                    </a:xfrm>
+                    <a:prstGeom prst="rect">
+                      <a:avLst/>
+                    </a:prstGeom>
+                    <a:noFill/>
+                    <a:ln>
+                      <a:noFill/>
+                    </a:ln>
+                  </pic:spPr>
+                </pic:pic>
+              </a:graphicData>
+            </a:graphic>
+          </wp:inline>
+        </w:drawing>
+      </w:r>
+      <w:r>
+        <w:rPr>
+          <w:rFonts w:ascii="Tahoma" w:eastAsia="微软雅黑" w:hAnsi="Tahoma" w:hint="eastAsia"/>
+          <w:kern w:val="0"/>
+          <w:sz w:val="22"/>
+        </w:rPr>
+        <w:t xml:space="preserve"> </w:t>
+      </w:r>
+      <w:r>
+        <w:rPr>
+          <w:noProof/>
+        </w:rPr>
+        <w:drawing>
+          <wp:inline distT="0" distB="0" distL="0" distR="0" wp14:anchorId="21A4113B" wp14:editId="03A1767D">
+            <wp:extent cx="2484120" cy="1449321"/>
+            <wp:effectExtent l="0" t="0" r="0" b="0"/>
+            <wp:docPr id="1733191875" name="图片 19"/>
+            <wp:cNvGraphicFramePr>
+              <a:graphicFrameLocks xmlns:a="http://schemas.openxmlformats.org/drawingml/2006/main" noChangeAspect="1"/>
+            </wp:cNvGraphicFramePr>
+            <a:graphic xmlns:a="http://schemas.openxmlformats.org/drawingml/2006/main">
+              <a:graphicData uri="http://schemas.openxmlformats.org/drawingml/2006/picture">
+                <pic:pic xmlns:pic="http://schemas.openxmlformats.org/drawingml/2006/picture">
+                  <pic:nvPicPr>
+                    <pic:cNvPr id="0" name="Picture 37"/>
+                    <pic:cNvPicPr>
+                      <a:picLocks noChangeAspect="1" noChangeArrowheads="1"/>
+                    </pic:cNvPicPr>
+                  </pic:nvPicPr>
+                  <pic:blipFill>
+                    <a:blip r:embed="rId14" cstate="print">
+                      <a:extLst>
+                        <a:ext uri="{28A0092B-C50C-407E-A947-70E740481C1C}">
+                          <a14:useLocalDpi xmlns:a14="http://schemas.microsoft.com/office/drawing/2010/main" val="0"/>
+                        </a:ext>
+                      </a:extLst>
+                    </a:blip>
+                    <a:srcRect/>
+                    <a:stretch>
+                      <a:fillRect/>
+                    </a:stretch>
+                  </pic:blipFill>
+                  <pic:spPr bwMode="auto">
+                    <a:xfrm>
+                      <a:off x="0" y="0"/>
+                      <a:ext cx="2499233" cy="1458139"/>
+                    </a:xfrm>
+                    <a:prstGeom prst="rect">
+                      <a:avLst/>
+                    </a:prstGeom>
+                    <a:noFill/>
+                    <a:ln>
+                      <a:noFill/>
+                    </a:ln>
+                  </pic:spPr>
+                </pic:pic>
+              </a:graphicData>
+            </a:graphic>
+          </wp:inline>
+        </w:drawing>
+      </w:r>
+    </w:p>
+    <w:p>
+      <w:pPr>
+        <w:widowControl/>
+        <w:snapToGrid w:val="0"/>
+        <w:jc w:val="center"/>
+        <w:rPr>
+          <w:rFonts w:ascii="Tahoma" w:eastAsia="微软雅黑" w:hAnsi="Tahoma"/>
+          <w:kern w:val="0"/>
+          <w:sz w:val="22"/>
+        </w:rPr>
+      </w:pPr>
+      <w:r>
+        <w:rPr>
+          <w:noProof/>
+        </w:rPr>
+        <w:drawing>
+          <wp:inline distT="0" distB="0" distL="0" distR="0" wp14:anchorId="62D0DE48" wp14:editId="72E62EE2">
+            <wp:extent cx="2583180" cy="1500583"/>
+            <wp:effectExtent l="0" t="0" r="7620" b="4445"/>
+            <wp:docPr id="800926340" name="图片 20"/>
+            <wp:cNvGraphicFramePr>
+              <a:graphicFrameLocks xmlns:a="http://schemas.openxmlformats.org/drawingml/2006/main" noChangeAspect="1"/>
+            </wp:cNvGraphicFramePr>
+            <a:graphic xmlns:a="http://schemas.openxmlformats.org/drawingml/2006/main">
+              <a:graphicData uri="http://schemas.openxmlformats.org/drawingml/2006/picture">
+                <pic:pic xmlns:pic="http://schemas.openxmlformats.org/drawingml/2006/picture">
+                  <pic:nvPicPr>
+                    <pic:cNvPr id="0" name="Picture 39"/>
+                    <pic:cNvPicPr>
+                      <a:picLocks noChangeAspect="1" noChangeArrowheads="1"/>
+                    </pic:cNvPicPr>
+                  </pic:nvPicPr>
+                  <pic:blipFill>
+                    <a:blip r:embed="rId15" cstate="print">
+                      <a:extLst>
+                        <a:ext uri="{28A0092B-C50C-407E-A947-70E740481C1C}">
+                          <a14:useLocalDpi xmlns:a14="http://schemas.microsoft.com/office/drawing/2010/main" val="0"/>
+                        </a:ext>
+                      </a:extLst>
+                    </a:blip>
+                    <a:srcRect/>
+                    <a:stretch>
+                      <a:fillRect/>
+                    </a:stretch>
+                  </pic:blipFill>
+                  <pic:spPr bwMode="auto">
+                    <a:xfrm>
+                      <a:off x="0" y="0"/>
+                      <a:ext cx="2591874" cy="1505633"/>
+                    </a:xfrm>
+                    <a:prstGeom prst="rect">
+                      <a:avLst/>
+                    </a:prstGeom>
+                    <a:noFill/>
+                    <a:ln>
+                      <a:noFill/>
+                    </a:ln>
+                  </pic:spPr>
+                </pic:pic>
+              </a:graphicData>
+            </a:graphic>
+          </wp:inline>
+        </w:drawing>
+      </w:r>
+      <w:r>
+        <w:rPr>
+          <w:noProof/>
+        </w:rPr>
+        <w:drawing>
+          <wp:inline distT="0" distB="0" distL="0" distR="0" wp14:anchorId="64690492" wp14:editId="7F72D1C3">
+            <wp:extent cx="2583180" cy="1492808"/>
+            <wp:effectExtent l="0" t="0" r="7620" b="0"/>
+            <wp:docPr id="219407390" name="图片 21"/>
+            <wp:cNvGraphicFramePr>
+              <a:graphicFrameLocks xmlns:a="http://schemas.openxmlformats.org/drawingml/2006/main" noChangeAspect="1"/>
+            </wp:cNvGraphicFramePr>
+            <a:graphic xmlns:a="http://schemas.openxmlformats.org/drawingml/2006/main">
+              <a:graphicData uri="http://schemas.openxmlformats.org/drawingml/2006/picture">
+                <pic:pic xmlns:pic="http://schemas.openxmlformats.org/drawingml/2006/picture">
+                  <pic:nvPicPr>
+                    <pic:cNvPr id="0" name="Picture 41"/>
+                    <pic:cNvPicPr>
+                      <a:picLocks noChangeAspect="1" noChangeArrowheads="1"/>
+                    </pic:cNvPicPr>
+                  </pic:nvPicPr>
+                  <pic:blipFill>
+                    <a:blip r:embed="rId16" cstate="print">
+                      <a:extLst>
+                        <a:ext uri="{28A0092B-C50C-407E-A947-70E740481C1C}">
+                          <a14:useLocalDpi xmlns:a14="http://schemas.microsoft.com/office/drawing/2010/main" val="0"/>
+                        </a:ext>
+                      </a:extLst>
+                    </a:blip>
+                    <a:srcRect/>
+                    <a:stretch>
+                      <a:fillRect/>
+                    </a:stretch>
+                  </pic:blipFill>
+                  <pic:spPr bwMode="auto">
+                    <a:xfrm>
+                      <a:off x="0" y="0"/>
+                      <a:ext cx="2590996" cy="1497325"/>
+                    </a:xfrm>
+                    <a:prstGeom prst="rect">
+                      <a:avLst/>
+                    </a:prstGeom>
+                    <a:noFill/>
+                    <a:ln>
+                      <a:noFill/>
+                    </a:ln>
+                  </pic:spPr>
+                </pic:pic>
+              </a:graphicData>
+            </a:graphic>
+          </wp:inline>
+        </w:drawing>
+      </w:r>
+    </w:p>
+    <w:p>
+      <w:pPr>
+        <w:widowControl/>
+        <w:snapToGrid w:val="0"/>
+        <w:rPr>
+          <w:rFonts w:ascii="Tahoma" w:eastAsia="微软雅黑" w:hAnsi="Tahoma"/>
+          <w:kern w:val="0"/>
+          <w:sz w:val="22"/>
+        </w:rPr>
+      </w:pPr>
+      <w:r>
+        <w:rPr>
+          <w:rFonts w:ascii="Tahoma" w:eastAsia="微软雅黑" w:hAnsi="Tahoma" w:hint="eastAsia"/>
+          <w:kern w:val="0"/>
+          <w:sz w:val="22"/>
+        </w:rPr>
+        <w:t>算了，我自己画了。</w:t>
+      </w:r>
+    </w:p>
+    <w:p>
+      <w:pPr>
+        <w:widowControl/>
+        <w:snapToGrid w:val="0"/>
+        <w:jc w:val="center"/>
+        <w:rPr>
+          <w:rFonts w:ascii="Tahoma" w:eastAsia="微软雅黑" w:hAnsi="Tahoma"/>
+          <w:kern w:val="0"/>
+          <w:sz w:val="22"/>
+        </w:rPr>
+      </w:pPr>
+      <w:r>
+        <w:rPr>
+          <w:noProof/>
+        </w:rPr>
+        <w:drawing>
+          <wp:inline distT="0" distB="0" distL="0" distR="0" wp14:anchorId="79ADAC74" wp14:editId="16BDCA6A">
+            <wp:extent cx="4716780" cy="2358390"/>
+            <wp:effectExtent l="0" t="0" r="7620" b="3810"/>
+            <wp:docPr id="692593062" name="图片 692593062"/>
+            <wp:cNvGraphicFramePr>
+              <a:graphicFrameLocks xmlns:a="http://schemas.openxmlformats.org/drawingml/2006/main" noChangeAspect="1"/>
+            </wp:cNvGraphicFramePr>
+            <a:graphic xmlns:a="http://schemas.openxmlformats.org/drawingml/2006/main">
+              <a:graphicData uri="http://schemas.openxmlformats.org/drawingml/2006/picture">
+                <pic:pic xmlns:pic="http://schemas.openxmlformats.org/drawingml/2006/picture">
+                  <pic:nvPicPr>
+                    <pic:cNvPr id="0" name="Picture 1"/>
+                    <pic:cNvPicPr>
+                      <a:picLocks noChangeAspect="1" noChangeArrowheads="1"/>
+                    </pic:cNvPicPr>
+                  </pic:nvPicPr>
+                  <pic:blipFill>
+                    <a:blip r:embed="rId17">
+                      <a:extLst>
+                        <a:ext uri="{28A0092B-C50C-407E-A947-70E740481C1C}">
+                          <a14:useLocalDpi xmlns:a14="http://schemas.microsoft.com/office/drawing/2010/main" val="0"/>
+                        </a:ext>
+                      </a:extLst>
+                    </a:blip>
+                    <a:srcRect/>
+                    <a:stretch>
+                      <a:fillRect/>
+                    </a:stretch>
+                  </pic:blipFill>
+                  <pic:spPr bwMode="auto">
+                    <a:xfrm>
+                      <a:off x="0" y="0"/>
+                      <a:ext cx="4716780" cy="2358390"/>
+                    </a:xfrm>
+                    <a:prstGeom prst="rect">
+                      <a:avLst/>
+                    </a:prstGeom>
+                    <a:noFill/>
+                    <a:ln>
+                      <a:noFill/>
+                    </a:ln>
+                  </pic:spPr>
+                </pic:pic>
+              </a:graphicData>
+            </a:graphic>
+          </wp:inline>
+        </w:drawing>
+      </w:r>
+    </w:p>
+    <w:p>
+      <w:pPr>
+        <w:widowControl/>
+        <w:jc w:val="left"/>
+        <w:rPr>
+          <w:rFonts w:ascii="Tahoma" w:eastAsia="微软雅黑" w:hAnsi="Tahoma"/>
+          <w:kern w:val="0"/>
+          <w:sz w:val="22"/>
+        </w:rPr>
+      </w:pPr>
+      <w:r>
+        <w:rPr>
+          <w:rFonts w:ascii="Tahoma" w:eastAsia="微软雅黑" w:hAnsi="Tahoma"/>
+          <w:kern w:val="0"/>
+          <w:sz w:val="22"/>
+        </w:rPr>
+        <w:br w:type="page"/>
+      </w:r>
+    </w:p>
+    <w:p>
+      <w:pPr>
+        <w:pStyle w:val="2"/>
+        <w:rPr>
+          <w:rFonts w:hint="eastAsia"/>
+        </w:rPr>
+      </w:pPr>
+      <w:r>
+        <w:rPr>
+          <w:rFonts w:hint="eastAsia"/>
+        </w:rPr>
+        <w:lastRenderedPageBreak/>
+        <w:t>===</w:t>
+      </w:r>
+      <w:r>
+        <w:rPr>
+          <w:rFonts w:hint="eastAsia"/>
+        </w:rPr>
+        <w:t>瞎改编故事图书馆</w:t>
+      </w:r>
+      <w:r>
+        <w:rPr>
+          <w:rFonts w:hint="eastAsia"/>
+        </w:rPr>
+        <w:t xml:space="preserve"> </w:t>
+      </w:r>
+      <w:r>
+        <w:rPr>
+          <w:rFonts w:hint="eastAsia"/>
+        </w:rPr>
+        <w:t>-</w:t>
+      </w:r>
+      <w:r>
+        <w:rPr>
+          <w:rFonts w:hint="eastAsia"/>
+        </w:rPr>
+        <w:t xml:space="preserve"> 实现===</w:t>
+      </w:r>
+    </w:p>
+    <w:p>
+      <w:pPr>
+        <w:pStyle w:val="3"/>
+      </w:pPr>
+      <w:r>
+        <w:rPr>
+          <w:rFonts w:hint="eastAsia"/>
+        </w:rPr>
+        <w:t>基础</w:t>
+      </w:r>
+      <w:r>
+        <w:rPr>
+          <w:rFonts w:hint="eastAsia"/>
+        </w:rPr>
+        <w:t>说明</w:t>
+      </w:r>
+    </w:p>
     <w:p>
       <w:pPr>
         <w:widowControl/>
@@ -491,7 +1660,7 @@
           <w:noProof/>
         </w:rPr>
         <w:drawing>
-          <wp:inline distT="0" distB="0" distL="0" distR="0" wp14:anchorId="59CA6A88" wp14:editId="1C055BCD">
+          <wp:inline distT="0" distB="0" distL="0" distR="0" wp14:anchorId="4B29ED1D" wp14:editId="227A556B">
             <wp:extent cx="4693920" cy="2345265"/>
             <wp:effectExtent l="0" t="0" r="0" b="0"/>
             <wp:docPr id="1090023250" name="图片 1"/>
@@ -508,7 +1677,7 @@
                     </pic:cNvPicPr>
                   </pic:nvPicPr>
                   <pic:blipFill>
-                    <a:blip r:embed="rId10">
+                    <a:blip r:embed="rId18">
                       <a:extLst>
                         <a:ext uri="{28A0092B-C50C-407E-A947-70E740481C1C}">
                           <a14:useLocalDpi xmlns:a14="http://schemas.microsoft.com/office/drawing/2010/main" val="0"/>
@@ -542,8 +1711,6 @@
     </w:p>
     <w:p>
       <w:pPr>
-        <w:widowControl/>
-        <w:jc w:val="left"/>
         <w:rPr>
           <w:rFonts w:hint="eastAsia"/>
         </w:rPr>
@@ -554,23 +1721,13 @@
         <w:pStyle w:val="3"/>
         <w:rPr>
           <w:rFonts w:hint="eastAsia"/>
-          <w:sz w:val="28"/>
         </w:rPr>
       </w:pPr>
       <w:r>
         <w:rPr>
           <w:rFonts w:hint="eastAsia"/>
-          <w:sz w:val="28"/>
-        </w:rPr>
-        <w:lastRenderedPageBreak/>
-        <w:t>基础</w:t>
-      </w:r>
-      <w:r>
-        <w:rPr>
-          <w:rFonts w:hint="eastAsia"/>
-          <w:sz w:val="28"/>
-        </w:rPr>
-        <w:t>插件</w:t>
+        </w:rPr>
+        <w:t>基础插件</w:t>
       </w:r>
     </w:p>
     <w:p>
@@ -608,31 +1765,7 @@
           <w:kern w:val="0"/>
           <w:sz w:val="22"/>
         </w:rPr>
-        <w:t>瞎改编故事图书馆</w:t>
-      </w:r>
-      <w:r>
-        <w:rPr>
-          <w:rFonts w:ascii="Tahoma" w:eastAsia="微软雅黑" w:hAnsi="Tahoma" w:hint="eastAsia"/>
-          <w:kern w:val="0"/>
-          <w:sz w:val="22"/>
-        </w:rPr>
-        <w:t>，需要</w:t>
-      </w:r>
-      <w:r>
-        <w:rPr>
-          <w:rFonts w:ascii="Tahoma" w:eastAsia="微软雅黑" w:hAnsi="Tahoma" w:hint="eastAsia"/>
-          <w:kern w:val="0"/>
-          <w:sz w:val="22"/>
-        </w:rPr>
-        <w:t>用到</w:t>
-      </w:r>
-      <w:r>
-        <w:rPr>
-          <w:rFonts w:ascii="Tahoma" w:eastAsia="微软雅黑" w:hAnsi="Tahoma" w:hint="eastAsia"/>
-          <w:kern w:val="0"/>
-          <w:sz w:val="22"/>
-        </w:rPr>
-        <w:t>下图的插件：</w:t>
+        <w:t>瞎改编故事图书馆，需要用到下图的插件：</w:t>
       </w:r>
     </w:p>
     <w:p>
@@ -655,7 +1788,7 @@
           <w:szCs w:val="24"/>
         </w:rPr>
         <w:drawing>
-          <wp:inline distT="0" distB="0" distL="0" distR="0" wp14:anchorId="43A7773C" wp14:editId="325AAE76">
+          <wp:inline distT="0" distB="0" distL="0" distR="0" wp14:anchorId="44C9BB63" wp14:editId="0A26A6D3">
             <wp:extent cx="5274310" cy="2755900"/>
             <wp:effectExtent l="0" t="0" r="2540" b="6350"/>
             <wp:docPr id="1340407457" name="图片 2"/>
@@ -672,7 +1805,7 @@
                     </pic:cNvPicPr>
                   </pic:nvPicPr>
                   <pic:blipFill>
-                    <a:blip r:embed="rId11">
+                    <a:blip r:embed="rId19">
                       <a:extLst>
                         <a:ext uri="{28A0092B-C50C-407E-A947-70E740481C1C}">
                           <a14:useLocalDpi xmlns:a14="http://schemas.microsoft.com/office/drawing/2010/main" val="0"/>
@@ -742,23 +1875,14 @@
         <w:pStyle w:val="3"/>
         <w:rPr>
           <w:rFonts w:hint="eastAsia"/>
-          <w:sz w:val="28"/>
         </w:rPr>
       </w:pPr>
       <w:r>
         <w:rPr>
           <w:rFonts w:hint="eastAsia"/>
-          <w:sz w:val="28"/>
         </w:rPr>
         <w:lastRenderedPageBreak/>
-        <w:t>基础</w:t>
-      </w:r>
-      <w:r>
-        <w:rPr>
-          <w:rFonts w:hint="eastAsia"/>
-          <w:sz w:val="28"/>
-        </w:rPr>
-        <w:t>配置</w:t>
+        <w:t>基础配置</w:t>
       </w:r>
     </w:p>
     <w:p>
@@ -785,97 +1909,63 @@
     </w:p>
     <w:p>
       <w:pPr>
+        <w:pStyle w:val="4"/>
+      </w:pPr>
+      <w:r>
+        <w:t>1</w:t>
+      </w:r>
+      <w:r>
+        <w:rPr>
+          <w:rFonts w:hint="eastAsia"/>
+        </w:rPr>
+        <w:t>）</w:t>
+      </w:r>
+      <w:proofErr w:type="gramStart"/>
+      <w:r>
+        <w:rPr>
+          <w:rFonts w:hint="eastAsia"/>
+        </w:rPr>
+        <w:t>图块设计</w:t>
+      </w:r>
+      <w:proofErr w:type="gramEnd"/>
+    </w:p>
+    <w:p>
+      <w:pPr>
         <w:widowControl/>
         <w:adjustRightInd w:val="0"/>
         <w:snapToGrid w:val="0"/>
-        <w:spacing w:after="200"/>
         <w:jc w:val="left"/>
         <w:rPr>
           <w:rFonts w:ascii="Tahoma" w:eastAsia="微软雅黑" w:hAnsi="Tahoma"/>
-          <w:b/>
-          <w:bCs/>
-          <w:kern w:val="0"/>
-          <w:sz w:val="22"/>
-        </w:rPr>
-      </w:pPr>
-      <w:r>
-        <w:rPr>
-          <w:rFonts w:ascii="Tahoma" w:eastAsia="微软雅黑" w:hAnsi="Tahoma"/>
-          <w:b/>
-          <w:bCs/>
-          <w:kern w:val="0"/>
-          <w:sz w:val="22"/>
-        </w:rPr>
-        <w:t>1</w:t>
-      </w:r>
-      <w:r>
-        <w:rPr>
-          <w:rFonts w:ascii="Tahoma" w:eastAsia="微软雅黑" w:hAnsi="Tahoma" w:hint="eastAsia"/>
-          <w:b/>
-          <w:bCs/>
-          <w:kern w:val="0"/>
-          <w:sz w:val="22"/>
-        </w:rPr>
-        <w:t>）</w:t>
+          <w:kern w:val="0"/>
+          <w:sz w:val="22"/>
+        </w:rPr>
+      </w:pPr>
+      <w:r>
+        <w:rPr>
+          <w:rFonts w:ascii="Tahoma" w:eastAsia="微软雅黑" w:hAnsi="Tahoma" w:hint="eastAsia"/>
+          <w:kern w:val="0"/>
+          <w:sz w:val="22"/>
+        </w:rPr>
+        <w:t>多</w:t>
       </w:r>
       <w:proofErr w:type="gramStart"/>
       <w:r>
         <w:rPr>
           <w:rFonts w:ascii="Tahoma" w:eastAsia="微软雅黑" w:hAnsi="Tahoma" w:hint="eastAsia"/>
-          <w:b/>
-          <w:bCs/>
-          <w:kern w:val="0"/>
-          <w:sz w:val="22"/>
-        </w:rPr>
-        <w:t>图块设计</w:t>
+          <w:kern w:val="0"/>
+          <w:sz w:val="22"/>
+        </w:rPr>
+        <w:t>留意图块的</w:t>
       </w:r>
       <w:proofErr w:type="gramEnd"/>
-    </w:p>
-    <w:p>
-      <w:pPr>
-        <w:widowControl/>
-        <w:adjustRightInd w:val="0"/>
-        <w:snapToGrid w:val="0"/>
-        <w:jc w:val="left"/>
-        <w:rPr>
-          <w:rFonts w:ascii="Tahoma" w:eastAsia="微软雅黑" w:hAnsi="Tahoma"/>
-          <w:kern w:val="0"/>
-          <w:sz w:val="22"/>
-        </w:rPr>
-      </w:pPr>
-      <w:r>
-        <w:rPr>
-          <w:rFonts w:ascii="Tahoma" w:eastAsia="微软雅黑" w:hAnsi="Tahoma" w:hint="eastAsia"/>
-          <w:kern w:val="0"/>
-          <w:sz w:val="22"/>
-        </w:rPr>
-        <w:t>多</w:t>
-      </w:r>
-      <w:proofErr w:type="gramStart"/>
-      <w:r>
-        <w:rPr>
-          <w:rFonts w:ascii="Tahoma" w:eastAsia="微软雅黑" w:hAnsi="Tahoma" w:hint="eastAsia"/>
-          <w:kern w:val="0"/>
-          <w:sz w:val="22"/>
-        </w:rPr>
-        <w:t>留意图块的</w:t>
-      </w:r>
-      <w:proofErr w:type="gramEnd"/>
-      <w:r>
-        <w:rPr>
-          <w:rFonts w:ascii="Tahoma" w:eastAsia="微软雅黑" w:hAnsi="Tahoma" w:hint="eastAsia"/>
-          <w:kern w:val="0"/>
-          <w:sz w:val="22"/>
-        </w:rPr>
-        <w:t>功能，以及所在的分类</w:t>
-      </w:r>
-      <w:r>
-        <w:rPr>
-          <w:rFonts w:ascii="Tahoma" w:eastAsia="微软雅黑" w:hAnsi="Tahoma" w:hint="eastAsia"/>
-          <w:kern w:val="0"/>
-          <w:sz w:val="22"/>
-        </w:rPr>
-        <w:t>。</w:t>
+      <w:r>
+        <w:rPr>
+          <w:rFonts w:ascii="Tahoma" w:eastAsia="微软雅黑" w:hAnsi="Tahoma" w:hint="eastAsia"/>
+          <w:kern w:val="0"/>
+          <w:sz w:val="22"/>
+        </w:rPr>
+        <w:t>功能，以及所在的分类。</w:t>
       </w:r>
     </w:p>
     <w:p>
@@ -898,7 +1988,7 @@
           <w:szCs w:val="24"/>
         </w:rPr>
         <w:drawing>
-          <wp:inline distT="0" distB="0" distL="0" distR="0" wp14:anchorId="7C7799A9" wp14:editId="52C15CFE">
+          <wp:inline distT="0" distB="0" distL="0" distR="0" wp14:anchorId="381CEB57" wp14:editId="487D297E">
             <wp:extent cx="2506980" cy="1905000"/>
             <wp:effectExtent l="0" t="0" r="7620" b="0"/>
             <wp:docPr id="1035936049" name="图片 4"/>
@@ -915,7 +2005,7 @@
                     </pic:cNvPicPr>
                   </pic:nvPicPr>
                   <pic:blipFill>
-                    <a:blip r:embed="rId12">
+                    <a:blip r:embed="rId20">
                       <a:extLst>
                         <a:ext uri="{28A0092B-C50C-407E-A947-70E740481C1C}">
                           <a14:useLocalDpi xmlns:a14="http://schemas.microsoft.com/office/drawing/2010/main" val="0"/>
@@ -955,9 +2045,9 @@
           <w:szCs w:val="24"/>
         </w:rPr>
         <w:drawing>
-          <wp:inline distT="0" distB="0" distL="0" distR="0" wp14:anchorId="6D2E43FE" wp14:editId="22F36408">
-            <wp:extent cx="2720340" cy="2895600"/>
-            <wp:effectExtent l="0" t="0" r="3810" b="0"/>
+          <wp:inline distT="0" distB="0" distL="0" distR="0" wp14:anchorId="04ADAC28" wp14:editId="0AF85EF7">
+            <wp:extent cx="2326607" cy="2476500"/>
+            <wp:effectExtent l="0" t="0" r="0" b="0"/>
             <wp:docPr id="1442576039" name="图片 3"/>
             <wp:cNvGraphicFramePr>
               <a:graphicFrameLocks xmlns:a="http://schemas.openxmlformats.org/drawingml/2006/main" noChangeAspect="1"/>
@@ -972,7 +2062,7 @@
                     </pic:cNvPicPr>
                   </pic:nvPicPr>
                   <pic:blipFill>
-                    <a:blip r:embed="rId13">
+                    <a:blip r:embed="rId21">
                       <a:extLst>
                         <a:ext uri="{28A0092B-C50C-407E-A947-70E740481C1C}">
                           <a14:useLocalDpi xmlns:a14="http://schemas.microsoft.com/office/drawing/2010/main" val="0"/>
@@ -987,7 +2077,7 @@
                   <pic:spPr bwMode="auto">
                     <a:xfrm>
                       <a:off x="0" y="0"/>
-                      <a:ext cx="2720340" cy="2895600"/>
+                      <a:ext cx="2327804" cy="2477774"/>
                     </a:xfrm>
                     <a:prstGeom prst="rect">
                       <a:avLst/>
@@ -1024,9 +2114,9 @@
           <w:szCs w:val="24"/>
         </w:rPr>
         <w:drawing>
-          <wp:inline distT="0" distB="0" distL="0" distR="0" wp14:anchorId="1477CEEC" wp14:editId="39D2FF88">
-            <wp:extent cx="2522220" cy="2052970"/>
-            <wp:effectExtent l="0" t="0" r="0" b="4445"/>
+          <wp:inline distT="0" distB="0" distL="0" distR="0" wp14:anchorId="6E3A444E" wp14:editId="67B23A70">
+            <wp:extent cx="2255502" cy="1835874"/>
+            <wp:effectExtent l="0" t="0" r="0" b="0"/>
             <wp:docPr id="557420260" name="图片 1"/>
             <wp:cNvGraphicFramePr>
               <a:graphicFrameLocks xmlns:a="http://schemas.openxmlformats.org/drawingml/2006/main" noChangeAspect="1"/>
@@ -1041,7 +2131,7 @@
                     </pic:cNvPicPr>
                   </pic:nvPicPr>
                   <pic:blipFill>
-                    <a:blip r:embed="rId14">
+                    <a:blip r:embed="rId22">
                       <a:extLst>
                         <a:ext uri="{28A0092B-C50C-407E-A947-70E740481C1C}">
                           <a14:useLocalDpi xmlns:a14="http://schemas.microsoft.com/office/drawing/2010/main" val="0"/>
@@ -1056,7 +2146,7 @@
                   <pic:spPr bwMode="auto">
                     <a:xfrm>
                       <a:off x="0" y="0"/>
-                      <a:ext cx="2523859" cy="2054304"/>
+                      <a:ext cx="2264076" cy="1842853"/>
                     </a:xfrm>
                     <a:prstGeom prst="rect">
                       <a:avLst/>
@@ -1081,7 +2171,7 @@
           <w:szCs w:val="24"/>
         </w:rPr>
         <w:drawing>
-          <wp:inline distT="0" distB="0" distL="0" distR="0" wp14:anchorId="18D54352" wp14:editId="31A02CBE">
+          <wp:inline distT="0" distB="0" distL="0" distR="0" wp14:anchorId="649528D9" wp14:editId="494CF1AF">
             <wp:extent cx="2545080" cy="1828800"/>
             <wp:effectExtent l="0" t="0" r="7620" b="0"/>
             <wp:docPr id="464754493" name="图片 6"/>
@@ -1098,7 +2188,7 @@
                     </pic:cNvPicPr>
                   </pic:nvPicPr>
                   <pic:blipFill>
-                    <a:blip r:embed="rId15">
+                    <a:blip r:embed="rId23">
                       <a:extLst>
                         <a:ext uri="{28A0092B-C50C-407E-A947-70E740481C1C}">
                           <a14:useLocalDpi xmlns:a14="http://schemas.microsoft.com/office/drawing/2010/main" val="0"/>
@@ -1141,68 +2231,46 @@
           <w:szCs w:val="24"/>
         </w:rPr>
       </w:pPr>
-      <w:r>
-        <w:rPr>
-          <w:rFonts w:ascii="宋体" w:eastAsia="宋体" w:hAnsi="宋体" w:cs="宋体"/>
+    </w:p>
+    <w:p>
+      <w:pPr>
+        <w:pStyle w:val="4"/>
+      </w:pPr>
+      <w:r>
+        <w:t>2</w:t>
+      </w:r>
+      <w:r>
+        <w:rPr>
+          <w:rFonts w:hint="eastAsia"/>
+        </w:rPr>
+        <w:t>）地图事件</w:t>
+      </w:r>
+    </w:p>
+    <w:p>
+      <w:pPr>
+        <w:widowControl/>
+        <w:adjustRightInd w:val="0"/>
+        <w:snapToGrid w:val="0"/>
+        <w:jc w:val="left"/>
+        <w:rPr>
+          <w:rFonts w:ascii="宋体" w:eastAsia="宋体" w:hAnsi="宋体" w:cs="宋体" w:hint="eastAsia"/>
           <w:kern w:val="0"/>
           <w:sz w:val="24"/>
           <w:szCs w:val="24"/>
         </w:rPr>
-        <w:br w:type="page"/>
-      </w:r>
-    </w:p>
-    <w:p>
-      <w:pPr>
-        <w:widowControl/>
-        <w:adjustRightInd w:val="0"/>
-        <w:snapToGrid w:val="0"/>
-        <w:spacing w:after="200"/>
-        <w:jc w:val="left"/>
-        <w:rPr>
-          <w:rFonts w:ascii="Tahoma" w:eastAsia="微软雅黑" w:hAnsi="Tahoma"/>
-          <w:b/>
-          <w:bCs/>
-          <w:kern w:val="0"/>
-          <w:sz w:val="22"/>
-        </w:rPr>
-      </w:pPr>
-      <w:r>
-        <w:rPr>
-          <w:rFonts w:ascii="Tahoma" w:eastAsia="微软雅黑" w:hAnsi="Tahoma"/>
-          <w:b/>
-          <w:bCs/>
-          <w:kern w:val="0"/>
-          <w:sz w:val="22"/>
-        </w:rPr>
-        <w:lastRenderedPageBreak/>
-        <w:t>2</w:t>
-      </w:r>
-      <w:r>
-        <w:rPr>
-          <w:rFonts w:ascii="Tahoma" w:eastAsia="微软雅黑" w:hAnsi="Tahoma" w:hint="eastAsia"/>
-          <w:b/>
-          <w:bCs/>
-          <w:kern w:val="0"/>
-          <w:sz w:val="22"/>
-        </w:rPr>
-        <w:t>）</w:t>
-      </w:r>
-      <w:r>
-        <w:rPr>
-          <w:rFonts w:ascii="Tahoma" w:eastAsia="微软雅黑" w:hAnsi="Tahoma" w:hint="eastAsia"/>
-          <w:b/>
-          <w:bCs/>
-          <w:kern w:val="0"/>
-          <w:sz w:val="22"/>
-        </w:rPr>
-        <w:t>地图事件</w:t>
-      </w:r>
-    </w:p>
-    <w:p>
-      <w:pPr>
-        <w:widowControl/>
-        <w:adjustRightInd w:val="0"/>
-        <w:snapToGrid w:val="0"/>
+      </w:pPr>
+      <w:r>
+        <w:rPr>
+          <w:rFonts w:ascii="Tahoma" w:eastAsia="微软雅黑" w:hAnsi="Tahoma" w:hint="eastAsia"/>
+          <w:kern w:val="0"/>
+          <w:sz w:val="22"/>
+        </w:rPr>
+        <w:t>玩家接近时，对应事件需要显示相应文字。</w:t>
+      </w:r>
+    </w:p>
+    <w:p>
+      <w:pPr>
+        <w:widowControl/>
         <w:jc w:val="left"/>
         <w:rPr>
           <w:rFonts w:ascii="宋体" w:eastAsia="宋体" w:hAnsi="宋体" w:cs="宋体" w:hint="eastAsia"/>
@@ -1213,42 +2281,14 @@
       </w:pPr>
       <w:r>
         <w:rPr>
-          <w:rFonts w:ascii="Tahoma" w:eastAsia="微软雅黑" w:hAnsi="Tahoma" w:hint="eastAsia"/>
-          <w:kern w:val="0"/>
-          <w:sz w:val="22"/>
-        </w:rPr>
-        <w:t>玩家接近时，对应事件需要显示相应文字</w:t>
-      </w:r>
-      <w:r>
-        <w:rPr>
-          <w:rFonts w:ascii="Tahoma" w:eastAsia="微软雅黑" w:hAnsi="Tahoma" w:hint="eastAsia"/>
-          <w:kern w:val="0"/>
-          <w:sz w:val="22"/>
-        </w:rPr>
-        <w:t>。</w:t>
-      </w:r>
-    </w:p>
-    <w:p>
-      <w:pPr>
-        <w:widowControl/>
-        <w:jc w:val="left"/>
-        <w:rPr>
-          <w:rFonts w:ascii="宋体" w:eastAsia="宋体" w:hAnsi="宋体" w:cs="宋体" w:hint="eastAsia"/>
+          <w:rFonts w:ascii="宋体" w:eastAsia="宋体" w:hAnsi="宋体" w:cs="宋体"/>
+          <w:noProof/>
           <w:kern w:val="0"/>
           <w:sz w:val="24"/>
           <w:szCs w:val="24"/>
         </w:rPr>
-      </w:pPr>
-      <w:r>
-        <w:rPr>
-          <w:rFonts w:ascii="宋体" w:eastAsia="宋体" w:hAnsi="宋体" w:cs="宋体"/>
-          <w:noProof/>
-          <w:kern w:val="0"/>
-          <w:sz w:val="24"/>
-          <w:szCs w:val="24"/>
-        </w:rPr>
         <w:drawing>
-          <wp:inline distT="0" distB="0" distL="0" distR="0" wp14:anchorId="099E1FA2" wp14:editId="0753818F">
+          <wp:inline distT="0" distB="0" distL="0" distR="0" wp14:anchorId="27E0B326" wp14:editId="724573D8">
             <wp:extent cx="5012987" cy="1729740"/>
             <wp:effectExtent l="0" t="0" r="0" b="3810"/>
             <wp:docPr id="453119995" name="图片 9"/>
@@ -1265,7 +2305,7 @@
                     </pic:cNvPicPr>
                   </pic:nvPicPr>
                   <pic:blipFill>
-                    <a:blip r:embed="rId16">
+                    <a:blip r:embed="rId24">
                       <a:extLst>
                         <a:ext uri="{28A0092B-C50C-407E-A947-70E740481C1C}">
                           <a14:useLocalDpi xmlns:a14="http://schemas.microsoft.com/office/drawing/2010/main" val="0"/>
@@ -1316,8 +2356,9 @@
           <w:sz w:val="24"/>
           <w:szCs w:val="24"/>
         </w:rPr>
+        <w:lastRenderedPageBreak/>
         <w:drawing>
-          <wp:inline distT="0" distB="0" distL="0" distR="0" wp14:anchorId="331A2E38" wp14:editId="06AE51B6">
+          <wp:inline distT="0" distB="0" distL="0" distR="0" wp14:anchorId="6D7A2AC4" wp14:editId="02C78071">
             <wp:extent cx="2346960" cy="1372750"/>
             <wp:effectExtent l="0" t="0" r="0" b="0"/>
             <wp:docPr id="1162476013" name="图片 10"/>
@@ -1334,7 +2375,7 @@
                     </pic:cNvPicPr>
                   </pic:nvPicPr>
                   <pic:blipFill>
-                    <a:blip r:embed="rId17">
+                    <a:blip r:embed="rId25">
                       <a:extLst>
                         <a:ext uri="{28A0092B-C50C-407E-A947-70E740481C1C}">
                           <a14:useLocalDpi xmlns:a14="http://schemas.microsoft.com/office/drawing/2010/main" val="0"/>
@@ -1381,57 +2422,25 @@
     </w:p>
     <w:p>
       <w:pPr>
-        <w:widowControl/>
-        <w:adjustRightInd w:val="0"/>
-        <w:snapToGrid w:val="0"/>
-        <w:spacing w:after="200"/>
+        <w:pStyle w:val="4"/>
+      </w:pPr>
+      <w:r>
+        <w:t>3</w:t>
+      </w:r>
+      <w:r>
+        <w:rPr>
+          <w:rFonts w:hint="eastAsia"/>
+        </w:rPr>
+        <w:t>）插件配置</w:t>
+      </w:r>
+    </w:p>
+    <w:p>
+      <w:pPr>
+        <w:widowControl/>
+        <w:snapToGrid w:val="0"/>
         <w:jc w:val="left"/>
         <w:rPr>
           <w:rFonts w:ascii="Tahoma" w:eastAsia="微软雅黑" w:hAnsi="Tahoma"/>
-          <w:b/>
-          <w:bCs/>
-          <w:kern w:val="0"/>
-          <w:sz w:val="22"/>
-        </w:rPr>
-      </w:pPr>
-      <w:r>
-        <w:rPr>
-          <w:rFonts w:ascii="Tahoma" w:eastAsia="微软雅黑" w:hAnsi="Tahoma"/>
-          <w:b/>
-          <w:bCs/>
-          <w:kern w:val="0"/>
-          <w:sz w:val="22"/>
-        </w:rPr>
-        <w:t>3</w:t>
-      </w:r>
-      <w:r>
-        <w:rPr>
-          <w:rFonts w:ascii="Tahoma" w:eastAsia="微软雅黑" w:hAnsi="Tahoma" w:hint="eastAsia"/>
-          <w:b/>
-          <w:bCs/>
-          <w:kern w:val="0"/>
-          <w:sz w:val="22"/>
-        </w:rPr>
-        <w:t>）</w:t>
-      </w:r>
-      <w:r>
-        <w:rPr>
-          <w:rFonts w:ascii="Tahoma" w:eastAsia="微软雅黑" w:hAnsi="Tahoma" w:hint="eastAsia"/>
-          <w:b/>
-          <w:bCs/>
-          <w:kern w:val="0"/>
-          <w:sz w:val="22"/>
-        </w:rPr>
-        <w:t>插件配置</w:t>
-      </w:r>
-    </w:p>
-    <w:p>
-      <w:pPr>
-        <w:widowControl/>
-        <w:snapToGrid w:val="0"/>
-        <w:jc w:val="left"/>
-        <w:rPr>
-          <w:rFonts w:ascii="Tahoma" w:eastAsia="微软雅黑" w:hAnsi="Tahoma"/>
           <w:kern w:val="0"/>
           <w:sz w:val="22"/>
         </w:rPr>
@@ -1458,15 +2467,7 @@
           <w:kern w:val="0"/>
           <w:sz w:val="22"/>
         </w:rPr>
-        <w:t>地图魔法圈插件来进行控制</w:t>
-      </w:r>
-      <w:r>
-        <w:rPr>
-          <w:rFonts w:ascii="Tahoma" w:eastAsia="微软雅黑" w:hAnsi="Tahoma" w:hint="eastAsia"/>
-          <w:kern w:val="0"/>
-          <w:sz w:val="22"/>
-        </w:rPr>
-        <w:t>。</w:t>
+        <w:t>地图魔法圈插件来进行控制。</w:t>
       </w:r>
     </w:p>
     <w:p>
@@ -1510,7 +2511,7 @@
           <w:szCs w:val="24"/>
         </w:rPr>
         <w:drawing>
-          <wp:inline distT="0" distB="0" distL="0" distR="0" wp14:anchorId="61D1012D" wp14:editId="38C59646">
+          <wp:inline distT="0" distB="0" distL="0" distR="0" wp14:anchorId="3A971D6F" wp14:editId="5250EF83">
             <wp:extent cx="1903518" cy="1813560"/>
             <wp:effectExtent l="0" t="0" r="1905" b="0"/>
             <wp:docPr id="65764786" name="图片 11"/>
@@ -1527,7 +2528,7 @@
                     </pic:cNvPicPr>
                   </pic:nvPicPr>
                   <pic:blipFill>
-                    <a:blip r:embed="rId18">
+                    <a:blip r:embed="rId26">
                       <a:extLst>
                         <a:ext uri="{28A0092B-C50C-407E-A947-70E740481C1C}">
                           <a14:useLocalDpi xmlns:a14="http://schemas.microsoft.com/office/drawing/2010/main" val="0"/>
@@ -1567,7 +2568,7 @@
           <w:szCs w:val="24"/>
         </w:rPr>
         <w:drawing>
-          <wp:inline distT="0" distB="0" distL="0" distR="0" wp14:anchorId="21E837F0" wp14:editId="6745682B">
+          <wp:inline distT="0" distB="0" distL="0" distR="0" wp14:anchorId="06014A50" wp14:editId="7A8C8ABE">
             <wp:extent cx="3116580" cy="1631010"/>
             <wp:effectExtent l="0" t="0" r="7620" b="7620"/>
             <wp:docPr id="395824338" name="图片 13"/>
@@ -1584,7 +2585,7 @@
                     </pic:cNvPicPr>
                   </pic:nvPicPr>
                   <pic:blipFill>
-                    <a:blip r:embed="rId19">
+                    <a:blip r:embed="rId27">
                       <a:extLst>
                         <a:ext uri="{28A0092B-C50C-407E-A947-70E740481C1C}">
                           <a14:useLocalDpi xmlns:a14="http://schemas.microsoft.com/office/drawing/2010/main" val="0"/>
@@ -1636,7 +2637,7 @@
           <w:szCs w:val="24"/>
         </w:rPr>
         <w:drawing>
-          <wp:inline distT="0" distB="0" distL="0" distR="0" wp14:anchorId="5AF7C5CF" wp14:editId="764A51D7">
+          <wp:inline distT="0" distB="0" distL="0" distR="0" wp14:anchorId="7CB39740" wp14:editId="10BE78C0">
             <wp:extent cx="3180404" cy="1455420"/>
             <wp:effectExtent l="0" t="0" r="1270" b="0"/>
             <wp:docPr id="1648077093" name="图片 12"/>
@@ -1653,7 +2654,7 @@
                     </pic:cNvPicPr>
                   </pic:nvPicPr>
                   <pic:blipFill>
-                    <a:blip r:embed="rId20">
+                    <a:blip r:embed="rId28">
                       <a:extLst>
                         <a:ext uri="{28A0092B-C50C-407E-A947-70E740481C1C}">
                           <a14:useLocalDpi xmlns:a14="http://schemas.microsoft.com/office/drawing/2010/main" val="0"/>
@@ -1710,1190 +2711,15 @@
     </w:p>
     <w:p>
       <w:pPr>
-        <w:pStyle w:val="2"/>
+        <w:pStyle w:val="3"/>
         <w:rPr>
           <w:rFonts w:hint="eastAsia"/>
         </w:rPr>
       </w:pPr>
+      <w:proofErr w:type="gramStart"/>
       <w:r>
         <w:rPr>
           <w:rFonts w:hint="eastAsia"/>
-        </w:rPr>
-        <w:lastRenderedPageBreak/>
-        <w:t>瞎改编故事图书馆</w:t>
-      </w:r>
-      <w:r>
-        <w:rPr>
-          <w:rFonts w:hint="eastAsia"/>
-        </w:rPr>
-        <w:t>-</w:t>
-      </w:r>
-      <w:r>
-        <w:rPr>
-          <w:rFonts w:hint="eastAsia"/>
-        </w:rPr>
-        <w:t>设计</w:t>
-      </w:r>
-    </w:p>
-    <w:p>
-      <w:pPr>
-        <w:pStyle w:val="3"/>
-        <w:rPr>
-          <w:rFonts w:hint="eastAsia"/>
-          <w:sz w:val="28"/>
-        </w:rPr>
-      </w:pPr>
-      <w:r>
-        <w:rPr>
-          <w:rFonts w:hint="eastAsia"/>
-          <w:sz w:val="28"/>
-        </w:rPr>
-        <w:t>设计</w:t>
-      </w:r>
-      <w:r>
-        <w:rPr>
-          <w:rFonts w:hint="eastAsia"/>
-          <w:sz w:val="28"/>
-        </w:rPr>
-        <w:t>简介</w:t>
-      </w:r>
-    </w:p>
-    <w:p>
-      <w:pPr>
-        <w:pStyle w:val="4"/>
-        <w:rPr>
-          <w:rFonts w:hint="eastAsia"/>
-        </w:rPr>
-      </w:pPr>
-      <w:r>
-        <w:rPr>
-          <w:rFonts w:hint="eastAsia"/>
-        </w:rPr>
-        <w:t>1）</w:t>
-      </w:r>
-      <w:r>
-        <w:rPr>
-          <w:rFonts w:hint="eastAsia"/>
-        </w:rPr>
-        <w:t>灵感来源</w:t>
-      </w:r>
-    </w:p>
-    <w:p>
-      <w:pPr>
-        <w:widowControl/>
-        <w:snapToGrid w:val="0"/>
-        <w:jc w:val="left"/>
-        <w:rPr>
-          <w:rFonts w:ascii="Tahoma" w:eastAsia="微软雅黑" w:hAnsi="Tahoma"/>
-          <w:kern w:val="0"/>
-          <w:sz w:val="22"/>
-        </w:rPr>
-      </w:pPr>
-      <w:r>
-        <w:rPr>
-          <w:rFonts w:ascii="Tahoma" w:eastAsia="微软雅黑" w:hAnsi="Tahoma" w:hint="eastAsia"/>
-          <w:kern w:val="0"/>
-          <w:sz w:val="22"/>
-        </w:rPr>
-        <w:t>2</w:t>
-      </w:r>
-      <w:r>
-        <w:rPr>
-          <w:rFonts w:ascii="Tahoma" w:eastAsia="微软雅黑" w:hAnsi="Tahoma"/>
-          <w:kern w:val="0"/>
-          <w:sz w:val="22"/>
-        </w:rPr>
-        <w:t>02</w:t>
-      </w:r>
-      <w:r>
-        <w:rPr>
-          <w:rFonts w:ascii="Tahoma" w:eastAsia="微软雅黑" w:hAnsi="Tahoma"/>
-          <w:kern w:val="0"/>
-          <w:sz w:val="22"/>
-        </w:rPr>
-        <w:t>3</w:t>
-      </w:r>
-      <w:r>
-        <w:rPr>
-          <w:rFonts w:ascii="Tahoma" w:eastAsia="微软雅黑" w:hAnsi="Tahoma" w:hint="eastAsia"/>
-          <w:kern w:val="0"/>
-          <w:sz w:val="22"/>
-        </w:rPr>
-        <w:t>年</w:t>
-      </w:r>
-      <w:r>
-        <w:rPr>
-          <w:rFonts w:ascii="Tahoma" w:eastAsia="微软雅黑" w:hAnsi="Tahoma"/>
-          <w:kern w:val="0"/>
-          <w:sz w:val="22"/>
-        </w:rPr>
-        <w:t>5</w:t>
-      </w:r>
-      <w:r>
-        <w:rPr>
-          <w:rFonts w:ascii="Tahoma" w:eastAsia="微软雅黑" w:hAnsi="Tahoma" w:hint="eastAsia"/>
-          <w:kern w:val="0"/>
-          <w:sz w:val="22"/>
-        </w:rPr>
-        <w:t>月</w:t>
-      </w:r>
-      <w:r>
-        <w:rPr>
-          <w:rFonts w:ascii="Tahoma" w:eastAsia="微软雅黑" w:hAnsi="Tahoma" w:hint="eastAsia"/>
-          <w:kern w:val="0"/>
-          <w:sz w:val="22"/>
-        </w:rPr>
-        <w:t>2</w:t>
-      </w:r>
-      <w:r>
-        <w:rPr>
-          <w:rFonts w:ascii="Tahoma" w:eastAsia="微软雅黑" w:hAnsi="Tahoma"/>
-          <w:kern w:val="0"/>
-          <w:sz w:val="22"/>
-        </w:rPr>
-        <w:t>3</w:t>
-      </w:r>
-      <w:r>
-        <w:rPr>
-          <w:rFonts w:ascii="Tahoma" w:eastAsia="微软雅黑" w:hAnsi="Tahoma" w:hint="eastAsia"/>
-          <w:kern w:val="0"/>
-          <w:sz w:val="22"/>
-        </w:rPr>
-        <w:t>日</w:t>
-      </w:r>
-      <w:r>
-        <w:rPr>
-          <w:rFonts w:ascii="Tahoma" w:eastAsia="微软雅黑" w:hAnsi="Tahoma" w:hint="eastAsia"/>
-          <w:kern w:val="0"/>
-          <w:sz w:val="22"/>
-        </w:rPr>
-        <w:t>，</w:t>
-      </w:r>
-      <w:proofErr w:type="gramStart"/>
-      <w:r>
-        <w:rPr>
-          <w:rFonts w:ascii="Tahoma" w:eastAsia="微软雅黑" w:hAnsi="Tahoma" w:hint="eastAsia"/>
-          <w:kern w:val="0"/>
-          <w:sz w:val="22"/>
-        </w:rPr>
-        <w:t>我作者</w:t>
-      </w:r>
-      <w:proofErr w:type="gramEnd"/>
-      <w:r>
-        <w:rPr>
-          <w:rFonts w:ascii="Tahoma" w:eastAsia="微软雅黑" w:hAnsi="Tahoma" w:hint="eastAsia"/>
-          <w:kern w:val="0"/>
-          <w:sz w:val="22"/>
-        </w:rPr>
-        <w:t>我没事干，翻歌曲库，找到了某个歌曲</w:t>
-      </w:r>
-      <w:r>
-        <w:rPr>
-          <w:rFonts w:ascii="Tahoma" w:eastAsia="微软雅黑" w:hAnsi="Tahoma" w:hint="eastAsia"/>
-          <w:kern w:val="0"/>
-          <w:sz w:val="22"/>
-        </w:rPr>
-        <w:t>：</w:t>
-      </w:r>
-    </w:p>
-    <w:p>
-      <w:pPr>
-        <w:widowControl/>
-        <w:snapToGrid w:val="0"/>
-        <w:jc w:val="center"/>
-        <w:rPr>
-          <w:rFonts w:ascii="Tahoma" w:eastAsia="微软雅黑" w:hAnsi="Tahoma"/>
-          <w:kern w:val="0"/>
-          <w:sz w:val="22"/>
-        </w:rPr>
-      </w:pPr>
-      <w:r>
-        <w:rPr>
-          <w:rFonts w:ascii="Tahoma" w:eastAsia="微软雅黑" w:hAnsi="Tahoma"/>
-          <w:noProof/>
-          <w:kern w:val="0"/>
-          <w:sz w:val="22"/>
-        </w:rPr>
-        <w:drawing>
-          <wp:inline distT="0" distB="0" distL="0" distR="0" wp14:anchorId="3A36BDD5" wp14:editId="3935725A">
-            <wp:extent cx="4314190" cy="2511850"/>
-            <wp:effectExtent l="0" t="0" r="0" b="3175"/>
-            <wp:docPr id="1280583168" name="图片 14"/>
-            <wp:cNvGraphicFramePr>
-              <a:graphicFrameLocks xmlns:a="http://schemas.openxmlformats.org/drawingml/2006/main" noChangeAspect="1"/>
-            </wp:cNvGraphicFramePr>
-            <a:graphic xmlns:a="http://schemas.openxmlformats.org/drawingml/2006/main">
-              <a:graphicData uri="http://schemas.openxmlformats.org/drawingml/2006/picture">
-                <pic:pic xmlns:pic="http://schemas.openxmlformats.org/drawingml/2006/picture">
-                  <pic:nvPicPr>
-                    <pic:cNvPr id="0" name="Picture 27"/>
-                    <pic:cNvPicPr>
-                      <a:picLocks noChangeAspect="1" noChangeArrowheads="1"/>
-                    </pic:cNvPicPr>
-                  </pic:nvPicPr>
-                  <pic:blipFill>
-                    <a:blip r:embed="rId21">
-                      <a:extLst>
-                        <a:ext uri="{28A0092B-C50C-407E-A947-70E740481C1C}">
-                          <a14:useLocalDpi xmlns:a14="http://schemas.microsoft.com/office/drawing/2010/main" val="0"/>
-                        </a:ext>
-                      </a:extLst>
-                    </a:blip>
-                    <a:srcRect/>
-                    <a:stretch>
-                      <a:fillRect/>
-                    </a:stretch>
-                  </pic:blipFill>
-                  <pic:spPr bwMode="auto">
-                    <a:xfrm>
-                      <a:off x="0" y="0"/>
-                      <a:ext cx="4325880" cy="2518656"/>
-                    </a:xfrm>
-                    <a:prstGeom prst="rect">
-                      <a:avLst/>
-                    </a:prstGeom>
-                    <a:noFill/>
-                    <a:ln>
-                      <a:noFill/>
-                    </a:ln>
-                  </pic:spPr>
-                </pic:pic>
-              </a:graphicData>
-            </a:graphic>
-          </wp:inline>
-        </w:drawing>
-      </w:r>
-    </w:p>
-    <w:p>
-      <w:pPr>
-        <w:widowControl/>
-        <w:snapToGrid w:val="0"/>
-        <w:jc w:val="left"/>
-        <w:rPr>
-          <w:rFonts w:ascii="Tahoma" w:eastAsia="微软雅黑" w:hAnsi="Tahoma"/>
-          <w:kern w:val="0"/>
-          <w:sz w:val="22"/>
-        </w:rPr>
-      </w:pPr>
-      <w:r>
-        <w:rPr>
-          <w:rFonts w:ascii="Tahoma" w:eastAsia="微软雅黑" w:hAnsi="Tahoma" w:hint="eastAsia"/>
-          <w:kern w:val="0"/>
-          <w:sz w:val="22"/>
-        </w:rPr>
-        <w:t>专辑的图画、名称和意境都非常契合，你可以想象……</w:t>
-      </w:r>
-    </w:p>
-    <w:p>
-      <w:pPr>
-        <w:widowControl/>
-        <w:snapToGrid w:val="0"/>
-        <w:ind w:firstLineChars="200" w:firstLine="440"/>
-        <w:jc w:val="left"/>
-        <w:rPr>
-          <w:rFonts w:ascii="Tahoma" w:eastAsia="微软雅黑" w:hAnsi="Tahoma"/>
-          <w:kern w:val="0"/>
-          <w:sz w:val="22"/>
-        </w:rPr>
-      </w:pPr>
-      <w:r>
-        <w:rPr>
-          <w:rFonts w:ascii="Tahoma" w:eastAsia="微软雅黑" w:hAnsi="Tahoma" w:hint="eastAsia"/>
-          <w:b/>
-          <w:bCs/>
-          <w:kern w:val="0"/>
-          <w:sz w:val="22"/>
-        </w:rPr>
-        <w:t>帕秋</w:t>
-      </w:r>
-      <w:proofErr w:type="gramStart"/>
-      <w:r>
-        <w:rPr>
-          <w:rFonts w:ascii="Tahoma" w:eastAsia="微软雅黑" w:hAnsi="Tahoma" w:hint="eastAsia"/>
-          <w:b/>
-          <w:bCs/>
-          <w:kern w:val="0"/>
-          <w:sz w:val="22"/>
-        </w:rPr>
-        <w:t>莉</w:t>
-      </w:r>
-      <w:proofErr w:type="gramEnd"/>
-      <w:r>
-        <w:rPr>
-          <w:rFonts w:ascii="Tahoma" w:eastAsia="微软雅黑" w:hAnsi="Tahoma" w:hint="eastAsia"/>
-          <w:b/>
-          <w:bCs/>
-          <w:kern w:val="0"/>
-          <w:sz w:val="22"/>
-        </w:rPr>
-        <w:t>在诺大而安静的图书馆里面打碟</w:t>
-      </w:r>
-      <w:r>
-        <w:rPr>
-          <w:rFonts w:ascii="Tahoma" w:eastAsia="微软雅黑" w:hAnsi="Tahoma" w:hint="eastAsia"/>
-          <w:b/>
-          <w:bCs/>
-          <w:kern w:val="0"/>
-          <w:sz w:val="22"/>
-        </w:rPr>
-        <w:t xml:space="preserve"> </w:t>
-      </w:r>
-      <w:r>
-        <w:rPr>
-          <w:rFonts w:ascii="Tahoma" w:eastAsia="微软雅黑" w:hAnsi="Tahoma" w:hint="eastAsia"/>
-          <w:b/>
-          <w:bCs/>
-          <w:kern w:val="0"/>
-          <w:sz w:val="22"/>
-        </w:rPr>
-        <w:t>Σ</w:t>
-      </w:r>
-      <w:r>
-        <w:rPr>
-          <w:rFonts w:ascii="Tahoma" w:eastAsia="微软雅黑" w:hAnsi="Tahoma" w:hint="eastAsia"/>
-          <w:b/>
-          <w:bCs/>
-          <w:kern w:val="0"/>
-          <w:sz w:val="22"/>
-        </w:rPr>
-        <w:t>(</w:t>
-      </w:r>
-      <w:r>
-        <w:rPr>
-          <w:rFonts w:ascii="Tahoma" w:eastAsia="微软雅黑" w:hAnsi="Tahoma" w:hint="eastAsia"/>
-          <w:b/>
-          <w:bCs/>
-          <w:kern w:val="0"/>
-          <w:sz w:val="22"/>
-        </w:rPr>
-        <w:t>°Д°</w:t>
-      </w:r>
-      <w:r>
-        <w:rPr>
-          <w:rFonts w:ascii="Tahoma" w:eastAsia="微软雅黑" w:hAnsi="Tahoma" w:hint="eastAsia"/>
-          <w:b/>
-          <w:bCs/>
-          <w:kern w:val="0"/>
-          <w:sz w:val="22"/>
-        </w:rPr>
-        <w:t>;</w:t>
-      </w:r>
-      <w:r>
-        <w:rPr>
-          <w:rFonts w:ascii="Tahoma" w:eastAsia="微软雅黑" w:hAnsi="Tahoma" w:hint="eastAsia"/>
-          <w:kern w:val="0"/>
-          <w:sz w:val="22"/>
-        </w:rPr>
-        <w:t>（虽然</w:t>
-      </w:r>
-      <w:r>
-        <w:rPr>
-          <w:rFonts w:ascii="Tahoma" w:eastAsia="微软雅黑" w:hAnsi="Tahoma" w:hint="eastAsia"/>
-          <w:kern w:val="0"/>
-          <w:sz w:val="22"/>
-        </w:rPr>
-        <w:t>bgm</w:t>
-      </w:r>
-      <w:proofErr w:type="gramStart"/>
-      <w:r>
-        <w:rPr>
-          <w:rFonts w:ascii="Tahoma" w:eastAsia="微软雅黑" w:hAnsi="Tahoma" w:hint="eastAsia"/>
-          <w:kern w:val="0"/>
-          <w:sz w:val="22"/>
-        </w:rPr>
-        <w:t>是纯狐的</w:t>
-      </w:r>
-      <w:proofErr w:type="gramEnd"/>
-      <w:r>
-        <w:rPr>
-          <w:rFonts w:ascii="Tahoma" w:eastAsia="微软雅黑" w:hAnsi="Tahoma" w:hint="eastAsia"/>
-          <w:kern w:val="0"/>
-          <w:sz w:val="22"/>
-        </w:rPr>
-        <w:t>）</w:t>
-      </w:r>
-    </w:p>
-    <w:p>
-      <w:pPr>
-        <w:widowControl/>
-        <w:snapToGrid w:val="0"/>
-        <w:jc w:val="left"/>
-        <w:rPr>
-          <w:rFonts w:ascii="Tahoma" w:eastAsia="微软雅黑" w:hAnsi="Tahoma"/>
-          <w:kern w:val="0"/>
-          <w:sz w:val="22"/>
-        </w:rPr>
-      </w:pPr>
-      <w:r>
-        <w:rPr>
-          <w:rFonts w:ascii="Tahoma" w:eastAsia="微软雅黑" w:hAnsi="Tahoma" w:hint="eastAsia"/>
-          <w:kern w:val="0"/>
-          <w:sz w:val="22"/>
-        </w:rPr>
-        <w:t>本来打算放示例里面，</w:t>
-      </w:r>
-      <w:r>
-        <w:rPr>
-          <w:rFonts w:ascii="Tahoma" w:eastAsia="微软雅黑" w:hAnsi="Tahoma" w:hint="eastAsia"/>
-          <w:kern w:val="0"/>
-          <w:sz w:val="22"/>
-        </w:rPr>
-        <w:t>随便在示例地图里面</w:t>
-      </w:r>
-      <w:r>
-        <w:rPr>
-          <w:rFonts w:ascii="Tahoma" w:eastAsia="微软雅黑" w:hAnsi="Tahoma" w:hint="eastAsia"/>
-          <w:kern w:val="0"/>
-          <w:sz w:val="22"/>
-        </w:rPr>
-        <w:t>改改</w:t>
-      </w:r>
-      <w:r>
-        <w:rPr>
-          <w:rFonts w:ascii="Tahoma" w:eastAsia="微软雅黑" w:hAnsi="Tahoma" w:hint="eastAsia"/>
-          <w:kern w:val="0"/>
-          <w:sz w:val="22"/>
-        </w:rPr>
-        <w:t>bgm</w:t>
-      </w:r>
-      <w:r>
-        <w:rPr>
-          <w:rFonts w:ascii="Tahoma" w:eastAsia="微软雅黑" w:hAnsi="Tahoma" w:hint="eastAsia"/>
-          <w:kern w:val="0"/>
-          <w:sz w:val="22"/>
-        </w:rPr>
-        <w:t>就好了。</w:t>
-      </w:r>
-    </w:p>
-    <w:p>
-      <w:pPr>
-        <w:widowControl/>
-        <w:snapToGrid w:val="0"/>
-        <w:jc w:val="left"/>
-        <w:rPr>
-          <w:rFonts w:ascii="Tahoma" w:eastAsia="微软雅黑" w:hAnsi="Tahoma"/>
-          <w:kern w:val="0"/>
-          <w:sz w:val="22"/>
-        </w:rPr>
-      </w:pPr>
-      <w:r>
-        <w:rPr>
-          <w:rFonts w:ascii="Tahoma" w:eastAsia="微软雅黑" w:hAnsi="Tahoma" w:hint="eastAsia"/>
-          <w:kern w:val="0"/>
-          <w:sz w:val="22"/>
-        </w:rPr>
-        <w:t>但是，我想起我示例里面已经有个图书馆了，但是它长下面这样……</w:t>
-      </w:r>
-    </w:p>
-    <w:p>
-      <w:pPr>
-        <w:widowControl/>
-        <w:jc w:val="center"/>
-        <w:rPr>
-          <w:rFonts w:ascii="宋体" w:eastAsia="宋体" w:hAnsi="宋体" w:cs="宋体" w:hint="eastAsia"/>
-          <w:kern w:val="0"/>
-          <w:sz w:val="24"/>
-          <w:szCs w:val="24"/>
-        </w:rPr>
-      </w:pPr>
-      <w:r>
-        <w:rPr>
-          <w:rFonts w:ascii="宋体" w:eastAsia="宋体" w:hAnsi="宋体" w:cs="宋体"/>
-          <w:noProof/>
-          <w:kern w:val="0"/>
-          <w:sz w:val="24"/>
-          <w:szCs w:val="24"/>
-        </w:rPr>
-        <w:drawing>
-          <wp:inline distT="0" distB="0" distL="0" distR="0" wp14:anchorId="2FAAA89F" wp14:editId="4DE9D0BF">
-            <wp:extent cx="3159955" cy="2339340"/>
-            <wp:effectExtent l="0" t="0" r="2540" b="3810"/>
-            <wp:docPr id="1702883790" name="图片 15"/>
-            <wp:cNvGraphicFramePr>
-              <a:graphicFrameLocks xmlns:a="http://schemas.openxmlformats.org/drawingml/2006/main" noChangeAspect="1"/>
-            </wp:cNvGraphicFramePr>
-            <a:graphic xmlns:a="http://schemas.openxmlformats.org/drawingml/2006/main">
-              <a:graphicData uri="http://schemas.openxmlformats.org/drawingml/2006/picture">
-                <pic:pic xmlns:pic="http://schemas.openxmlformats.org/drawingml/2006/picture">
-                  <pic:nvPicPr>
-                    <pic:cNvPr id="0" name="Picture 29"/>
-                    <pic:cNvPicPr>
-                      <a:picLocks noChangeAspect="1" noChangeArrowheads="1"/>
-                    </pic:cNvPicPr>
-                  </pic:nvPicPr>
-                  <pic:blipFill>
-                    <a:blip r:embed="rId22" cstate="print">
-                      <a:extLst>
-                        <a:ext uri="{28A0092B-C50C-407E-A947-70E740481C1C}">
-                          <a14:useLocalDpi xmlns:a14="http://schemas.microsoft.com/office/drawing/2010/main" val="0"/>
-                        </a:ext>
-                      </a:extLst>
-                    </a:blip>
-                    <a:srcRect/>
-                    <a:stretch>
-                      <a:fillRect/>
-                    </a:stretch>
-                  </pic:blipFill>
-                  <pic:spPr bwMode="auto">
-                    <a:xfrm>
-                      <a:off x="0" y="0"/>
-                      <a:ext cx="3168277" cy="2345500"/>
-                    </a:xfrm>
-                    <a:prstGeom prst="rect">
-                      <a:avLst/>
-                    </a:prstGeom>
-                    <a:noFill/>
-                    <a:ln>
-                      <a:noFill/>
-                    </a:ln>
-                  </pic:spPr>
-                </pic:pic>
-              </a:graphicData>
-            </a:graphic>
-          </wp:inline>
-        </w:drawing>
-      </w:r>
-    </w:p>
-    <w:p>
-      <w:pPr>
-        <w:widowControl/>
-        <w:snapToGrid w:val="0"/>
-        <w:jc w:val="left"/>
-        <w:rPr>
-          <w:rFonts w:ascii="Tahoma" w:eastAsia="微软雅黑" w:hAnsi="Tahoma"/>
-          <w:kern w:val="0"/>
-          <w:sz w:val="22"/>
-        </w:rPr>
-      </w:pPr>
-      <w:r>
-        <w:rPr>
-          <w:rFonts w:ascii="Tahoma" w:eastAsia="微软雅黑" w:hAnsi="Tahoma" w:hint="eastAsia"/>
-          <w:kern w:val="0"/>
-          <w:sz w:val="22"/>
-        </w:rPr>
-        <w:t>太</w:t>
-      </w:r>
-      <w:proofErr w:type="gramStart"/>
-      <w:r>
-        <w:rPr>
-          <w:rFonts w:ascii="Tahoma" w:eastAsia="微软雅黑" w:hAnsi="Tahoma" w:hint="eastAsia"/>
-          <w:kern w:val="0"/>
-          <w:sz w:val="22"/>
-        </w:rPr>
-        <w:t>垃</w:t>
-      </w:r>
-      <w:proofErr w:type="gramEnd"/>
-      <w:r>
-        <w:rPr>
-          <w:rFonts w:ascii="Tahoma" w:eastAsia="微软雅黑" w:hAnsi="Tahoma" w:hint="eastAsia"/>
-          <w:kern w:val="0"/>
-          <w:sz w:val="22"/>
-        </w:rPr>
-        <w:t>了</w:t>
-      </w:r>
-      <w:r>
-        <w:rPr>
-          <w:rFonts w:ascii="Tahoma" w:eastAsia="微软雅黑" w:hAnsi="Tahoma" w:hint="eastAsia"/>
-          <w:kern w:val="0"/>
-          <w:sz w:val="22"/>
-        </w:rPr>
-        <w:t>(</w:t>
-      </w:r>
-      <w:r>
-        <w:rPr>
-          <w:rFonts w:ascii="Tahoma" w:eastAsia="微软雅黑" w:hAnsi="Tahoma" w:hint="eastAsia"/>
-          <w:kern w:val="0"/>
-          <w:sz w:val="22"/>
-        </w:rPr>
-        <w:t>╯‵□′</w:t>
-      </w:r>
-      <w:r>
-        <w:rPr>
-          <w:rFonts w:ascii="Tahoma" w:eastAsia="微软雅黑" w:hAnsi="Tahoma" w:hint="eastAsia"/>
-          <w:kern w:val="0"/>
-          <w:sz w:val="22"/>
-        </w:rPr>
-        <w:t>)</w:t>
-      </w:r>
-      <w:r>
-        <w:rPr>
-          <w:rFonts w:ascii="Tahoma" w:eastAsia="微软雅黑" w:hAnsi="Tahoma" w:hint="eastAsia"/>
-          <w:kern w:val="0"/>
-          <w:sz w:val="22"/>
-        </w:rPr>
-        <w:t>╯︵┻━┻</w:t>
-      </w:r>
-    </w:p>
-    <w:p>
-      <w:pPr>
-        <w:widowControl/>
-        <w:snapToGrid w:val="0"/>
-        <w:jc w:val="left"/>
-        <w:rPr>
-          <w:rFonts w:ascii="Tahoma" w:eastAsia="微软雅黑" w:hAnsi="Tahoma"/>
-          <w:kern w:val="0"/>
-          <w:sz w:val="22"/>
-        </w:rPr>
-      </w:pPr>
-      <w:r>
-        <w:rPr>
-          <w:rFonts w:ascii="Tahoma" w:eastAsia="微软雅黑" w:hAnsi="Tahoma" w:hint="eastAsia"/>
-          <w:kern w:val="0"/>
-          <w:sz w:val="22"/>
-        </w:rPr>
-        <w:t>好歹也搞个像样点的图书馆的屋子呀</w:t>
-      </w:r>
-      <w:r>
-        <w:rPr>
-          <w:rFonts w:ascii="Tahoma" w:eastAsia="微软雅黑" w:hAnsi="Tahoma" w:hint="eastAsia"/>
-          <w:kern w:val="0"/>
-          <w:sz w:val="22"/>
-        </w:rPr>
-        <w:t>。</w:t>
-      </w:r>
-    </w:p>
-    <w:p>
-      <w:pPr>
-        <w:widowControl/>
-        <w:snapToGrid w:val="0"/>
-        <w:jc w:val="left"/>
-        <w:rPr>
-          <w:rFonts w:ascii="Tahoma" w:eastAsia="微软雅黑" w:hAnsi="Tahoma"/>
-          <w:kern w:val="0"/>
-          <w:sz w:val="22"/>
-        </w:rPr>
-      </w:pPr>
-      <w:r>
-        <w:rPr>
-          <w:rFonts w:ascii="Tahoma" w:eastAsia="微软雅黑" w:hAnsi="Tahoma" w:hint="eastAsia"/>
-          <w:kern w:val="0"/>
-          <w:sz w:val="22"/>
-        </w:rPr>
-        <w:t>垃圾的图书馆塑料板配不上这个</w:t>
-      </w:r>
-      <w:r>
-        <w:rPr>
-          <w:rFonts w:ascii="Tahoma" w:eastAsia="微软雅黑" w:hAnsi="Tahoma" w:hint="eastAsia"/>
-          <w:kern w:val="0"/>
-          <w:sz w:val="22"/>
-        </w:rPr>
-        <w:t>bgm</w:t>
-      </w:r>
-      <w:r>
-        <w:rPr>
-          <w:rFonts w:ascii="Tahoma" w:eastAsia="微软雅黑" w:hAnsi="Tahoma" w:hint="eastAsia"/>
-          <w:kern w:val="0"/>
-          <w:sz w:val="22"/>
-        </w:rPr>
-        <w:t>。</w:t>
-      </w:r>
-    </w:p>
-    <w:p>
-      <w:pPr>
-        <w:widowControl/>
-        <w:jc w:val="left"/>
-        <w:rPr>
-          <w:rFonts w:ascii="Tahoma" w:eastAsia="微软雅黑" w:hAnsi="Tahoma"/>
-          <w:kern w:val="0"/>
-          <w:sz w:val="22"/>
-        </w:rPr>
-      </w:pPr>
-      <w:r>
-        <w:rPr>
-          <w:rFonts w:ascii="Tahoma" w:eastAsia="微软雅黑" w:hAnsi="Tahoma"/>
-          <w:kern w:val="0"/>
-          <w:sz w:val="22"/>
-        </w:rPr>
-        <w:br w:type="page"/>
-      </w:r>
-    </w:p>
-    <w:p>
-      <w:pPr>
-        <w:widowControl/>
-        <w:snapToGrid w:val="0"/>
-        <w:jc w:val="left"/>
-        <w:rPr>
-          <w:rFonts w:ascii="Tahoma" w:eastAsia="微软雅黑" w:hAnsi="Tahoma"/>
-          <w:kern w:val="0"/>
-          <w:sz w:val="22"/>
-        </w:rPr>
-      </w:pPr>
-      <w:r>
-        <w:rPr>
-          <w:rFonts w:ascii="Tahoma" w:eastAsia="微软雅黑" w:hAnsi="Tahoma" w:hint="eastAsia"/>
-          <w:kern w:val="0"/>
-          <w:sz w:val="22"/>
-        </w:rPr>
-        <w:lastRenderedPageBreak/>
-        <w:t>群友给我提供了图书馆</w:t>
-      </w:r>
-      <w:proofErr w:type="gramStart"/>
-      <w:r>
-        <w:rPr>
-          <w:rFonts w:ascii="Tahoma" w:eastAsia="微软雅黑" w:hAnsi="Tahoma" w:hint="eastAsia"/>
-          <w:kern w:val="0"/>
-          <w:sz w:val="22"/>
-        </w:rPr>
-        <w:t>的图块是</w:t>
-      </w:r>
-      <w:proofErr w:type="gramEnd"/>
-      <w:r>
-        <w:rPr>
-          <w:rFonts w:ascii="Tahoma" w:eastAsia="微软雅黑" w:hAnsi="Tahoma" w:hint="eastAsia"/>
-          <w:kern w:val="0"/>
-          <w:sz w:val="22"/>
-        </w:rPr>
-        <w:t>这样的：</w:t>
-      </w:r>
-    </w:p>
-    <w:p>
-      <w:pPr>
-        <w:widowControl/>
-        <w:snapToGrid w:val="0"/>
-        <w:jc w:val="center"/>
-        <w:rPr>
-          <w:rFonts w:ascii="Tahoma" w:eastAsia="微软雅黑" w:hAnsi="Tahoma"/>
-          <w:kern w:val="0"/>
-          <w:sz w:val="22"/>
-        </w:rPr>
-      </w:pPr>
-      <w:r>
-        <w:rPr>
-          <w:rFonts w:ascii="Tahoma" w:eastAsia="微软雅黑" w:hAnsi="Tahoma"/>
-          <w:noProof/>
-          <w:kern w:val="0"/>
-          <w:sz w:val="22"/>
-        </w:rPr>
-        <w:drawing>
-          <wp:inline distT="0" distB="0" distL="0" distR="0" wp14:anchorId="2A09F72B" wp14:editId="24C5EA93">
-            <wp:extent cx="2613660" cy="1991554"/>
-            <wp:effectExtent l="0" t="0" r="0" b="8890"/>
-            <wp:docPr id="342881479" name="图片 17"/>
-            <wp:cNvGraphicFramePr>
-              <a:graphicFrameLocks xmlns:a="http://schemas.openxmlformats.org/drawingml/2006/main" noChangeAspect="1"/>
-            </wp:cNvGraphicFramePr>
-            <a:graphic xmlns:a="http://schemas.openxmlformats.org/drawingml/2006/main">
-              <a:graphicData uri="http://schemas.openxmlformats.org/drawingml/2006/picture">
-                <pic:pic xmlns:pic="http://schemas.openxmlformats.org/drawingml/2006/picture">
-                  <pic:nvPicPr>
-                    <pic:cNvPr id="0" name="Picture 33"/>
-                    <pic:cNvPicPr>
-                      <a:picLocks noChangeAspect="1" noChangeArrowheads="1"/>
-                    </pic:cNvPicPr>
-                  </pic:nvPicPr>
-                  <pic:blipFill>
-                    <a:blip r:embed="rId23" cstate="print">
-                      <a:extLst>
-                        <a:ext uri="{28A0092B-C50C-407E-A947-70E740481C1C}">
-                          <a14:useLocalDpi xmlns:a14="http://schemas.microsoft.com/office/drawing/2010/main" val="0"/>
-                        </a:ext>
-                      </a:extLst>
-                    </a:blip>
-                    <a:srcRect/>
-                    <a:stretch>
-                      <a:fillRect/>
-                    </a:stretch>
-                  </pic:blipFill>
-                  <pic:spPr bwMode="auto">
-                    <a:xfrm>
-                      <a:off x="0" y="0"/>
-                      <a:ext cx="2621393" cy="1997447"/>
-                    </a:xfrm>
-                    <a:prstGeom prst="rect">
-                      <a:avLst/>
-                    </a:prstGeom>
-                    <a:noFill/>
-                    <a:ln>
-                      <a:noFill/>
-                    </a:ln>
-                  </pic:spPr>
-                </pic:pic>
-              </a:graphicData>
-            </a:graphic>
-          </wp:inline>
-        </w:drawing>
-      </w:r>
-    </w:p>
-    <w:p>
-      <w:pPr>
-        <w:widowControl/>
-        <w:snapToGrid w:val="0"/>
-        <w:jc w:val="left"/>
-        <w:rPr>
-          <w:rFonts w:ascii="Tahoma" w:eastAsia="微软雅黑" w:hAnsi="Tahoma"/>
-          <w:kern w:val="0"/>
-          <w:sz w:val="22"/>
-        </w:rPr>
-      </w:pPr>
-      <w:r>
-        <w:rPr>
-          <w:rFonts w:ascii="Tahoma" w:eastAsia="微软雅黑" w:hAnsi="Tahoma" w:hint="eastAsia"/>
-          <w:kern w:val="0"/>
-          <w:sz w:val="22"/>
-        </w:rPr>
-        <w:t>但是我心里想的图书馆是这样的：</w:t>
-      </w:r>
-    </w:p>
-    <w:p>
-      <w:pPr>
-        <w:widowControl/>
-        <w:snapToGrid w:val="0"/>
-        <w:jc w:val="right"/>
-        <w:rPr>
-          <w:rFonts w:ascii="Tahoma" w:eastAsia="微软雅黑" w:hAnsi="Tahoma"/>
-          <w:kern w:val="0"/>
-          <w:sz w:val="22"/>
-        </w:rPr>
-      </w:pPr>
-      <w:r>
-        <w:rPr>
-          <w:noProof/>
-        </w:rPr>
-        <w:drawing>
-          <wp:inline distT="0" distB="0" distL="0" distR="0" wp14:anchorId="4F806654" wp14:editId="2A414377">
-            <wp:extent cx="2665730" cy="1453217"/>
-            <wp:effectExtent l="0" t="0" r="1270" b="0"/>
-            <wp:docPr id="830183300" name="图片 18"/>
-            <wp:cNvGraphicFramePr>
-              <a:graphicFrameLocks xmlns:a="http://schemas.openxmlformats.org/drawingml/2006/main" noChangeAspect="1"/>
-            </wp:cNvGraphicFramePr>
-            <a:graphic xmlns:a="http://schemas.openxmlformats.org/drawingml/2006/main">
-              <a:graphicData uri="http://schemas.openxmlformats.org/drawingml/2006/picture">
-                <pic:pic xmlns:pic="http://schemas.openxmlformats.org/drawingml/2006/picture">
-                  <pic:nvPicPr>
-                    <pic:cNvPr id="0" name="Picture 35"/>
-                    <pic:cNvPicPr>
-                      <a:picLocks noChangeAspect="1" noChangeArrowheads="1"/>
-                    </pic:cNvPicPr>
-                  </pic:nvPicPr>
-                  <pic:blipFill>
-                    <a:blip r:embed="rId24" cstate="print">
-                      <a:extLst>
-                        <a:ext uri="{28A0092B-C50C-407E-A947-70E740481C1C}">
-                          <a14:useLocalDpi xmlns:a14="http://schemas.microsoft.com/office/drawing/2010/main" val="0"/>
-                        </a:ext>
-                      </a:extLst>
-                    </a:blip>
-                    <a:srcRect/>
-                    <a:stretch>
-                      <a:fillRect/>
-                    </a:stretch>
-                  </pic:blipFill>
-                  <pic:spPr bwMode="auto">
-                    <a:xfrm>
-                      <a:off x="0" y="0"/>
-                      <a:ext cx="2691808" cy="1467433"/>
-                    </a:xfrm>
-                    <a:prstGeom prst="rect">
-                      <a:avLst/>
-                    </a:prstGeom>
-                    <a:noFill/>
-                    <a:ln>
-                      <a:noFill/>
-                    </a:ln>
-                  </pic:spPr>
-                </pic:pic>
-              </a:graphicData>
-            </a:graphic>
-          </wp:inline>
-        </w:drawing>
-      </w:r>
-      <w:r>
-        <w:rPr>
-          <w:rFonts w:ascii="Tahoma" w:eastAsia="微软雅黑" w:hAnsi="Tahoma" w:hint="eastAsia"/>
-          <w:kern w:val="0"/>
-          <w:sz w:val="22"/>
-        </w:rPr>
-        <w:t xml:space="preserve"> </w:t>
-      </w:r>
-      <w:r>
-        <w:rPr>
-          <w:noProof/>
-        </w:rPr>
-        <w:drawing>
-          <wp:inline distT="0" distB="0" distL="0" distR="0" wp14:anchorId="07DDACEF" wp14:editId="11B36548">
-            <wp:extent cx="2484120" cy="1449321"/>
-            <wp:effectExtent l="0" t="0" r="0" b="0"/>
-            <wp:docPr id="1733191875" name="图片 19"/>
-            <wp:cNvGraphicFramePr>
-              <a:graphicFrameLocks xmlns:a="http://schemas.openxmlformats.org/drawingml/2006/main" noChangeAspect="1"/>
-            </wp:cNvGraphicFramePr>
-            <a:graphic xmlns:a="http://schemas.openxmlformats.org/drawingml/2006/main">
-              <a:graphicData uri="http://schemas.openxmlformats.org/drawingml/2006/picture">
-                <pic:pic xmlns:pic="http://schemas.openxmlformats.org/drawingml/2006/picture">
-                  <pic:nvPicPr>
-                    <pic:cNvPr id="0" name="Picture 37"/>
-                    <pic:cNvPicPr>
-                      <a:picLocks noChangeAspect="1" noChangeArrowheads="1"/>
-                    </pic:cNvPicPr>
-                  </pic:nvPicPr>
-                  <pic:blipFill>
-                    <a:blip r:embed="rId25" cstate="print">
-                      <a:extLst>
-                        <a:ext uri="{28A0092B-C50C-407E-A947-70E740481C1C}">
-                          <a14:useLocalDpi xmlns:a14="http://schemas.microsoft.com/office/drawing/2010/main" val="0"/>
-                        </a:ext>
-                      </a:extLst>
-                    </a:blip>
-                    <a:srcRect/>
-                    <a:stretch>
-                      <a:fillRect/>
-                    </a:stretch>
-                  </pic:blipFill>
-                  <pic:spPr bwMode="auto">
-                    <a:xfrm>
-                      <a:off x="0" y="0"/>
-                      <a:ext cx="2499233" cy="1458139"/>
-                    </a:xfrm>
-                    <a:prstGeom prst="rect">
-                      <a:avLst/>
-                    </a:prstGeom>
-                    <a:noFill/>
-                    <a:ln>
-                      <a:noFill/>
-                    </a:ln>
-                  </pic:spPr>
-                </pic:pic>
-              </a:graphicData>
-            </a:graphic>
-          </wp:inline>
-        </w:drawing>
-      </w:r>
-    </w:p>
-    <w:p>
-      <w:pPr>
-        <w:widowControl/>
-        <w:snapToGrid w:val="0"/>
-        <w:jc w:val="center"/>
-        <w:rPr>
-          <w:rFonts w:ascii="Tahoma" w:eastAsia="微软雅黑" w:hAnsi="Tahoma"/>
-          <w:kern w:val="0"/>
-          <w:sz w:val="22"/>
-        </w:rPr>
-      </w:pPr>
-      <w:r>
-        <w:rPr>
-          <w:noProof/>
-        </w:rPr>
-        <w:drawing>
-          <wp:inline distT="0" distB="0" distL="0" distR="0" wp14:anchorId="6686C5D0" wp14:editId="599A5B74">
-            <wp:extent cx="2583180" cy="1500583"/>
-            <wp:effectExtent l="0" t="0" r="7620" b="4445"/>
-            <wp:docPr id="800926340" name="图片 20"/>
-            <wp:cNvGraphicFramePr>
-              <a:graphicFrameLocks xmlns:a="http://schemas.openxmlformats.org/drawingml/2006/main" noChangeAspect="1"/>
-            </wp:cNvGraphicFramePr>
-            <a:graphic xmlns:a="http://schemas.openxmlformats.org/drawingml/2006/main">
-              <a:graphicData uri="http://schemas.openxmlformats.org/drawingml/2006/picture">
-                <pic:pic xmlns:pic="http://schemas.openxmlformats.org/drawingml/2006/picture">
-                  <pic:nvPicPr>
-                    <pic:cNvPr id="0" name="Picture 39"/>
-                    <pic:cNvPicPr>
-                      <a:picLocks noChangeAspect="1" noChangeArrowheads="1"/>
-                    </pic:cNvPicPr>
-                  </pic:nvPicPr>
-                  <pic:blipFill>
-                    <a:blip r:embed="rId26" cstate="print">
-                      <a:extLst>
-                        <a:ext uri="{28A0092B-C50C-407E-A947-70E740481C1C}">
-                          <a14:useLocalDpi xmlns:a14="http://schemas.microsoft.com/office/drawing/2010/main" val="0"/>
-                        </a:ext>
-                      </a:extLst>
-                    </a:blip>
-                    <a:srcRect/>
-                    <a:stretch>
-                      <a:fillRect/>
-                    </a:stretch>
-                  </pic:blipFill>
-                  <pic:spPr bwMode="auto">
-                    <a:xfrm>
-                      <a:off x="0" y="0"/>
-                      <a:ext cx="2591874" cy="1505633"/>
-                    </a:xfrm>
-                    <a:prstGeom prst="rect">
-                      <a:avLst/>
-                    </a:prstGeom>
-                    <a:noFill/>
-                    <a:ln>
-                      <a:noFill/>
-                    </a:ln>
-                  </pic:spPr>
-                </pic:pic>
-              </a:graphicData>
-            </a:graphic>
-          </wp:inline>
-        </w:drawing>
-      </w:r>
-      <w:r>
-        <w:rPr>
-          <w:noProof/>
-        </w:rPr>
-        <w:drawing>
-          <wp:inline distT="0" distB="0" distL="0" distR="0" wp14:anchorId="6133007C" wp14:editId="07AB81AC">
-            <wp:extent cx="2583180" cy="1492808"/>
-            <wp:effectExtent l="0" t="0" r="7620" b="0"/>
-            <wp:docPr id="219407390" name="图片 21"/>
-            <wp:cNvGraphicFramePr>
-              <a:graphicFrameLocks xmlns:a="http://schemas.openxmlformats.org/drawingml/2006/main" noChangeAspect="1"/>
-            </wp:cNvGraphicFramePr>
-            <a:graphic xmlns:a="http://schemas.openxmlformats.org/drawingml/2006/main">
-              <a:graphicData uri="http://schemas.openxmlformats.org/drawingml/2006/picture">
-                <pic:pic xmlns:pic="http://schemas.openxmlformats.org/drawingml/2006/picture">
-                  <pic:nvPicPr>
-                    <pic:cNvPr id="0" name="Picture 41"/>
-                    <pic:cNvPicPr>
-                      <a:picLocks noChangeAspect="1" noChangeArrowheads="1"/>
-                    </pic:cNvPicPr>
-                  </pic:nvPicPr>
-                  <pic:blipFill>
-                    <a:blip r:embed="rId27" cstate="print">
-                      <a:extLst>
-                        <a:ext uri="{28A0092B-C50C-407E-A947-70E740481C1C}">
-                          <a14:useLocalDpi xmlns:a14="http://schemas.microsoft.com/office/drawing/2010/main" val="0"/>
-                        </a:ext>
-                      </a:extLst>
-                    </a:blip>
-                    <a:srcRect/>
-                    <a:stretch>
-                      <a:fillRect/>
-                    </a:stretch>
-                  </pic:blipFill>
-                  <pic:spPr bwMode="auto">
-                    <a:xfrm>
-                      <a:off x="0" y="0"/>
-                      <a:ext cx="2590996" cy="1497325"/>
-                    </a:xfrm>
-                    <a:prstGeom prst="rect">
-                      <a:avLst/>
-                    </a:prstGeom>
-                    <a:noFill/>
-                    <a:ln>
-                      <a:noFill/>
-                    </a:ln>
-                  </pic:spPr>
-                </pic:pic>
-              </a:graphicData>
-            </a:graphic>
-          </wp:inline>
-        </w:drawing>
-      </w:r>
-    </w:p>
-    <w:p>
-      <w:pPr>
-        <w:widowControl/>
-        <w:snapToGrid w:val="0"/>
-        <w:rPr>
-          <w:rFonts w:ascii="Tahoma" w:eastAsia="微软雅黑" w:hAnsi="Tahoma"/>
-          <w:kern w:val="0"/>
-          <w:sz w:val="22"/>
-        </w:rPr>
-      </w:pPr>
-      <w:r>
-        <w:rPr>
-          <w:rFonts w:ascii="Tahoma" w:eastAsia="微软雅黑" w:hAnsi="Tahoma" w:hint="eastAsia"/>
-          <w:kern w:val="0"/>
-          <w:sz w:val="22"/>
-        </w:rPr>
-        <w:t>算了，我自己画了。</w:t>
-      </w:r>
-    </w:p>
-    <w:p>
-      <w:pPr>
-        <w:widowControl/>
-        <w:snapToGrid w:val="0"/>
-        <w:jc w:val="center"/>
-        <w:rPr>
-          <w:rFonts w:ascii="Tahoma" w:eastAsia="微软雅黑" w:hAnsi="Tahoma"/>
-          <w:kern w:val="0"/>
-          <w:sz w:val="22"/>
-        </w:rPr>
-      </w:pPr>
-      <w:r>
-        <w:rPr>
-          <w:noProof/>
-        </w:rPr>
-        <w:drawing>
-          <wp:inline distT="0" distB="0" distL="0" distR="0" wp14:anchorId="22E8B4AC" wp14:editId="4002ACBC">
-            <wp:extent cx="4716780" cy="2358390"/>
-            <wp:effectExtent l="0" t="0" r="7620" b="3810"/>
-            <wp:docPr id="692593062" name="图片 692593062"/>
-            <wp:cNvGraphicFramePr>
-              <a:graphicFrameLocks xmlns:a="http://schemas.openxmlformats.org/drawingml/2006/main" noChangeAspect="1"/>
-            </wp:cNvGraphicFramePr>
-            <a:graphic xmlns:a="http://schemas.openxmlformats.org/drawingml/2006/main">
-              <a:graphicData uri="http://schemas.openxmlformats.org/drawingml/2006/picture">
-                <pic:pic xmlns:pic="http://schemas.openxmlformats.org/drawingml/2006/picture">
-                  <pic:nvPicPr>
-                    <pic:cNvPr id="0" name="Picture 1"/>
-                    <pic:cNvPicPr>
-                      <a:picLocks noChangeAspect="1" noChangeArrowheads="1"/>
-                    </pic:cNvPicPr>
-                  </pic:nvPicPr>
-                  <pic:blipFill>
-                    <a:blip r:embed="rId28">
-                      <a:extLst>
-                        <a:ext uri="{28A0092B-C50C-407E-A947-70E740481C1C}">
-                          <a14:useLocalDpi xmlns:a14="http://schemas.microsoft.com/office/drawing/2010/main" val="0"/>
-                        </a:ext>
-                      </a:extLst>
-                    </a:blip>
-                    <a:srcRect/>
-                    <a:stretch>
-                      <a:fillRect/>
-                    </a:stretch>
-                  </pic:blipFill>
-                  <pic:spPr bwMode="auto">
-                    <a:xfrm>
-                      <a:off x="0" y="0"/>
-                      <a:ext cx="4716780" cy="2358390"/>
-                    </a:xfrm>
-                    <a:prstGeom prst="rect">
-                      <a:avLst/>
-                    </a:prstGeom>
-                    <a:noFill/>
-                    <a:ln>
-                      <a:noFill/>
-                    </a:ln>
-                  </pic:spPr>
-                </pic:pic>
-              </a:graphicData>
-            </a:graphic>
-          </wp:inline>
-        </w:drawing>
-      </w:r>
-    </w:p>
-    <w:p>
-      <w:pPr>
-        <w:widowControl/>
-        <w:jc w:val="left"/>
-        <w:rPr>
-          <w:rFonts w:ascii="Tahoma" w:eastAsia="微软雅黑" w:hAnsi="Tahoma"/>
-          <w:kern w:val="0"/>
-          <w:sz w:val="22"/>
-        </w:rPr>
-      </w:pPr>
-      <w:r>
-        <w:rPr>
-          <w:rFonts w:ascii="Tahoma" w:eastAsia="微软雅黑" w:hAnsi="Tahoma"/>
-          <w:kern w:val="0"/>
-          <w:sz w:val="22"/>
-        </w:rPr>
-        <w:br w:type="page"/>
-      </w:r>
-    </w:p>
-    <w:p>
-      <w:pPr>
-        <w:pStyle w:val="3"/>
-        <w:rPr>
-          <w:rFonts w:hint="eastAsia"/>
-          <w:sz w:val="28"/>
-        </w:rPr>
-      </w:pPr>
-      <w:proofErr w:type="gramStart"/>
-      <w:r>
-        <w:rPr>
-          <w:rFonts w:hint="eastAsia"/>
-          <w:sz w:val="28"/>
         </w:rPr>
         <w:lastRenderedPageBreak/>
         <w:t>图块绘制</w:t>
@@ -4047,14 +3873,21 @@
     <w:p>
       <w:pPr>
         <w:widowControl/>
-        <w:snapToGrid w:val="0"/>
         <w:jc w:val="left"/>
         <w:rPr>
-          <w:rFonts w:ascii="Tahoma" w:eastAsia="微软雅黑" w:hAnsi="Tahoma"/>
-          <w:kern w:val="0"/>
-          <w:sz w:val="22"/>
-        </w:rPr>
-      </w:pPr>
+          <w:rFonts w:ascii="Tahoma" w:eastAsia="微软雅黑" w:hAnsi="Tahoma" w:hint="eastAsia"/>
+          <w:kern w:val="0"/>
+          <w:sz w:val="22"/>
+        </w:rPr>
+      </w:pPr>
+      <w:r>
+        <w:rPr>
+          <w:rFonts w:ascii="Tahoma" w:eastAsia="微软雅黑" w:hAnsi="Tahoma"/>
+          <w:kern w:val="0"/>
+          <w:sz w:val="22"/>
+        </w:rPr>
+        <w:br w:type="page"/>
+      </w:r>
     </w:p>
     <w:p>
       <w:pPr>
@@ -5337,13 +5170,11 @@
         <w:pStyle w:val="3"/>
         <w:rPr>
           <w:rFonts w:hint="eastAsia"/>
-          <w:sz w:val="28"/>
         </w:rPr>
       </w:pPr>
       <w:r>
         <w:rPr>
           <w:rFonts w:hint="eastAsia"/>
-          <w:sz w:val="28"/>
         </w:rPr>
         <w:lastRenderedPageBreak/>
         <w:t>事件设计</w:t>
@@ -5911,19 +5742,31 @@
           <w:rFonts w:hint="eastAsia"/>
         </w:rPr>
         <w:lastRenderedPageBreak/>
+        <w:t>===</w:t>
+      </w:r>
+      <w:r>
+        <w:rPr>
+          <w:rFonts w:hint="eastAsia"/>
+        </w:rPr>
         <w:t>瞎改编故事图书馆</w:t>
       </w:r>
       <w:r>
         <w:rPr>
           <w:rFonts w:hint="eastAsia"/>
         </w:rPr>
+        <w:t xml:space="preserve"> </w:t>
+      </w:r>
+      <w:r>
+        <w:rPr>
+          <w:rFonts w:hint="eastAsia"/>
+        </w:rPr>
         <w:t>-</w:t>
       </w:r>
       <w:r>
         <w:rPr>
           <w:rFonts w:hint="eastAsia"/>
         </w:rPr>
-        <w:t>细节问题</w:t>
+        <w:t xml:space="preserve"> 注意事项===</w:t>
       </w:r>
     </w:p>
     <w:p>
@@ -5931,27 +5774,23 @@
         <w:pStyle w:val="3"/>
         <w:rPr>
           <w:rFonts w:hint="eastAsia"/>
-          <w:sz w:val="28"/>
         </w:rPr>
       </w:pPr>
       <w:r>
         <w:rPr>
           <w:rFonts w:hint="eastAsia"/>
-          <w:sz w:val="28"/>
         </w:rPr>
         <w:t>小窗</w:t>
       </w:r>
       <w:r>
         <w:rPr>
           <w:rFonts w:hint="eastAsia"/>
-          <w:sz w:val="28"/>
         </w:rPr>
         <w:t>阳光与</w:t>
       </w:r>
       <w:r>
         <w:rPr>
           <w:rFonts w:hint="eastAsia"/>
-          <w:sz w:val="28"/>
         </w:rPr>
         <w:t>大阳光投射</w:t>
       </w:r>
@@ -6454,13 +6293,11 @@
         <w:pStyle w:val="3"/>
         <w:rPr>
           <w:rFonts w:hint="eastAsia"/>
-          <w:sz w:val="28"/>
         </w:rPr>
       </w:pPr>
       <w:r>
         <w:rPr>
           <w:rFonts w:hint="eastAsia"/>
-          <w:sz w:val="28"/>
         </w:rPr>
         <w:lastRenderedPageBreak/>
         <w:t>阶梯阻塞问题</w:t>
@@ -7525,41 +7362,42 @@
     <w:uiPriority w:val="9"/>
     <w:unhideWhenUsed/>
     <w:qFormat/>
-    <w:rsid w:val="00AA0818"/>
+    <w:rsid w:val="002F3ECA"/>
     <w:pPr>
       <w:keepNext/>
       <w:keepLines/>
-      <w:spacing w:before="260" w:after="260" w:line="416" w:lineRule="auto"/>
+      <w:spacing w:before="120" w:after="120" w:line="415" w:lineRule="auto"/>
       <w:outlineLvl w:val="2"/>
     </w:pPr>
     <w:rPr>
       <w:b/>
       <w:bCs/>
-      <w:sz w:val="32"/>
-      <w:szCs w:val="32"/>
+      <w:sz w:val="28"/>
+      <w:szCs w:val="28"/>
     </w:rPr>
   </w:style>
   <w:style w:type="paragraph" w:styleId="4">
     <w:name w:val="heading 4"/>
+    <w:aliases w:val="第三层条,第四层,(１)黑小三,36标题4,标题 4 Char Char,1.1.1.1,1.1.1.1标题 4,H4,h4,PIM 4,第四层1 Char,第四层1,四级标题,四级,bullet,bl,bb,论文标题 3,论文标题3,四级标题 Char,36标题 4,第三层条1.1,1.1.1.1 标题 4,第三层条1,第三层条2,第三层条3,第三层条4,第三层条5,第三层条6,第三层条7,第三层条8,第三层条9,第三层条10,第三层条11,第三层条12,第三层条13,标题 4-lzg"/>
     <w:basedOn w:val="a"/>
     <w:next w:val="a"/>
     <w:link w:val="40"/>
     <w:uiPriority w:val="9"/>
     <w:unhideWhenUsed/>
     <w:qFormat/>
-    <w:rsid w:val="00E354C4"/>
+    <w:rsid w:val="00AF011C"/>
     <w:pPr>
       <w:keepNext/>
       <w:keepLines/>
-      <w:spacing w:before="280" w:after="290" w:line="376" w:lineRule="auto"/>
+      <w:snapToGrid w:val="0"/>
+      <w:spacing w:before="120" w:after="120"/>
       <w:outlineLvl w:val="3"/>
     </w:pPr>
     <w:rPr>
-      <w:rFonts w:asciiTheme="majorHAnsi" w:eastAsiaTheme="majorEastAsia" w:hAnsiTheme="majorHAnsi" w:cstheme="majorBidi"/>
+      <w:rFonts w:ascii="微软雅黑" w:eastAsia="微软雅黑" w:hAnsi="微软雅黑" w:cstheme="majorBidi"/>
       <w:b/>
       <w:bCs/>
-      <w:sz w:val="28"/>
-      <w:szCs w:val="28"/>
+      <w:sz w:val="22"/>
     </w:rPr>
   </w:style>
   <w:style w:type="character" w:default="1" w:styleId="a0">
@@ -7815,12 +7653,12 @@
     <w:basedOn w:val="a0"/>
     <w:link w:val="3"/>
     <w:uiPriority w:val="9"/>
-    <w:rsid w:val="00AA0818"/>
+    <w:rsid w:val="002F3ECA"/>
     <w:rPr>
       <w:b/>
       <w:bCs/>
-      <w:sz w:val="32"/>
-      <w:szCs w:val="32"/>
+      <w:sz w:val="28"/>
+      <w:szCs w:val="28"/>
     </w:rPr>
   </w:style>
   <w:style w:type="paragraph" w:styleId="af1">
@@ -7847,16 +7685,16 @@
   </w:style>
   <w:style w:type="character" w:customStyle="1" w:styleId="40">
     <w:name w:val="标题 4 字符"/>
+    <w:aliases w:val="第三层条 字符,第四层 字符,(１)黑小三 字符,36标题4 字符,标题 4 Char Char 字符,1.1.1.1 字符,1.1.1.1标题 4 字符,H4 字符,h4 字符,PIM 4 字符,第四层1 Char 字符,第四层1 字符,四级标题 字符,四级 字符,bullet 字符,bl 字符,bb 字符,论文标题 3 字符,论文标题3 字符,四级标题 Char 字符,36标题 4 字符,第三层条1.1 字符,1.1.1.1 标题 4 字符,第三层条1 字符,第三层条2 字符"/>
     <w:basedOn w:val="a0"/>
     <w:link w:val="4"/>
     <w:uiPriority w:val="9"/>
-    <w:rsid w:val="00E354C4"/>
+    <w:rsid w:val="00AF011C"/>
     <w:rPr>
-      <w:rFonts w:asciiTheme="majorHAnsi" w:eastAsiaTheme="majorEastAsia" w:hAnsiTheme="majorHAnsi" w:cstheme="majorBidi"/>
+      <w:rFonts w:ascii="微软雅黑" w:eastAsia="微软雅黑" w:hAnsi="微软雅黑" w:cstheme="majorBidi"/>
       <w:b/>
       <w:bCs/>
-      <w:sz w:val="28"/>
-      <w:szCs w:val="28"/>
+      <w:sz w:val="22"/>
     </w:rPr>
   </w:style>
 </w:styles>
